--- a/semestre-1/desenvolvimento-de-sistemas-1/resumos/resumo-aula02-ds1.docx
+++ b/semestre-1/desenvolvimento-de-sistemas-1/resumos/resumo-aula02-ds1.docx
@@ -110,23 +110,87 @@
           <w:sz w:val="24"/>
           <w:szCs w:val="24"/>
         </w:rPr>
-        <w:t xml:space="preserve">Desenvolvedor: </w:t>
-      </w:r>
-      <w:r>
-        <w:rPr>
-          <w:rFonts w:ascii="Arial" w:hAnsi="Arial" w:cs="Arial"/>
-          <w:sz w:val="24"/>
-          <w:szCs w:val="24"/>
-        </w:rPr>
-        <w:t>constrói softwares por meio de instruções (comunicação com o computador) capazes de realizar tarefas.</w:t>
-      </w:r>
-      <w:r>
-        <w:rPr>
-          <w:rFonts w:ascii="Arial" w:hAnsi="Arial" w:cs="Arial"/>
+        <w:t xml:space="preserve">Variável: </w:t>
+      </w:r>
+      <w:r>
+        <w:rPr>
+          <w:rFonts w:ascii="Arial" w:hAnsi="Arial" w:cs="Arial"/>
+          <w:sz w:val="24"/>
+          <w:szCs w:val="24"/>
+        </w:rPr>
+        <w:t xml:space="preserve">é um lugar na memória que guarda algum tipo de dado (valor). </w:t>
+      </w:r>
+      <w:r>
+        <w:rPr>
+          <w:rFonts w:ascii="Arial" w:hAnsi="Arial" w:cs="Arial"/>
+          <w:sz w:val="24"/>
+          <w:szCs w:val="24"/>
+        </w:rPr>
+        <w:t xml:space="preserve">Os valores de uma variável hora assumem um valor, hora assumem outro, é </w:t>
+      </w:r>
+      <w:r>
+        <w:rPr>
+          <w:rFonts w:ascii="Arial" w:hAnsi="Arial" w:cs="Arial"/>
+          <w:b/>
+          <w:bCs/>
+          <w:sz w:val="24"/>
+          <w:szCs w:val="24"/>
+        </w:rPr>
+        <w:t>relativo e dinâmico</w:t>
+      </w:r>
+      <w:r>
+        <w:rPr>
+          <w:rFonts w:ascii="Arial" w:hAnsi="Arial" w:cs="Arial"/>
+          <w:sz w:val="24"/>
+          <w:szCs w:val="24"/>
+        </w:rPr>
+        <w:t xml:space="preserve">, ou seja, é </w:t>
+      </w:r>
+      <w:r>
+        <w:rPr>
+          <w:rFonts w:ascii="Arial" w:hAnsi="Arial" w:cs="Arial"/>
+          <w:b/>
+          <w:bCs/>
+          <w:sz w:val="24"/>
+          <w:szCs w:val="24"/>
+        </w:rPr>
+        <w:t>variável.</w:t>
+      </w:r>
+      <w:r>
+        <w:rPr>
+          <w:rFonts w:ascii="Arial" w:hAnsi="Arial" w:cs="Arial"/>
+          <w:b/>
+          <w:bCs/>
           <w:sz w:val="24"/>
           <w:szCs w:val="24"/>
         </w:rPr>
         <w:t xml:space="preserve"> </w:t>
+      </w:r>
+      <w:r>
+        <w:rPr>
+          <w:rFonts w:ascii="Arial" w:hAnsi="Arial" w:cs="Arial"/>
+          <w:sz w:val="24"/>
+          <w:szCs w:val="24"/>
+        </w:rPr>
+        <w:t xml:space="preserve">A principal função de uma variável é fazer </w:t>
+      </w:r>
+      <w:r>
+        <w:rPr>
+          <w:rFonts w:ascii="Arial" w:hAnsi="Arial" w:cs="Arial"/>
+          <w:b/>
+          <w:bCs/>
+          <w:sz w:val="24"/>
+          <w:szCs w:val="24"/>
+        </w:rPr>
+        <w:t xml:space="preserve">reutilizar </w:t>
+      </w:r>
+      <w:r>
+        <w:rPr>
+          <w:rFonts w:ascii="Arial" w:hAnsi="Arial" w:cs="Arial"/>
+          <w:sz w:val="24"/>
+          <w:szCs w:val="24"/>
+        </w:rPr>
+        <w:t>um valor que foi armazenado.</w:t>
       </w:r>
     </w:p>
     <w:p>
@@ -138,12 +202,4995 @@
           <w:szCs w:val="24"/>
         </w:rPr>
       </w:pPr>
+      <w:r>
+        <w:rPr>
+          <w:rFonts w:ascii="Arial" w:hAnsi="Arial" w:cs="Arial"/>
+          <w:sz w:val="24"/>
+          <w:szCs w:val="24"/>
+        </w:rPr>
+        <w:drawing>
+          <wp:anchor distT="0" distB="0" distL="114300" distR="114300" simplePos="0" relativeHeight="251658240" behindDoc="1" locked="0" layoutInCell="1" allowOverlap="1" wp14:anchorId="1649E881" wp14:editId="0A5C8D5B">
+            <wp:simplePos x="0" y="0"/>
+            <wp:positionH relativeFrom="column">
+              <wp:posOffset>0</wp:posOffset>
+            </wp:positionH>
+            <wp:positionV relativeFrom="paragraph">
+              <wp:posOffset>5080</wp:posOffset>
+            </wp:positionV>
+            <wp:extent cx="2819400" cy="1741805"/>
+            <wp:effectExtent l="0" t="0" r="0" b="0"/>
+            <wp:wrapTight wrapText="bothSides">
+              <wp:wrapPolygon edited="0">
+                <wp:start x="0" y="0"/>
+                <wp:lineTo x="0" y="21261"/>
+                <wp:lineTo x="21454" y="21261"/>
+                <wp:lineTo x="21454" y="0"/>
+                <wp:lineTo x="0" y="0"/>
+              </wp:wrapPolygon>
+            </wp:wrapTight>
+            <wp:docPr id="1" name="Imagem 1"/>
+            <wp:cNvGraphicFramePr>
+              <a:graphicFrameLocks xmlns:a="http://schemas.openxmlformats.org/drawingml/2006/main" noChangeAspect="1"/>
+            </wp:cNvGraphicFramePr>
+            <a:graphic xmlns:a="http://schemas.openxmlformats.org/drawingml/2006/main">
+              <a:graphicData uri="http://schemas.openxmlformats.org/drawingml/2006/picture">
+                <pic:pic xmlns:pic="http://schemas.openxmlformats.org/drawingml/2006/picture">
+                  <pic:nvPicPr>
+                    <pic:cNvPr id="1" name=""/>
+                    <pic:cNvPicPr/>
+                  </pic:nvPicPr>
+                  <pic:blipFill>
+                    <a:blip r:embed="rId5">
+                      <a:extLst>
+                        <a:ext uri="{28A0092B-C50C-407E-A947-70E740481C1C}">
+                          <a14:useLocalDpi xmlns:a14="http://schemas.microsoft.com/office/drawing/2010/main" val="0"/>
+                        </a:ext>
+                      </a:extLst>
+                    </a:blip>
+                    <a:stretch>
+                      <a:fillRect/>
+                    </a:stretch>
+                  </pic:blipFill>
+                  <pic:spPr>
+                    <a:xfrm>
+                      <a:off x="0" y="0"/>
+                      <a:ext cx="2819400" cy="1741805"/>
+                    </a:xfrm>
+                    <a:prstGeom prst="rect">
+                      <a:avLst/>
+                    </a:prstGeom>
+                  </pic:spPr>
+                </pic:pic>
+              </a:graphicData>
+            </a:graphic>
+            <wp14:sizeRelH relativeFrom="margin">
+              <wp14:pctWidth>0</wp14:pctWidth>
+            </wp14:sizeRelH>
+            <wp14:sizeRelV relativeFrom="margin">
+              <wp14:pctHeight>0</wp14:pctHeight>
+            </wp14:sizeRelV>
+          </wp:anchor>
+        </w:drawing>
+      </w:r>
+      <w:r>
+        <w:rPr>
+          <w:rFonts w:ascii="Arial" w:hAnsi="Arial" w:cs="Arial"/>
+          <w:sz w:val="24"/>
+          <w:szCs w:val="24"/>
+        </w:rPr>
+        <w:t xml:space="preserve"> </w:t>
+      </w:r>
+      <w:r>
+        <w:rPr>
+          <w:rFonts w:ascii="Arial" w:hAnsi="Arial" w:cs="Arial"/>
+          <w:sz w:val="24"/>
+          <w:szCs w:val="24"/>
+        </w:rPr>
+        <w:tab/>
+      </w:r>
     </w:p>
     <w:p>
       <w:pPr>
         <w:jc w:val="both"/>
         <w:rPr>
           <w:rFonts w:ascii="Arial" w:hAnsi="Arial" w:cs="Arial"/>
+          <w:sz w:val="24"/>
+          <w:szCs w:val="24"/>
+        </w:rPr>
+      </w:pPr>
+      <w:r>
+        <w:rPr>
+          <w:rFonts w:ascii="Arial" w:hAnsi="Arial" w:cs="Arial"/>
+          <w:sz w:val="24"/>
+          <w:szCs w:val="24"/>
+        </w:rPr>
+        <w:tab/>
+      </w:r>
+      <w:r>
+        <w:rPr>
+          <w:rFonts w:ascii="Arial" w:hAnsi="Arial" w:cs="Arial"/>
+          <w:sz w:val="24"/>
+          <w:szCs w:val="24"/>
+        </w:rPr>
+        <w:tab/>
+      </w:r>
+      <w:r>
+        <w:rPr>
+          <w:rFonts w:ascii="Arial" w:hAnsi="Arial" w:cs="Arial"/>
+          <w:sz w:val="24"/>
+          <w:szCs w:val="24"/>
+        </w:rPr>
+        <w:t>Tal qual a um armário que tem lugares específicos para guardar objetos específicos, uma memória tem slots específicos para guardar diferentes tipos de dados e diferentes tamanhos.</w:t>
+      </w:r>
+    </w:p>
+    <w:p>
+      <w:pPr>
+        <w:jc w:val="both"/>
+        <w:rPr>
+          <w:rFonts w:ascii="Arial" w:hAnsi="Arial" w:cs="Arial"/>
+          <w:sz w:val="24"/>
+          <w:szCs w:val="24"/>
+        </w:rPr>
+      </w:pPr>
+      <w:r>
+        <w:rPr>
+          <w:rFonts w:ascii="Arial" w:hAnsi="Arial" w:cs="Arial"/>
+          <w:sz w:val="24"/>
+          <w:szCs w:val="24"/>
+        </w:rPr>
+        <w:tab/>
+      </w:r>
+      <w:r>
+        <w:rPr>
+          <w:rFonts w:ascii="Arial" w:hAnsi="Arial" w:cs="Arial"/>
+          <w:sz w:val="24"/>
+          <w:szCs w:val="24"/>
+        </w:rPr>
+        <w:tab/>
+        <w:t xml:space="preserve">Toda vez que eu quiser guardar um novo dado “bola vermelha” talvez seja necessário remover um dado antigo “bola amarela” para ganhar o slot </w:t>
+      </w:r>
+    </w:p>
+    <w:p>
+      <w:pPr>
+        <w:jc w:val="both"/>
+        <w:rPr>
+          <w:rFonts w:ascii="Arial" w:hAnsi="Arial" w:cs="Arial"/>
+          <w:sz w:val="24"/>
+          <w:szCs w:val="24"/>
+        </w:rPr>
+      </w:pPr>
+    </w:p>
+    <w:p>
+      <w:pPr>
+        <w:jc w:val="both"/>
+        <w:rPr>
+          <w:rFonts w:ascii="Arial" w:hAnsi="Arial" w:cs="Arial"/>
+          <w:b/>
+          <w:bCs/>
+          <w:sz w:val="24"/>
+          <w:szCs w:val="24"/>
+        </w:rPr>
+      </w:pPr>
+      <w:r>
+        <w:rPr>
+          <w:rFonts w:ascii="Arial" w:hAnsi="Arial" w:cs="Arial"/>
+          <w:b/>
+          <w:bCs/>
+          <w:sz w:val="24"/>
+          <w:szCs w:val="24"/>
+        </w:rPr>
+        <w:t xml:space="preserve">Regras para identificadores: </w:t>
+      </w:r>
+    </w:p>
+    <w:p>
+      <w:pPr>
+        <w:pStyle w:val="PargrafodaLista"/>
+        <w:numPr>
+          <w:ilvl w:val="0"/>
+          <w:numId w:val="13"/>
+        </w:numPr>
+        <w:jc w:val="both"/>
+        <w:rPr>
+          <w:rFonts w:ascii="Arial" w:hAnsi="Arial" w:cs="Arial"/>
+          <w:b/>
+          <w:bCs/>
+          <w:sz w:val="24"/>
+          <w:szCs w:val="24"/>
+        </w:rPr>
+      </w:pPr>
+      <w:r>
+        <w:rPr>
+          <w:rFonts w:ascii="Arial" w:hAnsi="Arial" w:cs="Arial"/>
+          <w:sz w:val="24"/>
+          <w:szCs w:val="24"/>
+        </w:rPr>
+        <w:t xml:space="preserve">Deve começar com uma </w:t>
+      </w:r>
+      <w:r>
+        <w:rPr>
+          <w:rFonts w:ascii="Arial" w:hAnsi="Arial" w:cs="Arial"/>
+          <w:b/>
+          <w:bCs/>
+          <w:sz w:val="24"/>
+          <w:szCs w:val="24"/>
+        </w:rPr>
+        <w:t>letra;</w:t>
+      </w:r>
+    </w:p>
+    <w:p>
+      <w:pPr>
+        <w:pStyle w:val="PargrafodaLista"/>
+        <w:numPr>
+          <w:ilvl w:val="0"/>
+          <w:numId w:val="13"/>
+        </w:numPr>
+        <w:jc w:val="both"/>
+        <w:rPr>
+          <w:rFonts w:ascii="Arial" w:hAnsi="Arial" w:cs="Arial"/>
+          <w:b/>
+          <w:bCs/>
+          <w:sz w:val="24"/>
+          <w:szCs w:val="24"/>
+        </w:rPr>
+      </w:pPr>
+      <w:r>
+        <w:rPr>
+          <w:rFonts w:ascii="Arial" w:hAnsi="Arial" w:cs="Arial"/>
+          <w:sz w:val="24"/>
+          <w:szCs w:val="24"/>
+        </w:rPr>
+        <w:t xml:space="preserve">Os próximos caracteres podem ser </w:t>
+      </w:r>
+      <w:r>
+        <w:rPr>
+          <w:rFonts w:ascii="Arial" w:hAnsi="Arial" w:cs="Arial"/>
+          <w:b/>
+          <w:bCs/>
+          <w:sz w:val="24"/>
+          <w:szCs w:val="24"/>
+        </w:rPr>
+        <w:t xml:space="preserve">letras </w:t>
+      </w:r>
+      <w:r>
+        <w:rPr>
+          <w:rFonts w:ascii="Arial" w:hAnsi="Arial" w:cs="Arial"/>
+          <w:sz w:val="24"/>
+          <w:szCs w:val="24"/>
+        </w:rPr>
+        <w:t xml:space="preserve">ou </w:t>
+      </w:r>
+      <w:r>
+        <w:rPr>
+          <w:rFonts w:ascii="Arial" w:hAnsi="Arial" w:cs="Arial"/>
+          <w:b/>
+          <w:bCs/>
+          <w:sz w:val="24"/>
+          <w:szCs w:val="24"/>
+        </w:rPr>
+        <w:t>números;</w:t>
+      </w:r>
+    </w:p>
+    <w:p>
+      <w:pPr>
+        <w:pStyle w:val="PargrafodaLista"/>
+        <w:numPr>
+          <w:ilvl w:val="0"/>
+          <w:numId w:val="13"/>
+        </w:numPr>
+        <w:jc w:val="both"/>
+        <w:rPr>
+          <w:rFonts w:ascii="Arial" w:hAnsi="Arial" w:cs="Arial"/>
+          <w:b/>
+          <w:bCs/>
+          <w:sz w:val="24"/>
+          <w:szCs w:val="24"/>
+        </w:rPr>
+      </w:pPr>
+      <w:r>
+        <w:rPr>
+          <w:rFonts w:ascii="Arial" w:hAnsi="Arial" w:cs="Arial"/>
+          <w:b/>
+          <w:bCs/>
+          <w:sz w:val="24"/>
+          <w:szCs w:val="24"/>
+        </w:rPr>
+        <w:t xml:space="preserve">Não </w:t>
+      </w:r>
+      <w:r>
+        <w:rPr>
+          <w:rFonts w:ascii="Arial" w:hAnsi="Arial" w:cs="Arial"/>
+          <w:sz w:val="24"/>
+          <w:szCs w:val="24"/>
+        </w:rPr>
+        <w:t xml:space="preserve">pode ter </w:t>
+      </w:r>
+      <w:r>
+        <w:rPr>
+          <w:rFonts w:ascii="Arial" w:hAnsi="Arial" w:cs="Arial"/>
+          <w:b/>
+          <w:bCs/>
+          <w:sz w:val="24"/>
+          <w:szCs w:val="24"/>
+        </w:rPr>
+        <w:t xml:space="preserve">símbolo, </w:t>
+      </w:r>
+      <w:r>
+        <w:rPr>
+          <w:rFonts w:ascii="Arial" w:hAnsi="Arial" w:cs="Arial"/>
+          <w:sz w:val="24"/>
+          <w:szCs w:val="24"/>
+        </w:rPr>
+        <w:t xml:space="preserve">apenas </w:t>
+      </w:r>
+      <w:r>
+        <w:rPr>
+          <w:rFonts w:ascii="Arial" w:hAnsi="Arial" w:cs="Arial"/>
+          <w:b/>
+          <w:bCs/>
+          <w:sz w:val="24"/>
+          <w:szCs w:val="24"/>
+        </w:rPr>
+        <w:softHyphen/>
+        <w:t xml:space="preserve">– </w:t>
+      </w:r>
+      <w:r>
+        <w:rPr>
+          <w:rFonts w:ascii="Arial" w:hAnsi="Arial" w:cs="Arial"/>
+          <w:sz w:val="24"/>
+          <w:szCs w:val="24"/>
+        </w:rPr>
+        <w:t xml:space="preserve">ou </w:t>
+      </w:r>
+      <w:r>
+        <w:rPr>
+          <w:rFonts w:ascii="Arial" w:hAnsi="Arial" w:cs="Arial"/>
+          <w:b/>
+          <w:bCs/>
+          <w:sz w:val="24"/>
+          <w:szCs w:val="24"/>
+        </w:rPr>
+        <w:t>_;</w:t>
+      </w:r>
+    </w:p>
+    <w:p>
+      <w:pPr>
+        <w:pStyle w:val="PargrafodaLista"/>
+        <w:numPr>
+          <w:ilvl w:val="0"/>
+          <w:numId w:val="13"/>
+        </w:numPr>
+        <w:jc w:val="both"/>
+        <w:rPr>
+          <w:rFonts w:ascii="Arial" w:hAnsi="Arial" w:cs="Arial"/>
+          <w:b/>
+          <w:bCs/>
+          <w:sz w:val="24"/>
+          <w:szCs w:val="24"/>
+        </w:rPr>
+      </w:pPr>
+      <w:r>
+        <w:rPr>
+          <w:rFonts w:ascii="Arial" w:hAnsi="Arial" w:cs="Arial"/>
+          <w:b/>
+          <w:bCs/>
+          <w:sz w:val="24"/>
+          <w:szCs w:val="24"/>
+        </w:rPr>
+        <w:t xml:space="preserve">Não </w:t>
+      </w:r>
+      <w:r>
+        <w:rPr>
+          <w:rFonts w:ascii="Arial" w:hAnsi="Arial" w:cs="Arial"/>
+          <w:sz w:val="24"/>
+          <w:szCs w:val="24"/>
+        </w:rPr>
+        <w:t xml:space="preserve">pode ter </w:t>
+      </w:r>
+      <w:r>
+        <w:rPr>
+          <w:rFonts w:ascii="Arial" w:hAnsi="Arial" w:cs="Arial"/>
+          <w:b/>
+          <w:bCs/>
+          <w:sz w:val="24"/>
+          <w:szCs w:val="24"/>
+        </w:rPr>
+        <w:t>espaço em branco;</w:t>
+      </w:r>
+    </w:p>
+    <w:p>
+      <w:pPr>
+        <w:pStyle w:val="PargrafodaLista"/>
+        <w:numPr>
+          <w:ilvl w:val="0"/>
+          <w:numId w:val="13"/>
+        </w:numPr>
+        <w:jc w:val="both"/>
+        <w:rPr>
+          <w:rFonts w:ascii="Arial" w:hAnsi="Arial" w:cs="Arial"/>
+          <w:b/>
+          <w:bCs/>
+          <w:sz w:val="24"/>
+          <w:szCs w:val="24"/>
+        </w:rPr>
+      </w:pPr>
+      <w:r>
+        <w:rPr>
+          <w:rFonts w:ascii="Arial" w:hAnsi="Arial" w:cs="Arial"/>
+          <w:b/>
+          <w:bCs/>
+          <w:sz w:val="24"/>
+          <w:szCs w:val="24"/>
+        </w:rPr>
+        <w:t xml:space="preserve">Não </w:t>
+      </w:r>
+      <w:r>
+        <w:rPr>
+          <w:rFonts w:ascii="Arial" w:hAnsi="Arial" w:cs="Arial"/>
+          <w:sz w:val="24"/>
+          <w:szCs w:val="24"/>
+        </w:rPr>
+        <w:t xml:space="preserve">pode ter </w:t>
+      </w:r>
+      <w:r>
+        <w:rPr>
+          <w:rFonts w:ascii="Arial" w:hAnsi="Arial" w:cs="Arial"/>
+          <w:b/>
+          <w:bCs/>
+          <w:sz w:val="24"/>
+          <w:szCs w:val="24"/>
+        </w:rPr>
+        <w:t>letras acentuadas;</w:t>
+      </w:r>
+    </w:p>
+    <w:p>
+      <w:pPr>
+        <w:pStyle w:val="PargrafodaLista"/>
+        <w:numPr>
+          <w:ilvl w:val="0"/>
+          <w:numId w:val="13"/>
+        </w:numPr>
+        <w:jc w:val="both"/>
+        <w:rPr>
+          <w:rFonts w:ascii="Arial" w:hAnsi="Arial" w:cs="Arial"/>
+          <w:b/>
+          <w:bCs/>
+          <w:sz w:val="24"/>
+          <w:szCs w:val="24"/>
+        </w:rPr>
+      </w:pPr>
+      <w:r>
+        <w:rPr>
+          <w:rFonts w:ascii="Arial" w:hAnsi="Arial" w:cs="Arial"/>
+          <w:b/>
+          <w:bCs/>
+          <w:sz w:val="24"/>
+          <w:szCs w:val="24"/>
+        </w:rPr>
+        <w:t xml:space="preserve">Não </w:t>
+      </w:r>
+      <w:r>
+        <w:rPr>
+          <w:rFonts w:ascii="Arial" w:hAnsi="Arial" w:cs="Arial"/>
+          <w:sz w:val="24"/>
+          <w:szCs w:val="24"/>
+        </w:rPr>
+        <w:t xml:space="preserve">pode ser </w:t>
+      </w:r>
+      <w:r>
+        <w:rPr>
+          <w:rFonts w:ascii="Arial" w:hAnsi="Arial" w:cs="Arial"/>
+          <w:b/>
+          <w:bCs/>
+          <w:sz w:val="24"/>
+          <w:szCs w:val="24"/>
+        </w:rPr>
+        <w:t xml:space="preserve">palavra reservada </w:t>
+      </w:r>
+      <w:r>
+        <w:rPr>
+          <w:rFonts w:ascii="Arial" w:hAnsi="Arial" w:cs="Arial"/>
+          <w:sz w:val="24"/>
+          <w:szCs w:val="24"/>
+        </w:rPr>
+        <w:t>(pela própria linguagem – console.log);</w:t>
+      </w:r>
+    </w:p>
+    <w:p>
+      <w:pPr>
+        <w:jc w:val="both"/>
+        <w:rPr>
+          <w:rFonts w:ascii="Arial" w:hAnsi="Arial" w:cs="Arial"/>
+          <w:sz w:val="24"/>
+          <w:szCs w:val="24"/>
+        </w:rPr>
+      </w:pPr>
+      <w:r>
+        <w:rPr>
+          <w:rFonts w:ascii="Arial" w:hAnsi="Arial" w:cs="Arial"/>
+          <w:b/>
+          <w:bCs/>
+          <w:sz w:val="24"/>
+          <w:szCs w:val="24"/>
+        </w:rPr>
+        <w:t xml:space="preserve">Dica: </w:t>
+      </w:r>
+      <w:r>
+        <w:rPr>
+          <w:rFonts w:ascii="Arial" w:hAnsi="Arial" w:cs="Arial"/>
+          <w:sz w:val="24"/>
+          <w:szCs w:val="24"/>
+        </w:rPr>
+        <w:t>Evite abreviações, gírias internas e escolha nomes intuitivos (</w:t>
+      </w:r>
+      <w:proofErr w:type="spellStart"/>
+      <w:r>
+        <w:rPr>
+          <w:rFonts w:ascii="Arial" w:hAnsi="Arial" w:cs="Arial"/>
+          <w:sz w:val="24"/>
+          <w:szCs w:val="24"/>
+        </w:rPr>
+        <w:t>DolarNaoConvertido</w:t>
+      </w:r>
+      <w:proofErr w:type="spellEnd"/>
+      <w:r>
+        <w:rPr>
+          <w:rFonts w:ascii="Arial" w:hAnsi="Arial" w:cs="Arial"/>
+          <w:sz w:val="24"/>
+          <w:szCs w:val="24"/>
+        </w:rPr>
+        <w:t>).</w:t>
+      </w:r>
+    </w:p>
+    <w:p>
+      <w:pPr>
+        <w:jc w:val="both"/>
+        <w:rPr>
+          <w:rFonts w:ascii="Arial" w:hAnsi="Arial" w:cs="Arial"/>
+          <w:sz w:val="24"/>
+          <w:szCs w:val="24"/>
+        </w:rPr>
+      </w:pPr>
+    </w:p>
+    <w:p>
+      <w:pPr>
+        <w:jc w:val="both"/>
+        <w:rPr>
+          <w:rFonts w:ascii="Arial" w:hAnsi="Arial" w:cs="Arial"/>
+          <w:sz w:val="24"/>
+          <w:szCs w:val="24"/>
+        </w:rPr>
+      </w:pPr>
+      <w:r>
+        <w:rPr>
+          <w:rFonts w:ascii="Arial" w:hAnsi="Arial" w:cs="Arial"/>
+          <w:b/>
+          <w:bCs/>
+          <w:sz w:val="24"/>
+          <w:szCs w:val="24"/>
+        </w:rPr>
+        <w:t xml:space="preserve">Exemplo prático: </w:t>
+      </w:r>
+      <w:r>
+        <w:rPr>
+          <w:rFonts w:ascii="Arial" w:hAnsi="Arial" w:cs="Arial"/>
+          <w:sz w:val="24"/>
+          <w:szCs w:val="24"/>
+        </w:rPr>
+        <w:t>Login de usuário</w:t>
+      </w:r>
+      <w:r>
+        <w:rPr>
+          <w:rFonts w:ascii="Arial" w:hAnsi="Arial" w:cs="Arial"/>
+          <w:sz w:val="24"/>
+          <w:szCs w:val="24"/>
+        </w:rPr>
+        <w:t xml:space="preserve">. </w:t>
+      </w:r>
+      <w:proofErr w:type="spellStart"/>
+      <w:r>
+        <w:rPr>
+          <w:rFonts w:ascii="Arial" w:hAnsi="Arial" w:cs="Arial"/>
+          <w:sz w:val="24"/>
+          <w:szCs w:val="24"/>
+        </w:rPr>
+        <w:t>Usuario</w:t>
+      </w:r>
+      <w:proofErr w:type="spellEnd"/>
+      <w:r>
+        <w:rPr>
+          <w:rFonts w:ascii="Arial" w:hAnsi="Arial" w:cs="Arial"/>
+          <w:sz w:val="24"/>
+          <w:szCs w:val="24"/>
+        </w:rPr>
+        <w:t xml:space="preserve"> = formulário -&gt; </w:t>
+      </w:r>
+      <w:proofErr w:type="gramStart"/>
+      <w:r>
+        <w:rPr>
+          <w:rFonts w:ascii="Arial" w:hAnsi="Arial" w:cs="Arial"/>
+          <w:sz w:val="24"/>
+          <w:szCs w:val="24"/>
+        </w:rPr>
+        <w:t xml:space="preserve">nome; </w:t>
+      </w:r>
+      <w:r>
+        <w:rPr>
+          <w:rFonts w:ascii="Arial" w:hAnsi="Arial" w:cs="Arial"/>
+          <w:sz w:val="24"/>
+          <w:szCs w:val="24"/>
+        </w:rPr>
+        <w:t xml:space="preserve"> </w:t>
+      </w:r>
+      <w:r>
+        <w:rPr>
+          <w:rFonts w:ascii="Arial" w:hAnsi="Arial" w:cs="Arial"/>
+          <w:sz w:val="24"/>
+          <w:szCs w:val="24"/>
+        </w:rPr>
+        <w:t>Telefone</w:t>
+      </w:r>
+      <w:proofErr w:type="gramEnd"/>
+      <w:r>
+        <w:rPr>
+          <w:rFonts w:ascii="Arial" w:hAnsi="Arial" w:cs="Arial"/>
+          <w:sz w:val="24"/>
+          <w:szCs w:val="24"/>
+        </w:rPr>
+        <w:t xml:space="preserve"> = formulário -&gt; telefone;</w:t>
+      </w:r>
+      <w:r>
+        <w:rPr>
+          <w:rFonts w:ascii="Arial" w:hAnsi="Arial" w:cs="Arial"/>
+          <w:sz w:val="24"/>
+          <w:szCs w:val="24"/>
+        </w:rPr>
+        <w:t xml:space="preserve"> </w:t>
+      </w:r>
+      <w:r>
+        <w:rPr>
+          <w:rFonts w:ascii="Arial" w:hAnsi="Arial" w:cs="Arial"/>
+          <w:sz w:val="24"/>
+          <w:szCs w:val="24"/>
+        </w:rPr>
+        <w:t xml:space="preserve">As variáveis </w:t>
+      </w:r>
+      <w:proofErr w:type="spellStart"/>
+      <w:r>
+        <w:rPr>
+          <w:rFonts w:ascii="Arial" w:hAnsi="Arial" w:cs="Arial"/>
+          <w:sz w:val="24"/>
+          <w:szCs w:val="24"/>
+        </w:rPr>
+        <w:t>Usuario</w:t>
+      </w:r>
+      <w:proofErr w:type="spellEnd"/>
+      <w:r>
+        <w:rPr>
+          <w:rFonts w:ascii="Arial" w:hAnsi="Arial" w:cs="Arial"/>
+          <w:sz w:val="24"/>
+          <w:szCs w:val="24"/>
+        </w:rPr>
+        <w:t xml:space="preserve"> e Telefone = (recebem) os dados das respectivas entradas.</w:t>
+      </w:r>
+    </w:p>
+    <w:p>
+      <w:pPr>
+        <w:jc w:val="both"/>
+        <w:rPr>
+          <w:rFonts w:ascii="Arial" w:hAnsi="Arial" w:cs="Arial"/>
+          <w:sz w:val="24"/>
+          <w:szCs w:val="24"/>
+        </w:rPr>
+      </w:pPr>
+      <w:r>
+        <w:rPr>
+          <w:rFonts w:ascii="Arial" w:hAnsi="Arial" w:cs="Arial"/>
+          <w:sz w:val="24"/>
+          <w:szCs w:val="24"/>
+        </w:rPr>
+        <w:tab/>
+      </w:r>
+      <w:r>
+        <w:rPr>
+          <w:rFonts w:ascii="Arial" w:hAnsi="Arial" w:cs="Arial"/>
+          <w:b/>
+          <w:bCs/>
+          <w:sz w:val="24"/>
+          <w:szCs w:val="24"/>
+        </w:rPr>
+        <w:t xml:space="preserve">Concatenação: </w:t>
+      </w:r>
+      <w:r>
+        <w:rPr>
+          <w:rFonts w:ascii="Arial" w:hAnsi="Arial" w:cs="Arial"/>
+          <w:sz w:val="24"/>
+          <w:szCs w:val="24"/>
+        </w:rPr>
+        <w:t>“Olá [</w:t>
+      </w:r>
+      <w:proofErr w:type="spellStart"/>
+      <w:r>
+        <w:rPr>
+          <w:rFonts w:ascii="Arial" w:hAnsi="Arial" w:cs="Arial"/>
+          <w:sz w:val="24"/>
+          <w:szCs w:val="24"/>
+        </w:rPr>
+        <w:t>Usuario</w:t>
+      </w:r>
+      <w:proofErr w:type="spellEnd"/>
+      <w:r>
+        <w:rPr>
+          <w:rFonts w:ascii="Arial" w:hAnsi="Arial" w:cs="Arial"/>
+          <w:sz w:val="24"/>
+          <w:szCs w:val="24"/>
+        </w:rPr>
+        <w:t>], seu número de telefone foi cadastrado, ligaremos para [Telefone].</w:t>
+      </w:r>
+    </w:p>
+    <w:p>
+      <w:pPr>
+        <w:jc w:val="both"/>
+        <w:rPr>
+          <w:rFonts w:ascii="Arial" w:hAnsi="Arial" w:cs="Arial"/>
+          <w:sz w:val="24"/>
+          <w:szCs w:val="24"/>
+        </w:rPr>
+      </w:pPr>
+    </w:p>
+    <w:p>
+      <w:pPr>
+        <w:pStyle w:val="PargrafodaLista"/>
+        <w:numPr>
+          <w:ilvl w:val="0"/>
+          <w:numId w:val="14"/>
+        </w:numPr>
+        <w:jc w:val="both"/>
+        <w:rPr>
+          <w:rFonts w:ascii="Arial" w:hAnsi="Arial" w:cs="Arial"/>
+          <w:sz w:val="24"/>
+          <w:szCs w:val="24"/>
+        </w:rPr>
+      </w:pPr>
+      <w:hyperlink r:id="rId6" w:history="1">
+        <w:r>
+          <w:rPr>
+            <w:rStyle w:val="Hyperlink"/>
+            <w:rFonts w:ascii="Arial" w:hAnsi="Arial" w:cs="Arial"/>
+            <w:sz w:val="24"/>
+            <w:szCs w:val="24"/>
+          </w:rPr>
+          <w:t>https://www.youtube.com/</w:t>
+        </w:r>
+        <w:r>
+          <w:rPr>
+            <w:rStyle w:val="Hyperlink"/>
+            <w:rFonts w:ascii="Arial" w:hAnsi="Arial" w:cs="Arial"/>
+            <w:sz w:val="24"/>
+            <w:szCs w:val="24"/>
+          </w:rPr>
+          <w:t>w</w:t>
+        </w:r>
+        <w:r>
+          <w:rPr>
+            <w:rStyle w:val="Hyperlink"/>
+            <w:rFonts w:ascii="Arial" w:hAnsi="Arial" w:cs="Arial"/>
+            <w:sz w:val="24"/>
+            <w:szCs w:val="24"/>
+          </w:rPr>
+          <w:t>atch?v=SEQ57ilIdy4</w:t>
+        </w:r>
+      </w:hyperlink>
+      <w:r>
+        <w:rPr>
+          <w:rFonts w:ascii="Arial" w:hAnsi="Arial" w:cs="Arial"/>
+          <w:sz w:val="24"/>
+          <w:szCs w:val="24"/>
+        </w:rPr>
+        <w:t xml:space="preserve"> (</w:t>
+      </w:r>
+      <w:proofErr w:type="spellStart"/>
+      <w:r>
+        <w:rPr>
+          <w:rFonts w:ascii="Arial" w:hAnsi="Arial" w:cs="Arial"/>
+          <w:sz w:val="24"/>
+          <w:szCs w:val="24"/>
+        </w:rPr>
+        <w:t>Cataline</w:t>
+      </w:r>
+      <w:proofErr w:type="spellEnd"/>
+      <w:r>
+        <w:rPr>
+          <w:rFonts w:ascii="Arial" w:hAnsi="Arial" w:cs="Arial"/>
+          <w:sz w:val="24"/>
+          <w:szCs w:val="24"/>
+        </w:rPr>
+        <w:t xml:space="preserve"> – Lógica de programação 04 – Variáveis).</w:t>
+      </w:r>
+    </w:p>
+    <w:p>
+      <w:pPr>
+        <w:pStyle w:val="PargrafodaLista"/>
+        <w:numPr>
+          <w:ilvl w:val="0"/>
+          <w:numId w:val="14"/>
+        </w:numPr>
+        <w:jc w:val="both"/>
+        <w:rPr>
+          <w:rFonts w:ascii="Arial" w:hAnsi="Arial" w:cs="Arial"/>
+          <w:sz w:val="24"/>
+          <w:szCs w:val="24"/>
+        </w:rPr>
+      </w:pPr>
+      <w:hyperlink r:id="rId7" w:history="1">
+        <w:r>
+          <w:rPr>
+            <w:rStyle w:val="Hyperlink"/>
+            <w:rFonts w:ascii="Arial" w:hAnsi="Arial" w:cs="Arial"/>
+            <w:sz w:val="24"/>
+            <w:szCs w:val="24"/>
+          </w:rPr>
+          <w:t>https://www.youtube.com/watch?v=EIPdLkvAb0w</w:t>
+        </w:r>
+      </w:hyperlink>
+      <w:r>
+        <w:rPr>
+          <w:rFonts w:ascii="Arial" w:hAnsi="Arial" w:cs="Arial"/>
+          <w:sz w:val="24"/>
+          <w:szCs w:val="24"/>
+        </w:rPr>
+        <w:t xml:space="preserve"> (</w:t>
+      </w:r>
+      <w:proofErr w:type="spellStart"/>
+      <w:r>
+        <w:rPr>
+          <w:rFonts w:ascii="Arial" w:hAnsi="Arial" w:cs="Arial"/>
+          <w:sz w:val="24"/>
+          <w:szCs w:val="24"/>
+        </w:rPr>
+        <w:t>Cataline</w:t>
+      </w:r>
+      <w:proofErr w:type="spellEnd"/>
+      <w:r>
+        <w:rPr>
+          <w:rFonts w:ascii="Arial" w:hAnsi="Arial" w:cs="Arial"/>
+          <w:sz w:val="24"/>
+          <w:szCs w:val="24"/>
+        </w:rPr>
+        <w:t xml:space="preserve"> – Lógica de programação 0</w:t>
+      </w:r>
+      <w:r>
+        <w:rPr>
+          <w:rFonts w:ascii="Arial" w:hAnsi="Arial" w:cs="Arial"/>
+          <w:sz w:val="24"/>
+          <w:szCs w:val="24"/>
+        </w:rPr>
+        <w:t>5</w:t>
+      </w:r>
+      <w:r>
+        <w:rPr>
+          <w:rFonts w:ascii="Arial" w:hAnsi="Arial" w:cs="Arial"/>
+          <w:sz w:val="24"/>
+          <w:szCs w:val="24"/>
+        </w:rPr>
+        <w:t xml:space="preserve"> – </w:t>
+      </w:r>
+      <w:r>
+        <w:rPr>
+          <w:rFonts w:ascii="Arial" w:hAnsi="Arial" w:cs="Arial"/>
+          <w:sz w:val="24"/>
+          <w:szCs w:val="24"/>
+        </w:rPr>
+        <w:t>Tipos de dados).</w:t>
+      </w:r>
+    </w:p>
+    <w:p>
+      <w:pPr>
+        <w:pStyle w:val="PargrafodaLista"/>
+        <w:ind w:left="1065"/>
+        <w:jc w:val="both"/>
+        <w:rPr>
+          <w:rFonts w:ascii="Arial" w:hAnsi="Arial" w:cs="Arial"/>
+          <w:sz w:val="24"/>
+          <w:szCs w:val="24"/>
+        </w:rPr>
+      </w:pPr>
+    </w:p>
+    <w:p>
+      <w:pPr>
+        <w:jc w:val="both"/>
+        <w:rPr>
+          <w:rFonts w:ascii="Arial" w:hAnsi="Arial" w:cs="Arial"/>
+          <w:b/>
+          <w:bCs/>
+          <w:sz w:val="24"/>
+          <w:szCs w:val="24"/>
+        </w:rPr>
+      </w:pPr>
+      <w:r>
+        <w:rPr>
+          <w:rFonts w:ascii="Arial" w:hAnsi="Arial" w:cs="Arial"/>
+          <w:b/>
+          <w:bCs/>
+          <w:sz w:val="24"/>
+          <w:szCs w:val="24"/>
+        </w:rPr>
+        <w:t>Tipos de dados (tipos primitivos):</w:t>
+      </w:r>
+    </w:p>
+    <w:p>
+      <w:pPr>
+        <w:pStyle w:val="PargrafodaLista"/>
+        <w:numPr>
+          <w:ilvl w:val="0"/>
+          <w:numId w:val="15"/>
+        </w:numPr>
+        <w:jc w:val="both"/>
+        <w:rPr>
+          <w:rFonts w:ascii="Arial" w:hAnsi="Arial" w:cs="Arial"/>
+          <w:b/>
+          <w:bCs/>
+          <w:sz w:val="24"/>
+          <w:szCs w:val="24"/>
+        </w:rPr>
+      </w:pPr>
+      <w:r>
+        <w:rPr>
+          <w:rFonts w:ascii="Arial" w:hAnsi="Arial" w:cs="Arial"/>
+          <w:b/>
+          <w:bCs/>
+          <w:sz w:val="24"/>
+          <w:szCs w:val="24"/>
+        </w:rPr>
+        <w:t>Inteiro</w:t>
+      </w:r>
+      <w:r>
+        <w:rPr>
+          <w:rFonts w:ascii="Arial" w:hAnsi="Arial" w:cs="Arial"/>
+          <w:b/>
+          <w:bCs/>
+          <w:sz w:val="24"/>
+          <w:szCs w:val="24"/>
+        </w:rPr>
+        <w:t xml:space="preserve"> (</w:t>
+      </w:r>
+      <w:proofErr w:type="spellStart"/>
+      <w:r>
+        <w:rPr>
+          <w:rFonts w:ascii="Arial" w:hAnsi="Arial" w:cs="Arial"/>
+          <w:b/>
+          <w:bCs/>
+          <w:sz w:val="24"/>
+          <w:szCs w:val="24"/>
+        </w:rPr>
+        <w:t>Integer</w:t>
+      </w:r>
+      <w:proofErr w:type="spellEnd"/>
+      <w:r>
+        <w:rPr>
+          <w:rFonts w:ascii="Arial" w:hAnsi="Arial" w:cs="Arial"/>
+          <w:b/>
+          <w:bCs/>
+          <w:sz w:val="24"/>
+          <w:szCs w:val="24"/>
+        </w:rPr>
+        <w:t>)</w:t>
+      </w:r>
+      <w:r>
+        <w:rPr>
+          <w:rFonts w:ascii="Arial" w:hAnsi="Arial" w:cs="Arial"/>
+          <w:b/>
+          <w:bCs/>
+          <w:sz w:val="24"/>
+          <w:szCs w:val="24"/>
+        </w:rPr>
+        <w:t xml:space="preserve">: </w:t>
+      </w:r>
+      <w:r>
+        <w:rPr>
+          <w:rFonts w:ascii="Arial" w:hAnsi="Arial" w:cs="Arial"/>
+          <w:sz w:val="24"/>
+          <w:szCs w:val="24"/>
+        </w:rPr>
+        <w:t>Variável que armazena n° inteiros. {1, 3, -7, 198, 0}</w:t>
+      </w:r>
+      <w:r>
+        <w:rPr>
+          <w:rFonts w:ascii="Arial" w:hAnsi="Arial" w:cs="Arial"/>
+          <w:sz w:val="24"/>
+          <w:szCs w:val="24"/>
+        </w:rPr>
+        <w:t>;</w:t>
+      </w:r>
+    </w:p>
+    <w:p>
+      <w:pPr>
+        <w:pStyle w:val="PargrafodaLista"/>
+        <w:numPr>
+          <w:ilvl w:val="0"/>
+          <w:numId w:val="15"/>
+        </w:numPr>
+        <w:jc w:val="both"/>
+        <w:rPr>
+          <w:rFonts w:ascii="Arial" w:hAnsi="Arial" w:cs="Arial"/>
+          <w:b/>
+          <w:bCs/>
+          <w:sz w:val="24"/>
+          <w:szCs w:val="24"/>
+        </w:rPr>
+      </w:pPr>
+      <w:r>
+        <w:rPr>
+          <w:rFonts w:ascii="Arial" w:hAnsi="Arial" w:cs="Arial"/>
+          <w:b/>
+          <w:bCs/>
+          <w:sz w:val="24"/>
+          <w:szCs w:val="24"/>
+        </w:rPr>
+        <w:t>Real</w:t>
+      </w:r>
+      <w:r>
+        <w:rPr>
+          <w:rFonts w:ascii="Arial" w:hAnsi="Arial" w:cs="Arial"/>
+          <w:b/>
+          <w:bCs/>
+          <w:sz w:val="24"/>
+          <w:szCs w:val="24"/>
+        </w:rPr>
+        <w:t xml:space="preserve"> (</w:t>
+      </w:r>
+      <w:proofErr w:type="spellStart"/>
+      <w:r>
+        <w:rPr>
+          <w:rFonts w:ascii="Arial" w:hAnsi="Arial" w:cs="Arial"/>
+          <w:b/>
+          <w:bCs/>
+          <w:sz w:val="24"/>
+          <w:szCs w:val="24"/>
+        </w:rPr>
+        <w:t>Float</w:t>
+      </w:r>
+      <w:proofErr w:type="spellEnd"/>
+      <w:r>
+        <w:rPr>
+          <w:rFonts w:ascii="Arial" w:hAnsi="Arial" w:cs="Arial"/>
+          <w:b/>
+          <w:bCs/>
+          <w:sz w:val="24"/>
+          <w:szCs w:val="24"/>
+        </w:rPr>
+        <w:t>)</w:t>
+      </w:r>
+      <w:r>
+        <w:rPr>
+          <w:rFonts w:ascii="Arial" w:hAnsi="Arial" w:cs="Arial"/>
+          <w:b/>
+          <w:bCs/>
+          <w:sz w:val="24"/>
+          <w:szCs w:val="24"/>
+        </w:rPr>
+        <w:t xml:space="preserve">: </w:t>
+      </w:r>
+      <w:r>
+        <w:rPr>
+          <w:rFonts w:ascii="Arial" w:hAnsi="Arial" w:cs="Arial"/>
+          <w:sz w:val="24"/>
+          <w:szCs w:val="24"/>
+        </w:rPr>
+        <w:t>{1.5, 5, 9.8, -77.3, 15.9}</w:t>
+      </w:r>
+      <w:r>
+        <w:rPr>
+          <w:rFonts w:ascii="Arial" w:hAnsi="Arial" w:cs="Arial"/>
+          <w:sz w:val="24"/>
+          <w:szCs w:val="24"/>
+        </w:rPr>
+        <w:t>;</w:t>
+      </w:r>
+    </w:p>
+    <w:p>
+      <w:pPr>
+        <w:pStyle w:val="PargrafodaLista"/>
+        <w:numPr>
+          <w:ilvl w:val="0"/>
+          <w:numId w:val="15"/>
+        </w:numPr>
+        <w:jc w:val="both"/>
+        <w:rPr>
+          <w:rFonts w:ascii="Arial" w:hAnsi="Arial" w:cs="Arial"/>
+          <w:b/>
+          <w:bCs/>
+          <w:sz w:val="24"/>
+          <w:szCs w:val="24"/>
+        </w:rPr>
+      </w:pPr>
+      <w:r>
+        <w:rPr>
+          <w:rFonts w:ascii="Arial" w:hAnsi="Arial" w:cs="Arial"/>
+          <w:b/>
+          <w:bCs/>
+          <w:sz w:val="24"/>
+          <w:szCs w:val="24"/>
+        </w:rPr>
+        <w:t>Caractere</w:t>
+      </w:r>
+      <w:r>
+        <w:rPr>
+          <w:rFonts w:ascii="Arial" w:hAnsi="Arial" w:cs="Arial"/>
+          <w:b/>
+          <w:bCs/>
+          <w:sz w:val="24"/>
+          <w:szCs w:val="24"/>
+        </w:rPr>
+        <w:t xml:space="preserve"> (</w:t>
+      </w:r>
+      <w:proofErr w:type="spellStart"/>
+      <w:r>
+        <w:rPr>
+          <w:rFonts w:ascii="Arial" w:hAnsi="Arial" w:cs="Arial"/>
+          <w:b/>
+          <w:bCs/>
+          <w:sz w:val="24"/>
+          <w:szCs w:val="24"/>
+        </w:rPr>
+        <w:t>String</w:t>
+      </w:r>
+      <w:proofErr w:type="spellEnd"/>
+      <w:r>
+        <w:rPr>
+          <w:rFonts w:ascii="Arial" w:hAnsi="Arial" w:cs="Arial"/>
+          <w:b/>
+          <w:bCs/>
+          <w:sz w:val="24"/>
+          <w:szCs w:val="24"/>
+        </w:rPr>
+        <w:t>)</w:t>
+      </w:r>
+      <w:r>
+        <w:rPr>
+          <w:rFonts w:ascii="Arial" w:hAnsi="Arial" w:cs="Arial"/>
+          <w:b/>
+          <w:bCs/>
+          <w:sz w:val="24"/>
+          <w:szCs w:val="24"/>
+        </w:rPr>
+        <w:t xml:space="preserve">: </w:t>
+      </w:r>
+      <w:r>
+        <w:rPr>
+          <w:rFonts w:ascii="Arial" w:hAnsi="Arial" w:cs="Arial"/>
+          <w:sz w:val="24"/>
+          <w:szCs w:val="24"/>
+        </w:rPr>
+        <w:t xml:space="preserve">É uma </w:t>
+      </w:r>
+      <w:proofErr w:type="spellStart"/>
+      <w:r>
+        <w:rPr>
+          <w:rFonts w:ascii="Arial" w:hAnsi="Arial" w:cs="Arial"/>
+          <w:i/>
+          <w:iCs/>
+          <w:sz w:val="24"/>
+          <w:szCs w:val="24"/>
+        </w:rPr>
+        <w:t>string</w:t>
+      </w:r>
+      <w:proofErr w:type="spellEnd"/>
+      <w:r>
+        <w:rPr>
+          <w:rFonts w:ascii="Arial" w:hAnsi="Arial" w:cs="Arial"/>
+          <w:i/>
+          <w:iCs/>
+          <w:sz w:val="24"/>
+          <w:szCs w:val="24"/>
+        </w:rPr>
+        <w:t xml:space="preserve"> -</w:t>
+      </w:r>
+      <w:r>
+        <w:rPr>
+          <w:rFonts w:ascii="Arial" w:hAnsi="Arial" w:cs="Arial"/>
+          <w:sz w:val="24"/>
+          <w:szCs w:val="24"/>
+        </w:rPr>
+        <w:t xml:space="preserve"> cadeia de caractere entre aspas “Tudo que está aqui dentro “;</w:t>
+      </w:r>
+    </w:p>
+    <w:p>
+      <w:pPr>
+        <w:pStyle w:val="PargrafodaLista"/>
+        <w:numPr>
+          <w:ilvl w:val="0"/>
+          <w:numId w:val="15"/>
+        </w:numPr>
+        <w:jc w:val="both"/>
+        <w:rPr>
+          <w:rFonts w:ascii="Arial" w:hAnsi="Arial" w:cs="Arial"/>
+          <w:b/>
+          <w:bCs/>
+          <w:sz w:val="24"/>
+          <w:szCs w:val="24"/>
+        </w:rPr>
+      </w:pPr>
+      <w:r>
+        <w:rPr>
+          <w:rFonts w:ascii="Arial" w:hAnsi="Arial" w:cs="Arial"/>
+          <w:b/>
+          <w:bCs/>
+          <w:sz w:val="24"/>
+          <w:szCs w:val="24"/>
+        </w:rPr>
+        <w:t>Lógico (</w:t>
+      </w:r>
+      <w:proofErr w:type="spellStart"/>
+      <w:r>
+        <w:rPr>
+          <w:rFonts w:ascii="Arial" w:hAnsi="Arial" w:cs="Arial"/>
+          <w:b/>
+          <w:bCs/>
+          <w:sz w:val="24"/>
+          <w:szCs w:val="24"/>
+        </w:rPr>
+        <w:t>B</w:t>
+      </w:r>
+      <w:r>
+        <w:rPr>
+          <w:rFonts w:ascii="Arial" w:hAnsi="Arial" w:cs="Arial"/>
+          <w:b/>
+          <w:bCs/>
+          <w:sz w:val="24"/>
+          <w:szCs w:val="24"/>
+        </w:rPr>
+        <w:t>oolean</w:t>
+      </w:r>
+      <w:proofErr w:type="spellEnd"/>
+      <w:r>
+        <w:rPr>
+          <w:rFonts w:ascii="Arial" w:hAnsi="Arial" w:cs="Arial"/>
+          <w:b/>
+          <w:bCs/>
+          <w:sz w:val="24"/>
+          <w:szCs w:val="24"/>
+        </w:rPr>
+        <w:t xml:space="preserve">): </w:t>
+      </w:r>
+      <w:r>
+        <w:rPr>
+          <w:rFonts w:ascii="Arial" w:hAnsi="Arial" w:cs="Arial"/>
+          <w:sz w:val="24"/>
+          <w:szCs w:val="24"/>
+        </w:rPr>
+        <w:t>Verdadeiro ou Falso</w:t>
+      </w:r>
+    </w:p>
+    <w:p>
+      <w:pPr>
+        <w:jc w:val="both"/>
+        <w:rPr>
+          <w:rFonts w:ascii="Arial" w:hAnsi="Arial" w:cs="Arial"/>
+          <w:sz w:val="24"/>
+          <w:szCs w:val="24"/>
+        </w:rPr>
+      </w:pPr>
+    </w:p>
+    <w:p>
+      <w:pPr>
+        <w:jc w:val="both"/>
+        <w:rPr>
+          <w:rFonts w:ascii="Arial" w:hAnsi="Arial" w:cs="Arial"/>
+          <w:sz w:val="24"/>
+          <w:szCs w:val="24"/>
+        </w:rPr>
+      </w:pPr>
+      <w:r>
+        <w:rPr>
+          <w:rFonts w:ascii="Arial" w:hAnsi="Arial" w:cs="Arial"/>
+          <w:sz w:val="24"/>
+          <w:szCs w:val="24"/>
+        </w:rPr>
+        <w:drawing>
+          <wp:anchor distT="0" distB="0" distL="114300" distR="114300" simplePos="0" relativeHeight="251659264" behindDoc="1" locked="0" layoutInCell="1" allowOverlap="1" wp14:anchorId="76E40C32" wp14:editId="7BA5C3D0">
+            <wp:simplePos x="0" y="0"/>
+            <wp:positionH relativeFrom="column">
+              <wp:posOffset>0</wp:posOffset>
+            </wp:positionH>
+            <wp:positionV relativeFrom="paragraph">
+              <wp:posOffset>213995</wp:posOffset>
+            </wp:positionV>
+            <wp:extent cx="2181225" cy="1234440"/>
+            <wp:effectExtent l="0" t="0" r="9525" b="3810"/>
+            <wp:wrapTight wrapText="bothSides">
+              <wp:wrapPolygon edited="0">
+                <wp:start x="0" y="0"/>
+                <wp:lineTo x="0" y="21333"/>
+                <wp:lineTo x="21506" y="21333"/>
+                <wp:lineTo x="21506" y="0"/>
+                <wp:lineTo x="0" y="0"/>
+              </wp:wrapPolygon>
+            </wp:wrapTight>
+            <wp:docPr id="2" name="Imagem 2"/>
+            <wp:cNvGraphicFramePr>
+              <a:graphicFrameLocks xmlns:a="http://schemas.openxmlformats.org/drawingml/2006/main" noChangeAspect="1"/>
+            </wp:cNvGraphicFramePr>
+            <a:graphic xmlns:a="http://schemas.openxmlformats.org/drawingml/2006/main">
+              <a:graphicData uri="http://schemas.openxmlformats.org/drawingml/2006/picture">
+                <pic:pic xmlns:pic="http://schemas.openxmlformats.org/drawingml/2006/picture">
+                  <pic:nvPicPr>
+                    <pic:cNvPr id="1" name=""/>
+                    <pic:cNvPicPr/>
+                  </pic:nvPicPr>
+                  <pic:blipFill>
+                    <a:blip r:embed="rId8">
+                      <a:extLst>
+                        <a:ext uri="{28A0092B-C50C-407E-A947-70E740481C1C}">
+                          <a14:useLocalDpi xmlns:a14="http://schemas.microsoft.com/office/drawing/2010/main" val="0"/>
+                        </a:ext>
+                      </a:extLst>
+                    </a:blip>
+                    <a:stretch>
+                      <a:fillRect/>
+                    </a:stretch>
+                  </pic:blipFill>
+                  <pic:spPr>
+                    <a:xfrm>
+                      <a:off x="0" y="0"/>
+                      <a:ext cx="2181225" cy="1234440"/>
+                    </a:xfrm>
+                    <a:prstGeom prst="rect">
+                      <a:avLst/>
+                    </a:prstGeom>
+                  </pic:spPr>
+                </pic:pic>
+              </a:graphicData>
+            </a:graphic>
+            <wp14:sizeRelH relativeFrom="margin">
+              <wp14:pctWidth>0</wp14:pctWidth>
+            </wp14:sizeRelH>
+            <wp14:sizeRelV relativeFrom="margin">
+              <wp14:pctHeight>0</wp14:pctHeight>
+            </wp14:sizeRelV>
+          </wp:anchor>
+        </w:drawing>
+      </w:r>
+      <w:r>
+        <w:rPr>
+          <w:rFonts w:ascii="Arial" w:hAnsi="Arial" w:cs="Arial"/>
+          <w:b/>
+          <w:bCs/>
+          <w:sz w:val="24"/>
+          <w:szCs w:val="24"/>
+        </w:rPr>
+        <w:t xml:space="preserve">Tipos de dados (tipos </w:t>
+      </w:r>
+      <w:r>
+        <w:rPr>
+          <w:rFonts w:ascii="Arial" w:hAnsi="Arial" w:cs="Arial"/>
+          <w:b/>
+          <w:bCs/>
+          <w:sz w:val="24"/>
+          <w:szCs w:val="24"/>
+        </w:rPr>
+        <w:t xml:space="preserve">Vetor / </w:t>
+      </w:r>
+      <w:proofErr w:type="spellStart"/>
+      <w:r>
+        <w:rPr>
+          <w:rFonts w:ascii="Arial" w:hAnsi="Arial" w:cs="Arial"/>
+          <w:b/>
+          <w:bCs/>
+          <w:sz w:val="24"/>
+          <w:szCs w:val="24"/>
+        </w:rPr>
+        <w:t>Array</w:t>
+      </w:r>
+      <w:proofErr w:type="spellEnd"/>
+      <w:r>
+        <w:rPr>
+          <w:rFonts w:ascii="Arial" w:hAnsi="Arial" w:cs="Arial"/>
+          <w:b/>
+          <w:bCs/>
+          <w:sz w:val="24"/>
+          <w:szCs w:val="24"/>
+        </w:rPr>
+        <w:t>):</w:t>
+      </w:r>
+      <w:r>
+        <w:rPr>
+          <w:rFonts w:ascii="Arial" w:hAnsi="Arial" w:cs="Arial"/>
+          <w:b/>
+          <w:bCs/>
+          <w:sz w:val="24"/>
+          <w:szCs w:val="24"/>
+        </w:rPr>
+        <w:t xml:space="preserve"> </w:t>
+      </w:r>
+    </w:p>
+    <w:p>
+      <w:pPr>
+        <w:jc w:val="both"/>
+        <w:rPr>
+          <w:rFonts w:ascii="Arial" w:hAnsi="Arial" w:cs="Arial"/>
+          <w:sz w:val="24"/>
+          <w:szCs w:val="24"/>
+        </w:rPr>
+      </w:pPr>
+      <w:r>
+        <w:rPr>
+          <w:rFonts w:ascii="Arial" w:hAnsi="Arial" w:cs="Arial"/>
+          <w:sz w:val="24"/>
+          <w:szCs w:val="24"/>
+        </w:rPr>
+        <w:tab/>
+      </w:r>
+      <w:r>
+        <w:rPr>
+          <w:rFonts w:ascii="Arial" w:hAnsi="Arial" w:cs="Arial"/>
+          <w:sz w:val="24"/>
+          <w:szCs w:val="24"/>
+        </w:rPr>
+        <w:t xml:space="preserve">Tipo de dado composto. Na maioria das linguagens definida por </w:t>
+      </w:r>
+      <w:proofErr w:type="gramStart"/>
+      <w:r>
+        <w:rPr>
+          <w:rFonts w:ascii="Arial" w:hAnsi="Arial" w:cs="Arial"/>
+          <w:sz w:val="24"/>
+          <w:szCs w:val="24"/>
+        </w:rPr>
+        <w:t>[ ]</w:t>
+      </w:r>
+      <w:proofErr w:type="gramEnd"/>
+      <w:r>
+        <w:rPr>
+          <w:rFonts w:ascii="Arial" w:hAnsi="Arial" w:cs="Arial"/>
+          <w:sz w:val="24"/>
+          <w:szCs w:val="24"/>
+        </w:rPr>
+        <w:t xml:space="preserve">. Um vetor pode acomodar vários dados de tipo primitivo dentro dele e além disso enumera esses dados por meio de um </w:t>
+      </w:r>
+      <w:r>
+        <w:rPr>
+          <w:rFonts w:ascii="Arial" w:hAnsi="Arial" w:cs="Arial"/>
+          <w:b/>
+          <w:bCs/>
+          <w:sz w:val="24"/>
+          <w:szCs w:val="24"/>
+        </w:rPr>
+        <w:t xml:space="preserve">índice </w:t>
+      </w:r>
+      <w:r>
+        <w:rPr>
+          <w:rFonts w:ascii="Arial" w:hAnsi="Arial" w:cs="Arial"/>
+          <w:sz w:val="24"/>
+          <w:szCs w:val="24"/>
+        </w:rPr>
+        <w:t>da ordem em que aparecem começando do zero.</w:t>
+      </w:r>
+    </w:p>
+    <w:p>
+      <w:pPr>
+        <w:jc w:val="both"/>
+        <w:rPr>
+          <w:rFonts w:ascii="Arial" w:hAnsi="Arial" w:cs="Arial"/>
+          <w:sz w:val="24"/>
+          <w:szCs w:val="24"/>
+        </w:rPr>
+      </w:pPr>
+    </w:p>
+    <w:p>
+      <w:pPr>
+        <w:jc w:val="both"/>
+        <w:rPr>
+          <w:rFonts w:ascii="Arial" w:hAnsi="Arial" w:cs="Arial"/>
+          <w:sz w:val="24"/>
+          <w:szCs w:val="24"/>
+        </w:rPr>
+      </w:pPr>
+    </w:p>
+    <w:p>
+      <w:pPr>
+        <w:jc w:val="both"/>
+        <w:rPr>
+          <w:rFonts w:ascii="Arial" w:hAnsi="Arial" w:cs="Arial"/>
+          <w:sz w:val="24"/>
+          <w:szCs w:val="24"/>
+        </w:rPr>
+      </w:pPr>
+      <w:r>
+        <w:rPr>
+          <w:rFonts w:ascii="Arial" w:hAnsi="Arial" w:cs="Arial"/>
+          <w:b/>
+          <w:bCs/>
+          <w:sz w:val="24"/>
+          <w:szCs w:val="24"/>
+        </w:rPr>
+        <w:t xml:space="preserve">Operadores </w:t>
+      </w:r>
+      <w:r>
+        <w:rPr>
+          <w:rFonts w:ascii="Arial" w:hAnsi="Arial" w:cs="Arial"/>
+          <w:b/>
+          <w:bCs/>
+          <w:sz w:val="24"/>
+          <w:szCs w:val="24"/>
+        </w:rPr>
+        <w:t>aritméticos</w:t>
+      </w:r>
+      <w:r>
+        <w:rPr>
+          <w:rFonts w:ascii="Arial" w:hAnsi="Arial" w:cs="Arial"/>
+          <w:b/>
+          <w:bCs/>
+          <w:sz w:val="24"/>
+          <w:szCs w:val="24"/>
+        </w:rPr>
+        <w:t xml:space="preserve"> (suportados pela maioria das linguagens)</w:t>
+      </w:r>
+      <w:r>
+        <w:rPr>
+          <w:rFonts w:ascii="Arial" w:hAnsi="Arial" w:cs="Arial"/>
+          <w:b/>
+          <w:bCs/>
+          <w:sz w:val="24"/>
+          <w:szCs w:val="24"/>
+        </w:rPr>
+        <w:t>:</w:t>
+      </w:r>
+      <w:r>
+        <w:rPr>
+          <w:rFonts w:ascii="Arial" w:hAnsi="Arial" w:cs="Arial"/>
+          <w:b/>
+          <w:bCs/>
+          <w:sz w:val="24"/>
+          <w:szCs w:val="24"/>
+        </w:rPr>
+        <w:t xml:space="preserve"> </w:t>
+      </w:r>
+      <w:r>
+        <w:rPr>
+          <w:rFonts w:ascii="Arial" w:hAnsi="Arial" w:cs="Arial"/>
+          <w:sz w:val="24"/>
+          <w:szCs w:val="24"/>
+        </w:rPr>
+        <w:t xml:space="preserve">São operadores que realizam operações </w:t>
+      </w:r>
+      <w:r>
+        <w:rPr>
+          <w:rFonts w:ascii="Arial" w:hAnsi="Arial" w:cs="Arial"/>
+          <w:b/>
+          <w:bCs/>
+          <w:sz w:val="24"/>
+          <w:szCs w:val="24"/>
+        </w:rPr>
+        <w:t xml:space="preserve">aritméticas </w:t>
+      </w:r>
+      <w:r>
+        <w:rPr>
+          <w:rFonts w:ascii="Arial" w:hAnsi="Arial" w:cs="Arial"/>
+          <w:sz w:val="24"/>
+          <w:szCs w:val="24"/>
+        </w:rPr>
+        <w:t>igual na matemática.</w:t>
+      </w:r>
+    </w:p>
+    <w:p>
+      <w:pPr>
+        <w:pStyle w:val="PargrafodaLista"/>
+        <w:numPr>
+          <w:ilvl w:val="0"/>
+          <w:numId w:val="17"/>
+        </w:numPr>
+        <w:jc w:val="both"/>
+        <w:rPr>
+          <w:rFonts w:ascii="Arial" w:hAnsi="Arial" w:cs="Arial"/>
+          <w:b/>
+          <w:bCs/>
+          <w:sz w:val="24"/>
+          <w:szCs w:val="24"/>
+        </w:rPr>
+      </w:pPr>
+      <w:r>
+        <w:rPr>
+          <w:rFonts w:ascii="Arial" w:hAnsi="Arial" w:cs="Arial"/>
+          <w:b/>
+          <w:bCs/>
+          <w:sz w:val="24"/>
+          <w:szCs w:val="24"/>
+        </w:rPr>
+        <w:t xml:space="preserve">Adição: </w:t>
+      </w:r>
+      <w:r>
+        <w:rPr>
+          <w:rFonts w:ascii="Arial" w:hAnsi="Arial" w:cs="Arial"/>
+          <w:sz w:val="24"/>
+          <w:szCs w:val="24"/>
+        </w:rPr>
+        <w:t>+</w:t>
+      </w:r>
+    </w:p>
+    <w:p>
+      <w:pPr>
+        <w:pStyle w:val="PargrafodaLista"/>
+        <w:numPr>
+          <w:ilvl w:val="0"/>
+          <w:numId w:val="17"/>
+        </w:numPr>
+        <w:jc w:val="both"/>
+        <w:rPr>
+          <w:rFonts w:ascii="Arial" w:hAnsi="Arial" w:cs="Arial"/>
+          <w:b/>
+          <w:bCs/>
+          <w:sz w:val="24"/>
+          <w:szCs w:val="24"/>
+        </w:rPr>
+      </w:pPr>
+      <w:r>
+        <w:rPr>
+          <w:rFonts w:ascii="Arial" w:hAnsi="Arial" w:cs="Arial"/>
+          <w:b/>
+          <w:bCs/>
+          <w:sz w:val="24"/>
+          <w:szCs w:val="24"/>
+        </w:rPr>
+        <w:t>Subtração</w:t>
+      </w:r>
+      <w:r>
+        <w:rPr>
+          <w:rFonts w:ascii="Arial" w:hAnsi="Arial" w:cs="Arial"/>
+          <w:b/>
+          <w:bCs/>
+          <w:sz w:val="24"/>
+          <w:szCs w:val="24"/>
+        </w:rPr>
+        <w:t>:</w:t>
+      </w:r>
+      <w:r>
+        <w:rPr>
+          <w:rFonts w:ascii="Arial" w:hAnsi="Arial" w:cs="Arial"/>
+          <w:b/>
+          <w:bCs/>
+          <w:sz w:val="24"/>
+          <w:szCs w:val="24"/>
+        </w:rPr>
+        <w:t xml:space="preserve"> </w:t>
+      </w:r>
+      <w:r>
+        <w:rPr>
+          <w:rFonts w:ascii="Arial" w:hAnsi="Arial" w:cs="Arial"/>
+          <w:sz w:val="24"/>
+          <w:szCs w:val="24"/>
+        </w:rPr>
+        <w:t>-</w:t>
+      </w:r>
+    </w:p>
+    <w:p>
+      <w:pPr>
+        <w:pStyle w:val="PargrafodaLista"/>
+        <w:numPr>
+          <w:ilvl w:val="0"/>
+          <w:numId w:val="17"/>
+        </w:numPr>
+        <w:jc w:val="both"/>
+        <w:rPr>
+          <w:rFonts w:ascii="Arial" w:hAnsi="Arial" w:cs="Arial"/>
+          <w:b/>
+          <w:bCs/>
+          <w:sz w:val="24"/>
+          <w:szCs w:val="24"/>
+        </w:rPr>
+      </w:pPr>
+      <w:r>
+        <w:rPr>
+          <w:rFonts w:ascii="Arial" w:hAnsi="Arial" w:cs="Arial"/>
+          <w:b/>
+          <w:bCs/>
+          <w:sz w:val="24"/>
+          <w:szCs w:val="24"/>
+        </w:rPr>
+        <w:t>Multiplicação</w:t>
+      </w:r>
+      <w:r>
+        <w:rPr>
+          <w:rFonts w:ascii="Arial" w:hAnsi="Arial" w:cs="Arial"/>
+          <w:b/>
+          <w:bCs/>
+          <w:sz w:val="24"/>
+          <w:szCs w:val="24"/>
+        </w:rPr>
+        <w:t>:</w:t>
+      </w:r>
+      <w:r>
+        <w:rPr>
+          <w:rFonts w:ascii="Arial" w:hAnsi="Arial" w:cs="Arial"/>
+          <w:b/>
+          <w:bCs/>
+          <w:sz w:val="24"/>
+          <w:szCs w:val="24"/>
+        </w:rPr>
+        <w:t xml:space="preserve"> </w:t>
+      </w:r>
+      <w:r>
+        <w:rPr>
+          <w:rFonts w:ascii="Arial" w:hAnsi="Arial" w:cs="Arial"/>
+          <w:sz w:val="24"/>
+          <w:szCs w:val="24"/>
+        </w:rPr>
+        <w:t>*</w:t>
+      </w:r>
+    </w:p>
+    <w:p>
+      <w:pPr>
+        <w:pStyle w:val="PargrafodaLista"/>
+        <w:numPr>
+          <w:ilvl w:val="0"/>
+          <w:numId w:val="17"/>
+        </w:numPr>
+        <w:jc w:val="both"/>
+        <w:rPr>
+          <w:rFonts w:ascii="Arial" w:hAnsi="Arial" w:cs="Arial"/>
+          <w:b/>
+          <w:bCs/>
+          <w:sz w:val="24"/>
+          <w:szCs w:val="24"/>
+        </w:rPr>
+      </w:pPr>
+      <w:r>
+        <w:rPr>
+          <w:rFonts w:ascii="Arial" w:hAnsi="Arial" w:cs="Arial"/>
+          <w:b/>
+          <w:bCs/>
+          <w:sz w:val="24"/>
+          <w:szCs w:val="24"/>
+        </w:rPr>
+        <w:t>Divisão</w:t>
+      </w:r>
+      <w:r>
+        <w:rPr>
+          <w:rFonts w:ascii="Arial" w:hAnsi="Arial" w:cs="Arial"/>
+          <w:b/>
+          <w:bCs/>
+          <w:sz w:val="24"/>
+          <w:szCs w:val="24"/>
+        </w:rPr>
+        <w:t>:</w:t>
+      </w:r>
+      <w:r>
+        <w:rPr>
+          <w:rFonts w:ascii="Arial" w:hAnsi="Arial" w:cs="Arial"/>
+          <w:b/>
+          <w:bCs/>
+          <w:sz w:val="24"/>
+          <w:szCs w:val="24"/>
+        </w:rPr>
+        <w:t xml:space="preserve"> </w:t>
+      </w:r>
+      <w:r>
+        <w:rPr>
+          <w:rFonts w:ascii="Arial" w:hAnsi="Arial" w:cs="Arial"/>
+          <w:sz w:val="24"/>
+          <w:szCs w:val="24"/>
+        </w:rPr>
+        <w:t>/</w:t>
+      </w:r>
+    </w:p>
+    <w:p>
+      <w:pPr>
+        <w:pStyle w:val="PargrafodaLista"/>
+        <w:numPr>
+          <w:ilvl w:val="0"/>
+          <w:numId w:val="17"/>
+        </w:numPr>
+        <w:jc w:val="both"/>
+        <w:rPr>
+          <w:rFonts w:ascii="Arial" w:hAnsi="Arial" w:cs="Arial"/>
+          <w:b/>
+          <w:bCs/>
+          <w:sz w:val="24"/>
+          <w:szCs w:val="24"/>
+        </w:rPr>
+      </w:pPr>
+      <w:r>
+        <w:rPr>
+          <w:rFonts w:ascii="Arial" w:hAnsi="Arial" w:cs="Arial"/>
+          <w:b/>
+          <w:bCs/>
+          <w:sz w:val="24"/>
+          <w:szCs w:val="24"/>
+        </w:rPr>
+        <w:t>Módulo</w:t>
+      </w:r>
+      <w:r>
+        <w:rPr>
+          <w:rFonts w:ascii="Arial" w:hAnsi="Arial" w:cs="Arial"/>
+          <w:b/>
+          <w:bCs/>
+          <w:sz w:val="24"/>
+          <w:szCs w:val="24"/>
+        </w:rPr>
+        <w:t xml:space="preserve"> (Resto da divisão)</w:t>
+      </w:r>
+      <w:r>
+        <w:rPr>
+          <w:rFonts w:ascii="Arial" w:hAnsi="Arial" w:cs="Arial"/>
+          <w:b/>
+          <w:bCs/>
+          <w:sz w:val="24"/>
+          <w:szCs w:val="24"/>
+        </w:rPr>
+        <w:t xml:space="preserve">: </w:t>
+      </w:r>
+      <w:r>
+        <w:rPr>
+          <w:rFonts w:ascii="Arial" w:hAnsi="Arial" w:cs="Arial"/>
+          <w:sz w:val="24"/>
+          <w:szCs w:val="24"/>
+        </w:rPr>
+        <w:t xml:space="preserve">% </w:t>
+      </w:r>
+      <w:proofErr w:type="spellStart"/>
+      <w:r>
+        <w:rPr>
+          <w:rFonts w:ascii="Arial" w:hAnsi="Arial" w:cs="Arial"/>
+          <w:sz w:val="24"/>
+          <w:szCs w:val="24"/>
+        </w:rPr>
+        <w:t>ex</w:t>
+      </w:r>
+      <w:proofErr w:type="spellEnd"/>
+      <w:r>
+        <w:rPr>
+          <w:rFonts w:ascii="Arial" w:hAnsi="Arial" w:cs="Arial"/>
+          <w:sz w:val="24"/>
+          <w:szCs w:val="24"/>
+        </w:rPr>
+        <w:t>: 5 % 2 = 1</w:t>
+      </w:r>
+    </w:p>
+    <w:p>
+      <w:pPr>
+        <w:pStyle w:val="PargrafodaLista"/>
+        <w:numPr>
+          <w:ilvl w:val="0"/>
+          <w:numId w:val="17"/>
+        </w:numPr>
+        <w:jc w:val="both"/>
+        <w:rPr>
+          <w:rFonts w:ascii="Arial" w:hAnsi="Arial" w:cs="Arial"/>
+          <w:b/>
+          <w:bCs/>
+          <w:sz w:val="24"/>
+          <w:szCs w:val="24"/>
+        </w:rPr>
+      </w:pPr>
+      <w:r>
+        <w:rPr>
+          <w:rFonts w:ascii="Arial" w:hAnsi="Arial" w:cs="Arial"/>
+          <w:b/>
+          <w:bCs/>
+          <w:sz w:val="24"/>
+          <w:szCs w:val="24"/>
+        </w:rPr>
+        <w:t xml:space="preserve">Potenciação: </w:t>
+      </w:r>
+      <w:r>
+        <w:rPr>
+          <w:rFonts w:ascii="Arial" w:hAnsi="Arial" w:cs="Arial"/>
+          <w:sz w:val="24"/>
+          <w:szCs w:val="24"/>
+        </w:rPr>
+        <w:t>**</w:t>
+      </w:r>
+    </w:p>
+    <w:p>
+      <w:pPr>
+        <w:jc w:val="both"/>
+        <w:rPr>
+          <w:rFonts w:ascii="Arial" w:hAnsi="Arial" w:cs="Arial"/>
+          <w:b/>
+          <w:bCs/>
+          <w:sz w:val="24"/>
+          <w:szCs w:val="24"/>
+        </w:rPr>
+      </w:pPr>
+    </w:p>
+    <w:p>
+      <w:pPr>
+        <w:jc w:val="both"/>
+        <w:rPr>
+          <w:rFonts w:ascii="Arial" w:hAnsi="Arial" w:cs="Arial"/>
+          <w:sz w:val="24"/>
+          <w:szCs w:val="24"/>
+        </w:rPr>
+      </w:pPr>
+      <w:r>
+        <w:rPr>
+          <w:rFonts w:ascii="Arial" w:hAnsi="Arial" w:cs="Arial"/>
+          <w:b/>
+          <w:bCs/>
+          <w:sz w:val="24"/>
+          <w:szCs w:val="24"/>
+        </w:rPr>
+        <w:tab/>
+      </w:r>
+      <w:r>
+        <w:rPr>
+          <w:rFonts w:ascii="Arial" w:hAnsi="Arial" w:cs="Arial"/>
+          <w:b/>
+          <w:bCs/>
+          <w:sz w:val="24"/>
+          <w:szCs w:val="24"/>
+        </w:rPr>
+        <w:sym w:font="Wingdings" w:char="F0E0"/>
+      </w:r>
+      <w:r>
+        <w:rPr>
+          <w:rFonts w:ascii="Arial" w:hAnsi="Arial" w:cs="Arial"/>
+          <w:b/>
+          <w:bCs/>
+          <w:sz w:val="24"/>
+          <w:szCs w:val="24"/>
+        </w:rPr>
+        <w:t xml:space="preserve"> </w:t>
+      </w:r>
+      <w:hyperlink r:id="rId9" w:history="1">
+        <w:r>
+          <w:rPr>
+            <w:rStyle w:val="Hyperlink"/>
+            <w:rFonts w:ascii="Arial" w:hAnsi="Arial" w:cs="Arial"/>
+            <w:b/>
+            <w:bCs/>
+            <w:sz w:val="24"/>
+            <w:szCs w:val="24"/>
+          </w:rPr>
+          <w:t>https://www.youtube.com/watch?v=BQHcwIPxZ9E</w:t>
+        </w:r>
+      </w:hyperlink>
+      <w:r>
+        <w:rPr>
+          <w:rFonts w:ascii="Arial" w:hAnsi="Arial" w:cs="Arial"/>
+          <w:b/>
+          <w:bCs/>
+          <w:sz w:val="24"/>
+          <w:szCs w:val="24"/>
+        </w:rPr>
+        <w:t xml:space="preserve"> (</w:t>
+      </w:r>
+      <w:proofErr w:type="spellStart"/>
+      <w:r>
+        <w:rPr>
+          <w:rFonts w:ascii="Arial" w:hAnsi="Arial" w:cs="Arial"/>
+          <w:sz w:val="24"/>
+          <w:szCs w:val="24"/>
+        </w:rPr>
+        <w:t>Cataline</w:t>
+      </w:r>
+      <w:proofErr w:type="spellEnd"/>
+      <w:r>
+        <w:rPr>
+          <w:rFonts w:ascii="Arial" w:hAnsi="Arial" w:cs="Arial"/>
+          <w:sz w:val="24"/>
+          <w:szCs w:val="24"/>
+        </w:rPr>
+        <w:t xml:space="preserve"> – Lógica de programação 0</w:t>
+      </w:r>
+      <w:r>
+        <w:rPr>
+          <w:rFonts w:ascii="Arial" w:hAnsi="Arial" w:cs="Arial"/>
+          <w:sz w:val="24"/>
+          <w:szCs w:val="24"/>
+        </w:rPr>
+        <w:t>6</w:t>
+      </w:r>
+      <w:r>
+        <w:rPr>
+          <w:rFonts w:ascii="Arial" w:hAnsi="Arial" w:cs="Arial"/>
+          <w:sz w:val="24"/>
+          <w:szCs w:val="24"/>
+        </w:rPr>
+        <w:t xml:space="preserve"> – </w:t>
+      </w:r>
+      <w:r>
+        <w:rPr>
+          <w:rFonts w:ascii="Arial" w:hAnsi="Arial" w:cs="Arial"/>
+          <w:sz w:val="24"/>
+          <w:szCs w:val="24"/>
+        </w:rPr>
+        <w:t>Operadores matemáticos</w:t>
+      </w:r>
+      <w:r>
+        <w:rPr>
+          <w:rFonts w:ascii="Arial" w:hAnsi="Arial" w:cs="Arial"/>
+          <w:sz w:val="24"/>
+          <w:szCs w:val="24"/>
+        </w:rPr>
+        <w:t>).</w:t>
+      </w:r>
+    </w:p>
+    <w:p>
+      <w:pPr>
+        <w:jc w:val="both"/>
+        <w:rPr>
+          <w:rFonts w:ascii="Arial" w:hAnsi="Arial" w:cs="Arial"/>
+          <w:sz w:val="24"/>
+          <w:szCs w:val="24"/>
+        </w:rPr>
+      </w:pPr>
+    </w:p>
+    <w:p>
+      <w:pPr>
+        <w:jc w:val="both"/>
+        <w:rPr>
+          <w:rFonts w:ascii="Arial" w:hAnsi="Arial" w:cs="Arial"/>
+          <w:sz w:val="24"/>
+          <w:szCs w:val="24"/>
+        </w:rPr>
+      </w:pPr>
+      <w:r>
+        <w:rPr>
+          <w:rFonts w:ascii="Arial" w:hAnsi="Arial" w:cs="Arial"/>
+          <w:b/>
+          <w:bCs/>
+          <w:sz w:val="24"/>
+          <w:szCs w:val="24"/>
+        </w:rPr>
+        <w:t xml:space="preserve">Operadores de comparação: </w:t>
+      </w:r>
+      <w:r>
+        <w:rPr>
+          <w:rFonts w:ascii="Arial" w:hAnsi="Arial" w:cs="Arial"/>
+          <w:sz w:val="24"/>
+          <w:szCs w:val="24"/>
+        </w:rPr>
+        <w:t>Comparam valores e geram resultados lógicos</w:t>
+      </w:r>
+      <w:r>
+        <w:rPr>
+          <w:rFonts w:ascii="Arial" w:hAnsi="Arial" w:cs="Arial"/>
+          <w:sz w:val="24"/>
+          <w:szCs w:val="24"/>
+        </w:rPr>
+        <w:t xml:space="preserve"> (</w:t>
+      </w:r>
+      <w:proofErr w:type="spellStart"/>
+      <w:r>
+        <w:rPr>
+          <w:rFonts w:ascii="Arial" w:hAnsi="Arial" w:cs="Arial"/>
+          <w:sz w:val="24"/>
+          <w:szCs w:val="24"/>
+        </w:rPr>
+        <w:t>booleans</w:t>
+      </w:r>
+      <w:proofErr w:type="spellEnd"/>
+      <w:r>
+        <w:rPr>
+          <w:rFonts w:ascii="Arial" w:hAnsi="Arial" w:cs="Arial"/>
+          <w:sz w:val="24"/>
+          <w:szCs w:val="24"/>
+        </w:rPr>
+        <w:t>)</w:t>
+      </w:r>
+      <w:r>
+        <w:rPr>
+          <w:rFonts w:ascii="Arial" w:hAnsi="Arial" w:cs="Arial"/>
+          <w:sz w:val="24"/>
+          <w:szCs w:val="24"/>
+        </w:rPr>
+        <w:t>.</w:t>
+      </w:r>
+    </w:p>
+    <w:p>
+      <w:pPr>
+        <w:jc w:val="both"/>
+        <w:rPr>
+          <w:rFonts w:ascii="Arial" w:hAnsi="Arial" w:cs="Arial"/>
+          <w:sz w:val="24"/>
+          <w:szCs w:val="24"/>
+        </w:rPr>
+      </w:pPr>
+      <w:r>
+        <w:rPr>
+          <w:rFonts w:ascii="Arial" w:hAnsi="Arial" w:cs="Arial"/>
+          <w:b/>
+          <w:bCs/>
+          <w:sz w:val="24"/>
+          <w:szCs w:val="24"/>
+        </w:rPr>
+        <w:drawing>
+          <wp:anchor distT="0" distB="0" distL="114300" distR="114300" simplePos="0" relativeHeight="251660288" behindDoc="1" locked="0" layoutInCell="1" allowOverlap="1" wp14:anchorId="1636C18B" wp14:editId="564F163A">
+            <wp:simplePos x="0" y="0"/>
+            <wp:positionH relativeFrom="column">
+              <wp:posOffset>0</wp:posOffset>
+            </wp:positionH>
+            <wp:positionV relativeFrom="paragraph">
+              <wp:posOffset>2540</wp:posOffset>
+            </wp:positionV>
+            <wp:extent cx="2535866" cy="504825"/>
+            <wp:effectExtent l="0" t="0" r="0" b="0"/>
+            <wp:wrapTight wrapText="bothSides">
+              <wp:wrapPolygon edited="0">
+                <wp:start x="0" y="0"/>
+                <wp:lineTo x="0" y="20377"/>
+                <wp:lineTo x="21421" y="20377"/>
+                <wp:lineTo x="21421" y="0"/>
+                <wp:lineTo x="0" y="0"/>
+              </wp:wrapPolygon>
+            </wp:wrapTight>
+            <wp:docPr id="3" name="Imagem 3"/>
+            <wp:cNvGraphicFramePr>
+              <a:graphicFrameLocks xmlns:a="http://schemas.openxmlformats.org/drawingml/2006/main" noChangeAspect="1"/>
+            </wp:cNvGraphicFramePr>
+            <a:graphic xmlns:a="http://schemas.openxmlformats.org/drawingml/2006/main">
+              <a:graphicData uri="http://schemas.openxmlformats.org/drawingml/2006/picture">
+                <pic:pic xmlns:pic="http://schemas.openxmlformats.org/drawingml/2006/picture">
+                  <pic:nvPicPr>
+                    <pic:cNvPr id="1" name=""/>
+                    <pic:cNvPicPr/>
+                  </pic:nvPicPr>
+                  <pic:blipFill>
+                    <a:blip r:embed="rId10" cstate="print">
+                      <a:extLst>
+                        <a:ext uri="{28A0092B-C50C-407E-A947-70E740481C1C}">
+                          <a14:useLocalDpi xmlns:a14="http://schemas.microsoft.com/office/drawing/2010/main" val="0"/>
+                        </a:ext>
+                      </a:extLst>
+                    </a:blip>
+                    <a:stretch>
+                      <a:fillRect/>
+                    </a:stretch>
+                  </pic:blipFill>
+                  <pic:spPr>
+                    <a:xfrm>
+                      <a:off x="0" y="0"/>
+                      <a:ext cx="2535866" cy="504825"/>
+                    </a:xfrm>
+                    <a:prstGeom prst="rect">
+                      <a:avLst/>
+                    </a:prstGeom>
+                  </pic:spPr>
+                </pic:pic>
+              </a:graphicData>
+            </a:graphic>
+          </wp:anchor>
+        </w:drawing>
+      </w:r>
+      <w:r>
+        <w:rPr>
+          <w:rFonts w:ascii="Arial" w:hAnsi="Arial" w:cs="Arial"/>
+          <w:sz w:val="24"/>
+          <w:szCs w:val="24"/>
+        </w:rPr>
+        <w:t>resultados lógicos (verdadeiro ou falso).</w:t>
+      </w:r>
+    </w:p>
+    <w:p>
+      <w:pPr>
+        <w:jc w:val="both"/>
+        <w:rPr>
+          <w:rFonts w:ascii="Arial" w:hAnsi="Arial" w:cs="Arial"/>
+          <w:sz w:val="24"/>
+          <w:szCs w:val="24"/>
+        </w:rPr>
+      </w:pPr>
+      <w:r>
+        <w:rPr>
+          <w:rFonts w:ascii="Arial" w:hAnsi="Arial" w:cs="Arial"/>
+          <w:sz w:val="24"/>
+          <w:szCs w:val="24"/>
+        </w:rPr>
+        <w:drawing>
+          <wp:anchor distT="0" distB="0" distL="114300" distR="114300" simplePos="0" relativeHeight="251661312" behindDoc="1" locked="0" layoutInCell="1" allowOverlap="1" wp14:anchorId="4A57FCE6" wp14:editId="7747A8B6">
+            <wp:simplePos x="0" y="0"/>
+            <wp:positionH relativeFrom="column">
+              <wp:posOffset>2876550</wp:posOffset>
+            </wp:positionH>
+            <wp:positionV relativeFrom="paragraph">
+              <wp:posOffset>64135</wp:posOffset>
+            </wp:positionV>
+            <wp:extent cx="2362835" cy="1609725"/>
+            <wp:effectExtent l="0" t="0" r="0" b="9525"/>
+            <wp:wrapTight wrapText="bothSides">
+              <wp:wrapPolygon edited="0">
+                <wp:start x="0" y="0"/>
+                <wp:lineTo x="0" y="21472"/>
+                <wp:lineTo x="21420" y="21472"/>
+                <wp:lineTo x="21420" y="0"/>
+                <wp:lineTo x="0" y="0"/>
+              </wp:wrapPolygon>
+            </wp:wrapTight>
+            <wp:docPr id="4" name="Imagem 4"/>
+            <wp:cNvGraphicFramePr>
+              <a:graphicFrameLocks xmlns:a="http://schemas.openxmlformats.org/drawingml/2006/main" noChangeAspect="1"/>
+            </wp:cNvGraphicFramePr>
+            <a:graphic xmlns:a="http://schemas.openxmlformats.org/drawingml/2006/main">
+              <a:graphicData uri="http://schemas.openxmlformats.org/drawingml/2006/picture">
+                <pic:pic xmlns:pic="http://schemas.openxmlformats.org/drawingml/2006/picture">
+                  <pic:nvPicPr>
+                    <pic:cNvPr id="1" name=""/>
+                    <pic:cNvPicPr/>
+                  </pic:nvPicPr>
+                  <pic:blipFill>
+                    <a:blip r:embed="rId11" cstate="print">
+                      <a:extLst>
+                        <a:ext uri="{28A0092B-C50C-407E-A947-70E740481C1C}">
+                          <a14:useLocalDpi xmlns:a14="http://schemas.microsoft.com/office/drawing/2010/main" val="0"/>
+                        </a:ext>
+                      </a:extLst>
+                    </a:blip>
+                    <a:stretch>
+                      <a:fillRect/>
+                    </a:stretch>
+                  </pic:blipFill>
+                  <pic:spPr>
+                    <a:xfrm>
+                      <a:off x="0" y="0"/>
+                      <a:ext cx="2362835" cy="1609725"/>
+                    </a:xfrm>
+                    <a:prstGeom prst="rect">
+                      <a:avLst/>
+                    </a:prstGeom>
+                  </pic:spPr>
+                </pic:pic>
+              </a:graphicData>
+            </a:graphic>
+            <wp14:sizeRelH relativeFrom="margin">
+              <wp14:pctWidth>0</wp14:pctWidth>
+            </wp14:sizeRelH>
+            <wp14:sizeRelV relativeFrom="margin">
+              <wp14:pctHeight>0</wp14:pctHeight>
+            </wp14:sizeRelV>
+          </wp:anchor>
+        </w:drawing>
+      </w:r>
+    </w:p>
+    <w:p>
+      <w:pPr>
+        <w:pStyle w:val="PargrafodaLista"/>
+        <w:numPr>
+          <w:ilvl w:val="0"/>
+          <w:numId w:val="18"/>
+        </w:numPr>
+        <w:jc w:val="both"/>
+        <w:rPr>
+          <w:rFonts w:ascii="Arial" w:hAnsi="Arial" w:cs="Arial"/>
+          <w:sz w:val="24"/>
+          <w:szCs w:val="24"/>
+        </w:rPr>
+      </w:pPr>
+      <w:r>
+        <w:rPr>
+          <w:rFonts w:ascii="Arial" w:hAnsi="Arial" w:cs="Arial"/>
+          <w:b/>
+          <w:bCs/>
+          <w:sz w:val="24"/>
+          <w:szCs w:val="24"/>
+        </w:rPr>
+        <w:t xml:space="preserve">&gt; </w:t>
+      </w:r>
+      <w:r>
+        <w:rPr>
+          <w:rFonts w:ascii="Arial" w:hAnsi="Arial" w:cs="Arial"/>
+          <w:sz w:val="24"/>
+          <w:szCs w:val="24"/>
+        </w:rPr>
+        <w:t>Maior que</w:t>
+      </w:r>
+    </w:p>
+    <w:p>
+      <w:pPr>
+        <w:pStyle w:val="PargrafodaLista"/>
+        <w:numPr>
+          <w:ilvl w:val="0"/>
+          <w:numId w:val="18"/>
+        </w:numPr>
+        <w:jc w:val="both"/>
+        <w:rPr>
+          <w:rFonts w:ascii="Arial" w:hAnsi="Arial" w:cs="Arial"/>
+          <w:sz w:val="24"/>
+          <w:szCs w:val="24"/>
+        </w:rPr>
+      </w:pPr>
+      <w:r>
+        <w:rPr>
+          <w:rFonts w:ascii="Arial" w:hAnsi="Arial" w:cs="Arial"/>
+          <w:b/>
+          <w:bCs/>
+          <w:sz w:val="24"/>
+          <w:szCs w:val="24"/>
+        </w:rPr>
+        <w:t xml:space="preserve">&lt; </w:t>
+      </w:r>
+      <w:r>
+        <w:rPr>
+          <w:rFonts w:ascii="Arial" w:hAnsi="Arial" w:cs="Arial"/>
+          <w:sz w:val="24"/>
+          <w:szCs w:val="24"/>
+        </w:rPr>
+        <w:t>M</w:t>
+      </w:r>
+      <w:r>
+        <w:rPr>
+          <w:rFonts w:ascii="Arial" w:hAnsi="Arial" w:cs="Arial"/>
+          <w:sz w:val="24"/>
+          <w:szCs w:val="24"/>
+        </w:rPr>
+        <w:t>enor</w:t>
+      </w:r>
+      <w:r>
+        <w:rPr>
+          <w:rFonts w:ascii="Arial" w:hAnsi="Arial" w:cs="Arial"/>
+          <w:sz w:val="24"/>
+          <w:szCs w:val="24"/>
+        </w:rPr>
+        <w:t xml:space="preserve"> que</w:t>
+      </w:r>
+    </w:p>
+    <w:p>
+      <w:pPr>
+        <w:pStyle w:val="PargrafodaLista"/>
+        <w:numPr>
+          <w:ilvl w:val="0"/>
+          <w:numId w:val="18"/>
+        </w:numPr>
+        <w:jc w:val="both"/>
+        <w:rPr>
+          <w:rFonts w:ascii="Arial" w:hAnsi="Arial" w:cs="Arial"/>
+          <w:sz w:val="24"/>
+          <w:szCs w:val="24"/>
+        </w:rPr>
+      </w:pPr>
+      <w:r>
+        <w:rPr>
+          <w:rFonts w:ascii="Arial" w:hAnsi="Arial" w:cs="Arial"/>
+          <w:b/>
+          <w:bCs/>
+          <w:sz w:val="24"/>
+          <w:szCs w:val="24"/>
+        </w:rPr>
+        <w:t xml:space="preserve">&gt;= </w:t>
+      </w:r>
+      <w:r>
+        <w:rPr>
+          <w:rFonts w:ascii="Arial" w:hAnsi="Arial" w:cs="Arial"/>
+          <w:sz w:val="24"/>
+          <w:szCs w:val="24"/>
+        </w:rPr>
+        <w:t xml:space="preserve">Maior </w:t>
+      </w:r>
+      <w:r>
+        <w:rPr>
+          <w:rFonts w:ascii="Arial" w:hAnsi="Arial" w:cs="Arial"/>
+          <w:sz w:val="24"/>
+          <w:szCs w:val="24"/>
+        </w:rPr>
+        <w:t xml:space="preserve">ou </w:t>
+      </w:r>
+      <w:r>
+        <w:rPr>
+          <w:rFonts w:ascii="Arial" w:hAnsi="Arial" w:cs="Arial"/>
+          <w:sz w:val="24"/>
+          <w:szCs w:val="24"/>
+        </w:rPr>
+        <w:t>igual a</w:t>
+      </w:r>
+    </w:p>
+    <w:p>
+      <w:pPr>
+        <w:pStyle w:val="PargrafodaLista"/>
+        <w:numPr>
+          <w:ilvl w:val="0"/>
+          <w:numId w:val="18"/>
+        </w:numPr>
+        <w:jc w:val="both"/>
+        <w:rPr>
+          <w:rFonts w:ascii="Arial" w:hAnsi="Arial" w:cs="Arial"/>
+          <w:sz w:val="24"/>
+          <w:szCs w:val="24"/>
+        </w:rPr>
+      </w:pPr>
+      <w:r>
+        <w:rPr>
+          <w:rFonts w:ascii="Arial" w:hAnsi="Arial" w:cs="Arial"/>
+          <w:b/>
+          <w:bCs/>
+          <w:sz w:val="24"/>
+          <w:szCs w:val="24"/>
+        </w:rPr>
+        <w:t xml:space="preserve">&lt;= </w:t>
+      </w:r>
+      <w:r>
+        <w:rPr>
+          <w:rFonts w:ascii="Arial" w:hAnsi="Arial" w:cs="Arial"/>
+          <w:sz w:val="24"/>
+          <w:szCs w:val="24"/>
+        </w:rPr>
+        <w:t xml:space="preserve">Menor </w:t>
+      </w:r>
+      <w:r>
+        <w:rPr>
+          <w:rFonts w:ascii="Arial" w:hAnsi="Arial" w:cs="Arial"/>
+          <w:sz w:val="24"/>
+          <w:szCs w:val="24"/>
+        </w:rPr>
+        <w:t xml:space="preserve">ou </w:t>
+      </w:r>
+      <w:r>
+        <w:rPr>
+          <w:rFonts w:ascii="Arial" w:hAnsi="Arial" w:cs="Arial"/>
+          <w:sz w:val="24"/>
+          <w:szCs w:val="24"/>
+        </w:rPr>
+        <w:t>igual a</w:t>
+      </w:r>
+    </w:p>
+    <w:p>
+      <w:pPr>
+        <w:pStyle w:val="PargrafodaLista"/>
+        <w:numPr>
+          <w:ilvl w:val="0"/>
+          <w:numId w:val="18"/>
+        </w:numPr>
+        <w:jc w:val="both"/>
+        <w:rPr>
+          <w:rFonts w:ascii="Arial" w:hAnsi="Arial" w:cs="Arial"/>
+          <w:sz w:val="24"/>
+          <w:szCs w:val="24"/>
+        </w:rPr>
+      </w:pPr>
+      <w:r>
+        <w:rPr>
+          <w:rFonts w:ascii="Arial" w:hAnsi="Arial" w:cs="Arial"/>
+          <w:b/>
+          <w:bCs/>
+          <w:sz w:val="24"/>
+          <w:szCs w:val="24"/>
+        </w:rPr>
+        <w:t xml:space="preserve">== </w:t>
+      </w:r>
+      <w:r>
+        <w:rPr>
+          <w:rFonts w:ascii="Arial" w:hAnsi="Arial" w:cs="Arial"/>
+          <w:sz w:val="24"/>
+          <w:szCs w:val="24"/>
+        </w:rPr>
+        <w:t xml:space="preserve">Igual </w:t>
+      </w:r>
+    </w:p>
+    <w:p>
+      <w:pPr>
+        <w:pStyle w:val="PargrafodaLista"/>
+        <w:numPr>
+          <w:ilvl w:val="0"/>
+          <w:numId w:val="18"/>
+        </w:numPr>
+        <w:jc w:val="both"/>
+        <w:rPr>
+          <w:rFonts w:ascii="Arial" w:hAnsi="Arial" w:cs="Arial"/>
+          <w:sz w:val="24"/>
+          <w:szCs w:val="24"/>
+        </w:rPr>
+      </w:pPr>
+      <w:r>
+        <w:rPr>
+          <w:rFonts w:ascii="Arial" w:hAnsi="Arial" w:cs="Arial"/>
+          <w:b/>
+          <w:bCs/>
+          <w:sz w:val="24"/>
+          <w:szCs w:val="24"/>
+        </w:rPr>
+        <w:t xml:space="preserve">=== </w:t>
+      </w:r>
+      <w:r>
+        <w:rPr>
+          <w:rFonts w:ascii="Arial" w:hAnsi="Arial" w:cs="Arial"/>
+          <w:sz w:val="24"/>
+          <w:szCs w:val="24"/>
+        </w:rPr>
+        <w:t xml:space="preserve">Igual </w:t>
+      </w:r>
+      <w:r>
+        <w:rPr>
+          <w:rFonts w:ascii="Arial" w:hAnsi="Arial" w:cs="Arial"/>
+          <w:sz w:val="24"/>
+          <w:szCs w:val="24"/>
+        </w:rPr>
+        <w:t>restrito</w:t>
+      </w:r>
+    </w:p>
+    <w:p>
+      <w:pPr>
+        <w:pStyle w:val="PargrafodaLista"/>
+        <w:numPr>
+          <w:ilvl w:val="0"/>
+          <w:numId w:val="18"/>
+        </w:numPr>
+        <w:jc w:val="both"/>
+        <w:rPr>
+          <w:rFonts w:ascii="Arial" w:hAnsi="Arial" w:cs="Arial"/>
+          <w:sz w:val="24"/>
+          <w:szCs w:val="24"/>
+        </w:rPr>
+      </w:pPr>
+      <w:proofErr w:type="gramStart"/>
+      <w:r>
+        <w:rPr>
+          <w:rFonts w:ascii="Arial" w:hAnsi="Arial" w:cs="Arial"/>
+          <w:b/>
+          <w:bCs/>
+          <w:sz w:val="24"/>
+          <w:szCs w:val="24"/>
+        </w:rPr>
+        <w:t>!=</w:t>
+      </w:r>
+      <w:proofErr w:type="gramEnd"/>
+      <w:r>
+        <w:rPr>
+          <w:rFonts w:ascii="Arial" w:hAnsi="Arial" w:cs="Arial"/>
+          <w:b/>
+          <w:bCs/>
+          <w:sz w:val="24"/>
+          <w:szCs w:val="24"/>
+        </w:rPr>
+        <w:t xml:space="preserve"> </w:t>
+      </w:r>
+      <w:r>
+        <w:rPr>
+          <w:rFonts w:ascii="Arial" w:hAnsi="Arial" w:cs="Arial"/>
+          <w:sz w:val="24"/>
+          <w:szCs w:val="24"/>
+        </w:rPr>
+        <w:t>Diferente</w:t>
+      </w:r>
+    </w:p>
+    <w:p>
+      <w:pPr>
+        <w:pStyle w:val="PargrafodaLista"/>
+        <w:numPr>
+          <w:ilvl w:val="0"/>
+          <w:numId w:val="18"/>
+        </w:numPr>
+        <w:jc w:val="both"/>
+        <w:rPr>
+          <w:rFonts w:ascii="Arial" w:hAnsi="Arial" w:cs="Arial"/>
+          <w:sz w:val="24"/>
+          <w:szCs w:val="24"/>
+        </w:rPr>
+      </w:pPr>
+      <w:proofErr w:type="gramStart"/>
+      <w:r>
+        <w:rPr>
+          <w:rFonts w:ascii="Arial" w:hAnsi="Arial" w:cs="Arial"/>
+          <w:b/>
+          <w:bCs/>
+          <w:sz w:val="24"/>
+          <w:szCs w:val="24"/>
+        </w:rPr>
+        <w:t>!=</w:t>
+      </w:r>
+      <w:proofErr w:type="gramEnd"/>
+      <w:r>
+        <w:rPr>
+          <w:rFonts w:ascii="Arial" w:hAnsi="Arial" w:cs="Arial"/>
+          <w:b/>
+          <w:bCs/>
+          <w:sz w:val="24"/>
+          <w:szCs w:val="24"/>
+        </w:rPr>
+        <w:t xml:space="preserve">= </w:t>
+      </w:r>
+      <w:r>
+        <w:rPr>
+          <w:rFonts w:ascii="Arial" w:hAnsi="Arial" w:cs="Arial"/>
+          <w:sz w:val="24"/>
+          <w:szCs w:val="24"/>
+        </w:rPr>
+        <w:t>Desigual restrito</w:t>
+      </w:r>
+    </w:p>
+    <w:p>
+      <w:pPr>
+        <w:jc w:val="both"/>
+        <w:rPr>
+          <w:rFonts w:ascii="Arial" w:hAnsi="Arial" w:cs="Arial"/>
+          <w:sz w:val="24"/>
+          <w:szCs w:val="24"/>
+        </w:rPr>
+      </w:pPr>
+    </w:p>
+    <w:p>
+      <w:pPr>
+        <w:jc w:val="both"/>
+        <w:rPr>
+          <w:rFonts w:ascii="Arial" w:hAnsi="Arial" w:cs="Arial"/>
+          <w:sz w:val="24"/>
+          <w:szCs w:val="24"/>
+        </w:rPr>
+      </w:pPr>
+      <w:r>
+        <w:rPr>
+          <w:rFonts w:ascii="Arial" w:hAnsi="Arial" w:cs="Arial"/>
+          <w:b/>
+          <w:bCs/>
+          <w:sz w:val="24"/>
+          <w:szCs w:val="24"/>
+        </w:rPr>
+        <w:sym w:font="Wingdings" w:char="F0E0"/>
+      </w:r>
+      <w:r>
+        <w:rPr>
+          <w:rFonts w:ascii="Arial" w:hAnsi="Arial" w:cs="Arial"/>
+          <w:b/>
+          <w:bCs/>
+          <w:sz w:val="24"/>
+          <w:szCs w:val="24"/>
+        </w:rPr>
+        <w:t xml:space="preserve"> </w:t>
+      </w:r>
+      <w:hyperlink r:id="rId12" w:history="1">
+        <w:r>
+          <w:rPr>
+            <w:rStyle w:val="Hyperlink"/>
+            <w:rFonts w:ascii="Arial" w:hAnsi="Arial" w:cs="Arial"/>
+            <w:b/>
+            <w:bCs/>
+            <w:sz w:val="24"/>
+            <w:szCs w:val="24"/>
+          </w:rPr>
+          <w:t>https://www.youtube.com/watch?v=s12</w:t>
+        </w:r>
+        <w:r>
+          <w:rPr>
+            <w:rStyle w:val="Hyperlink"/>
+            <w:rFonts w:ascii="Arial" w:hAnsi="Arial" w:cs="Arial"/>
+            <w:b/>
+            <w:bCs/>
+            <w:sz w:val="24"/>
+            <w:szCs w:val="24"/>
+          </w:rPr>
+          <w:t>-</w:t>
+        </w:r>
+        <w:r>
+          <w:rPr>
+            <w:rStyle w:val="Hyperlink"/>
+            <w:rFonts w:ascii="Arial" w:hAnsi="Arial" w:cs="Arial"/>
+            <w:b/>
+            <w:bCs/>
+            <w:sz w:val="24"/>
+            <w:szCs w:val="24"/>
+          </w:rPr>
+          <w:t>dd6PxU0</w:t>
+        </w:r>
+      </w:hyperlink>
+      <w:r>
+        <w:rPr>
+          <w:rFonts w:ascii="Arial" w:hAnsi="Arial" w:cs="Arial"/>
+          <w:b/>
+          <w:bCs/>
+          <w:sz w:val="24"/>
+          <w:szCs w:val="24"/>
+        </w:rPr>
+        <w:t xml:space="preserve"> </w:t>
+      </w:r>
+      <w:r>
+        <w:rPr>
+          <w:rFonts w:ascii="Arial" w:hAnsi="Arial" w:cs="Arial"/>
+          <w:b/>
+          <w:bCs/>
+          <w:sz w:val="24"/>
+          <w:szCs w:val="24"/>
+        </w:rPr>
+        <w:t xml:space="preserve"> </w:t>
+      </w:r>
+      <w:r>
+        <w:rPr>
+          <w:rFonts w:ascii="Arial" w:hAnsi="Arial" w:cs="Arial"/>
+          <w:b/>
+          <w:bCs/>
+          <w:sz w:val="24"/>
+          <w:szCs w:val="24"/>
+        </w:rPr>
+        <w:t>(</w:t>
+      </w:r>
+      <w:proofErr w:type="spellStart"/>
+      <w:r>
+        <w:rPr>
+          <w:rFonts w:ascii="Arial" w:hAnsi="Arial" w:cs="Arial"/>
+          <w:sz w:val="24"/>
+          <w:szCs w:val="24"/>
+        </w:rPr>
+        <w:t>Cataline</w:t>
+      </w:r>
+      <w:proofErr w:type="spellEnd"/>
+      <w:r>
+        <w:rPr>
+          <w:rFonts w:ascii="Arial" w:hAnsi="Arial" w:cs="Arial"/>
+          <w:sz w:val="24"/>
+          <w:szCs w:val="24"/>
+        </w:rPr>
+        <w:t xml:space="preserve"> – Lógica de programação 0</w:t>
+      </w:r>
+      <w:r>
+        <w:rPr>
+          <w:rFonts w:ascii="Arial" w:hAnsi="Arial" w:cs="Arial"/>
+          <w:sz w:val="24"/>
+          <w:szCs w:val="24"/>
+        </w:rPr>
+        <w:t>7</w:t>
+      </w:r>
+      <w:r>
+        <w:rPr>
+          <w:rFonts w:ascii="Arial" w:hAnsi="Arial" w:cs="Arial"/>
+          <w:sz w:val="24"/>
+          <w:szCs w:val="24"/>
+        </w:rPr>
+        <w:t xml:space="preserve"> – Operadores </w:t>
+      </w:r>
+      <w:r>
+        <w:rPr>
+          <w:rFonts w:ascii="Arial" w:hAnsi="Arial" w:cs="Arial"/>
+          <w:sz w:val="24"/>
+          <w:szCs w:val="24"/>
+        </w:rPr>
+        <w:t>de comparação</w:t>
+      </w:r>
+      <w:r>
+        <w:rPr>
+          <w:rFonts w:ascii="Arial" w:hAnsi="Arial" w:cs="Arial"/>
+          <w:sz w:val="24"/>
+          <w:szCs w:val="24"/>
+        </w:rPr>
+        <w:t>).</w:t>
+      </w:r>
+    </w:p>
+    <w:p>
+      <w:pPr>
+        <w:jc w:val="both"/>
+        <w:rPr>
+          <w:rFonts w:ascii="Arial" w:hAnsi="Arial" w:cs="Arial"/>
+          <w:sz w:val="24"/>
+          <w:szCs w:val="24"/>
+        </w:rPr>
+      </w:pPr>
+    </w:p>
+    <w:p>
+      <w:pPr>
+        <w:jc w:val="both"/>
+        <w:rPr>
+          <w:rFonts w:ascii="Arial" w:hAnsi="Arial" w:cs="Arial"/>
+          <w:sz w:val="24"/>
+          <w:szCs w:val="24"/>
+        </w:rPr>
+      </w:pPr>
+      <w:r>
+        <w:rPr>
+          <w:rFonts w:ascii="Arial" w:hAnsi="Arial" w:cs="Arial"/>
+          <w:b/>
+          <w:bCs/>
+          <w:sz w:val="24"/>
+          <w:szCs w:val="24"/>
+        </w:rPr>
+        <w:t xml:space="preserve">Operadores </w:t>
+      </w:r>
+      <w:r>
+        <w:rPr>
+          <w:rFonts w:ascii="Arial" w:hAnsi="Arial" w:cs="Arial"/>
+          <w:b/>
+          <w:bCs/>
+          <w:sz w:val="24"/>
+          <w:szCs w:val="24"/>
+        </w:rPr>
+        <w:t>Lógicos</w:t>
+      </w:r>
+      <w:r>
+        <w:rPr>
+          <w:rFonts w:ascii="Arial" w:hAnsi="Arial" w:cs="Arial"/>
+          <w:b/>
+          <w:bCs/>
+          <w:sz w:val="24"/>
+          <w:szCs w:val="24"/>
+        </w:rPr>
+        <w:t xml:space="preserve">: </w:t>
+      </w:r>
+      <w:r>
+        <w:rPr>
+          <w:rFonts w:ascii="Arial" w:hAnsi="Arial" w:cs="Arial"/>
+          <w:sz w:val="24"/>
+          <w:szCs w:val="24"/>
+        </w:rPr>
+        <w:t>Comparam valores</w:t>
+      </w:r>
+      <w:r>
+        <w:rPr>
+          <w:rFonts w:ascii="Arial" w:hAnsi="Arial" w:cs="Arial"/>
+          <w:sz w:val="24"/>
+          <w:szCs w:val="24"/>
+        </w:rPr>
+        <w:t xml:space="preserve"> lógicos para retornar resultados lógicos.</w:t>
+      </w:r>
+    </w:p>
+    <w:p>
+      <w:pPr>
+        <w:pStyle w:val="PargrafodaLista"/>
+        <w:numPr>
+          <w:ilvl w:val="0"/>
+          <w:numId w:val="19"/>
+        </w:numPr>
+        <w:jc w:val="both"/>
+        <w:rPr>
+          <w:rFonts w:ascii="Arial" w:hAnsi="Arial" w:cs="Arial"/>
+          <w:sz w:val="24"/>
+          <w:szCs w:val="24"/>
+        </w:rPr>
+      </w:pPr>
+      <w:r>
+        <w:rPr>
+          <w:rFonts w:ascii="Arial" w:hAnsi="Arial" w:cs="Arial"/>
+          <w:b/>
+          <w:bCs/>
+          <w:sz w:val="24"/>
+          <w:szCs w:val="24"/>
+        </w:rPr>
+        <w:t xml:space="preserve">E: </w:t>
+      </w:r>
+      <w:r>
+        <w:rPr>
+          <w:rFonts w:ascii="Arial" w:hAnsi="Arial" w:cs="Arial"/>
+          <w:sz w:val="24"/>
+          <w:szCs w:val="24"/>
+        </w:rPr>
+        <w:t>Só é verdadeiro quando todas as proposições forem verdadeiras.</w:t>
+      </w:r>
+    </w:p>
+    <w:p>
+      <w:pPr>
+        <w:pStyle w:val="PargrafodaLista"/>
+        <w:numPr>
+          <w:ilvl w:val="0"/>
+          <w:numId w:val="19"/>
+        </w:numPr>
+        <w:jc w:val="both"/>
+        <w:rPr>
+          <w:rFonts w:ascii="Arial" w:hAnsi="Arial" w:cs="Arial"/>
+          <w:sz w:val="24"/>
+          <w:szCs w:val="24"/>
+        </w:rPr>
+      </w:pPr>
+      <w:r>
+        <w:rPr>
+          <w:rFonts w:ascii="Arial" w:hAnsi="Arial" w:cs="Arial"/>
+          <w:b/>
+          <w:bCs/>
+          <w:sz w:val="24"/>
+          <w:szCs w:val="24"/>
+        </w:rPr>
+        <w:t>OU:</w:t>
+      </w:r>
+      <w:r>
+        <w:rPr>
+          <w:rFonts w:ascii="Arial" w:hAnsi="Arial" w:cs="Arial"/>
+          <w:sz w:val="24"/>
+          <w:szCs w:val="24"/>
+        </w:rPr>
+        <w:t xml:space="preserve"> </w:t>
+      </w:r>
+      <w:r>
+        <w:rPr>
+          <w:rFonts w:ascii="Arial" w:hAnsi="Arial" w:cs="Arial"/>
+          <w:sz w:val="24"/>
+          <w:szCs w:val="24"/>
+        </w:rPr>
+        <w:t>Só é falso quando todas as proposições forem falsas.</w:t>
+      </w:r>
+    </w:p>
+    <w:p>
+      <w:pPr>
+        <w:pStyle w:val="PargrafodaLista"/>
+        <w:numPr>
+          <w:ilvl w:val="0"/>
+          <w:numId w:val="19"/>
+        </w:numPr>
+        <w:jc w:val="both"/>
+        <w:rPr>
+          <w:rFonts w:ascii="Arial" w:hAnsi="Arial" w:cs="Arial"/>
+          <w:sz w:val="24"/>
+          <w:szCs w:val="24"/>
+        </w:rPr>
+      </w:pPr>
+      <w:r>
+        <w:rPr>
+          <w:rFonts w:ascii="Arial" w:hAnsi="Arial" w:cs="Arial"/>
+          <w:b/>
+          <w:bCs/>
+          <w:sz w:val="24"/>
+          <w:szCs w:val="24"/>
+        </w:rPr>
+        <w:t>NÃO:</w:t>
+      </w:r>
+      <w:r>
+        <w:rPr>
+          <w:rFonts w:ascii="Arial" w:hAnsi="Arial" w:cs="Arial"/>
+          <w:sz w:val="24"/>
+          <w:szCs w:val="24"/>
+        </w:rPr>
+        <w:t xml:space="preserve"> É a </w:t>
+      </w:r>
+      <w:r>
+        <w:rPr>
+          <w:rFonts w:ascii="Arial" w:hAnsi="Arial" w:cs="Arial"/>
+          <w:sz w:val="24"/>
+          <w:szCs w:val="24"/>
+        </w:rPr>
+        <w:t>inversão de</w:t>
+      </w:r>
+      <w:r>
+        <w:rPr>
+          <w:rFonts w:ascii="Arial" w:hAnsi="Arial" w:cs="Arial"/>
+          <w:sz w:val="24"/>
+          <w:szCs w:val="24"/>
+        </w:rPr>
+        <w:t xml:space="preserve"> valores lógicos.</w:t>
+      </w:r>
+    </w:p>
+    <w:p>
+      <w:pPr>
+        <w:jc w:val="both"/>
+        <w:rPr>
+          <w:rFonts w:ascii="Arial" w:hAnsi="Arial" w:cs="Arial"/>
+          <w:sz w:val="24"/>
+          <w:szCs w:val="24"/>
+        </w:rPr>
+      </w:pPr>
+    </w:p>
+    <w:p>
+      <w:pPr>
+        <w:jc w:val="both"/>
+        <w:rPr>
+          <w:rFonts w:ascii="Arial" w:hAnsi="Arial" w:cs="Arial"/>
+          <w:b/>
+          <w:bCs/>
+          <w:sz w:val="24"/>
+          <w:szCs w:val="24"/>
+        </w:rPr>
+      </w:pPr>
+      <w:r>
+        <w:rPr>
+          <w:rFonts w:ascii="Arial" w:hAnsi="Arial" w:cs="Arial"/>
+          <w:b/>
+          <w:bCs/>
+          <w:sz w:val="24"/>
+          <w:szCs w:val="24"/>
+        </w:rPr>
+        <w:lastRenderedPageBreak/>
+        <w:t>Tabelas verdade:</w:t>
+      </w:r>
+    </w:p>
+    <w:tbl>
+      <w:tblPr>
+        <w:tblStyle w:val="Tabelacomgrade"/>
+        <w:tblW w:w="0" w:type="auto"/>
+        <w:tblBorders>
+          <w:top w:val="none" w:sz="0" w:space="0" w:color="auto"/>
+          <w:left w:val="none" w:sz="0" w:space="0" w:color="auto"/>
+          <w:bottom w:val="none" w:sz="0" w:space="0" w:color="auto"/>
+          <w:right w:val="none" w:sz="0" w:space="0" w:color="auto"/>
+          <w:insideH w:val="single" w:sz="6" w:space="0" w:color="auto"/>
+          <w:insideV w:val="none" w:sz="0" w:space="0" w:color="auto"/>
+        </w:tblBorders>
+        <w:tblLook w:val="04A0" w:firstRow="1" w:lastRow="0" w:firstColumn="1" w:lastColumn="0" w:noHBand="0" w:noVBand="1"/>
+      </w:tblPr>
+      <w:tblGrid>
+        <w:gridCol w:w="846"/>
+        <w:gridCol w:w="1134"/>
+        <w:gridCol w:w="1417"/>
+      </w:tblGrid>
+      <w:tr>
+        <w:tc>
+          <w:tcPr>
+            <w:tcW w:w="846" w:type="dxa"/>
+            <w:shd w:val="clear" w:color="auto" w:fill="E7E6E6" w:themeFill="background2"/>
+          </w:tcPr>
+          <w:p>
+            <w:pPr>
+              <w:jc w:val="center"/>
+              <w:rPr>
+                <w:rFonts w:ascii="Arial" w:hAnsi="Arial" w:cs="Arial"/>
+                <w:b/>
+                <w:bCs/>
+                <w:sz w:val="24"/>
+                <w:szCs w:val="24"/>
+              </w:rPr>
+            </w:pPr>
+            <w:r>
+              <w:rPr>
+                <w:rFonts w:ascii="Arial" w:hAnsi="Arial" w:cs="Arial"/>
+                <w:b/>
+                <w:bCs/>
+                <w:sz w:val="24"/>
+                <w:szCs w:val="24"/>
+              </w:rPr>
+              <w:t>p</w:t>
+            </w:r>
+          </w:p>
+        </w:tc>
+        <w:tc>
+          <w:tcPr>
+            <w:tcW w:w="1134" w:type="dxa"/>
+            <w:shd w:val="clear" w:color="auto" w:fill="E7E6E6" w:themeFill="background2"/>
+          </w:tcPr>
+          <w:p>
+            <w:pPr>
+              <w:jc w:val="center"/>
+              <w:rPr>
+                <w:rFonts w:ascii="Arial" w:hAnsi="Arial" w:cs="Arial"/>
+                <w:b/>
+                <w:bCs/>
+                <w:sz w:val="24"/>
+                <w:szCs w:val="24"/>
+              </w:rPr>
+            </w:pPr>
+            <w:r>
+              <w:rPr>
+                <w:rFonts w:ascii="Arial" w:hAnsi="Arial" w:cs="Arial"/>
+                <w:b/>
+                <w:bCs/>
+                <w:sz w:val="24"/>
+                <w:szCs w:val="24"/>
+              </w:rPr>
+              <w:t>q</w:t>
+            </w:r>
+          </w:p>
+        </w:tc>
+        <w:tc>
+          <w:tcPr>
+            <w:tcW w:w="1417" w:type="dxa"/>
+            <w:shd w:val="clear" w:color="auto" w:fill="E7E6E6" w:themeFill="background2"/>
+          </w:tcPr>
+          <w:p>
+            <w:pPr>
+              <w:jc w:val="center"/>
+              <w:rPr>
+                <w:rFonts w:ascii="Arial" w:hAnsi="Arial" w:cs="Arial"/>
+                <w:b/>
+                <w:bCs/>
+                <w:sz w:val="24"/>
+                <w:szCs w:val="24"/>
+              </w:rPr>
+            </w:pPr>
+            <w:r>
+              <w:rPr>
+                <w:rFonts w:ascii="Arial" w:hAnsi="Arial" w:cs="Arial"/>
+                <w:b/>
+                <w:bCs/>
+                <w:sz w:val="24"/>
+                <w:szCs w:val="24"/>
+              </w:rPr>
+              <w:t>p E q</w:t>
+            </w:r>
+          </w:p>
+        </w:tc>
+      </w:tr>
+      <w:tr>
+        <w:tc>
+          <w:tcPr>
+            <w:tcW w:w="846" w:type="dxa"/>
+          </w:tcPr>
+          <w:p>
+            <w:pPr>
+              <w:jc w:val="center"/>
+              <w:rPr>
+                <w:rFonts w:ascii="Arial" w:hAnsi="Arial" w:cs="Arial"/>
+                <w:sz w:val="24"/>
+                <w:szCs w:val="24"/>
+              </w:rPr>
+            </w:pPr>
+            <w:r>
+              <w:rPr>
+                <w:rFonts w:ascii="Arial" w:hAnsi="Arial" w:cs="Arial"/>
+                <w:sz w:val="24"/>
+                <w:szCs w:val="24"/>
+              </w:rPr>
+              <w:t>V</w:t>
+            </w:r>
+          </w:p>
+        </w:tc>
+        <w:tc>
+          <w:tcPr>
+            <w:tcW w:w="1134" w:type="dxa"/>
+          </w:tcPr>
+          <w:p>
+            <w:pPr>
+              <w:jc w:val="center"/>
+              <w:rPr>
+                <w:rFonts w:ascii="Arial" w:hAnsi="Arial" w:cs="Arial"/>
+                <w:sz w:val="24"/>
+                <w:szCs w:val="24"/>
+              </w:rPr>
+            </w:pPr>
+            <w:r>
+              <w:rPr>
+                <w:rFonts w:ascii="Arial" w:hAnsi="Arial" w:cs="Arial"/>
+                <w:sz w:val="24"/>
+                <w:szCs w:val="24"/>
+              </w:rPr>
+              <w:t>V</w:t>
+            </w:r>
+          </w:p>
+        </w:tc>
+        <w:tc>
+          <w:tcPr>
+            <w:tcW w:w="1417" w:type="dxa"/>
+          </w:tcPr>
+          <w:p>
+            <w:pPr>
+              <w:jc w:val="center"/>
+              <w:rPr>
+                <w:rFonts w:ascii="Arial" w:hAnsi="Arial" w:cs="Arial"/>
+                <w:sz w:val="24"/>
+                <w:szCs w:val="24"/>
+              </w:rPr>
+            </w:pPr>
+            <w:r>
+              <w:rPr>
+                <w:rFonts w:ascii="Arial" w:hAnsi="Arial" w:cs="Arial"/>
+                <w:sz w:val="24"/>
+                <w:szCs w:val="24"/>
+              </w:rPr>
+              <w:t>V</w:t>
+            </w:r>
+          </w:p>
+        </w:tc>
+      </w:tr>
+      <w:tr>
+        <w:tc>
+          <w:tcPr>
+            <w:tcW w:w="846" w:type="dxa"/>
+          </w:tcPr>
+          <w:p>
+            <w:pPr>
+              <w:jc w:val="center"/>
+              <w:rPr>
+                <w:rFonts w:ascii="Arial" w:hAnsi="Arial" w:cs="Arial"/>
+                <w:sz w:val="24"/>
+                <w:szCs w:val="24"/>
+              </w:rPr>
+            </w:pPr>
+            <w:r>
+              <w:rPr>
+                <w:rFonts w:ascii="Arial" w:hAnsi="Arial" w:cs="Arial"/>
+                <w:sz w:val="24"/>
+                <w:szCs w:val="24"/>
+              </w:rPr>
+              <w:t>V</w:t>
+            </w:r>
+          </w:p>
+        </w:tc>
+        <w:tc>
+          <w:tcPr>
+            <w:tcW w:w="1134" w:type="dxa"/>
+          </w:tcPr>
+          <w:p>
+            <w:pPr>
+              <w:jc w:val="center"/>
+              <w:rPr>
+                <w:rFonts w:ascii="Arial" w:hAnsi="Arial" w:cs="Arial"/>
+                <w:sz w:val="24"/>
+                <w:szCs w:val="24"/>
+              </w:rPr>
+            </w:pPr>
+            <w:r>
+              <w:rPr>
+                <w:rFonts w:ascii="Arial" w:hAnsi="Arial" w:cs="Arial"/>
+                <w:sz w:val="24"/>
+                <w:szCs w:val="24"/>
+              </w:rPr>
+              <w:t>F</w:t>
+            </w:r>
+          </w:p>
+        </w:tc>
+        <w:tc>
+          <w:tcPr>
+            <w:tcW w:w="1417" w:type="dxa"/>
+          </w:tcPr>
+          <w:p>
+            <w:pPr>
+              <w:jc w:val="center"/>
+              <w:rPr>
+                <w:rFonts w:ascii="Arial" w:hAnsi="Arial" w:cs="Arial"/>
+                <w:sz w:val="24"/>
+                <w:szCs w:val="24"/>
+              </w:rPr>
+            </w:pPr>
+            <w:r>
+              <w:rPr>
+                <w:rFonts w:ascii="Arial" w:hAnsi="Arial" w:cs="Arial"/>
+                <w:sz w:val="24"/>
+                <w:szCs w:val="24"/>
+              </w:rPr>
+              <w:t>F</w:t>
+            </w:r>
+          </w:p>
+        </w:tc>
+      </w:tr>
+      <w:tr>
+        <w:tc>
+          <w:tcPr>
+            <w:tcW w:w="846" w:type="dxa"/>
+          </w:tcPr>
+          <w:p>
+            <w:pPr>
+              <w:jc w:val="center"/>
+              <w:rPr>
+                <w:rFonts w:ascii="Arial" w:hAnsi="Arial" w:cs="Arial"/>
+                <w:sz w:val="24"/>
+                <w:szCs w:val="24"/>
+              </w:rPr>
+            </w:pPr>
+            <w:r>
+              <w:rPr>
+                <w:rFonts w:ascii="Arial" w:hAnsi="Arial" w:cs="Arial"/>
+                <w:sz w:val="24"/>
+                <w:szCs w:val="24"/>
+              </w:rPr>
+              <w:t>F</w:t>
+            </w:r>
+          </w:p>
+        </w:tc>
+        <w:tc>
+          <w:tcPr>
+            <w:tcW w:w="1134" w:type="dxa"/>
+          </w:tcPr>
+          <w:p>
+            <w:pPr>
+              <w:jc w:val="center"/>
+              <w:rPr>
+                <w:rFonts w:ascii="Arial" w:hAnsi="Arial" w:cs="Arial"/>
+                <w:sz w:val="24"/>
+                <w:szCs w:val="24"/>
+              </w:rPr>
+            </w:pPr>
+            <w:r>
+              <w:rPr>
+                <w:rFonts w:ascii="Arial" w:hAnsi="Arial" w:cs="Arial"/>
+                <w:sz w:val="24"/>
+                <w:szCs w:val="24"/>
+              </w:rPr>
+              <w:t>V</w:t>
+            </w:r>
+          </w:p>
+        </w:tc>
+        <w:tc>
+          <w:tcPr>
+            <w:tcW w:w="1417" w:type="dxa"/>
+          </w:tcPr>
+          <w:p>
+            <w:pPr>
+              <w:jc w:val="center"/>
+              <w:rPr>
+                <w:rFonts w:ascii="Arial" w:hAnsi="Arial" w:cs="Arial"/>
+                <w:sz w:val="24"/>
+                <w:szCs w:val="24"/>
+              </w:rPr>
+            </w:pPr>
+            <w:r>
+              <w:rPr>
+                <w:rFonts w:ascii="Arial" w:hAnsi="Arial" w:cs="Arial"/>
+                <w:sz w:val="24"/>
+                <w:szCs w:val="24"/>
+              </w:rPr>
+              <w:t>F</w:t>
+            </w:r>
+          </w:p>
+        </w:tc>
+      </w:tr>
+      <w:tr>
+        <w:tc>
+          <w:tcPr>
+            <w:tcW w:w="846" w:type="dxa"/>
+          </w:tcPr>
+          <w:p>
+            <w:pPr>
+              <w:jc w:val="center"/>
+              <w:rPr>
+                <w:rFonts w:ascii="Arial" w:hAnsi="Arial" w:cs="Arial"/>
+                <w:sz w:val="24"/>
+                <w:szCs w:val="24"/>
+              </w:rPr>
+            </w:pPr>
+            <w:r>
+              <w:rPr>
+                <w:rFonts w:ascii="Arial" w:hAnsi="Arial" w:cs="Arial"/>
+                <w:sz w:val="24"/>
+                <w:szCs w:val="24"/>
+              </w:rPr>
+              <w:t>F</w:t>
+            </w:r>
+          </w:p>
+        </w:tc>
+        <w:tc>
+          <w:tcPr>
+            <w:tcW w:w="1134" w:type="dxa"/>
+          </w:tcPr>
+          <w:p>
+            <w:pPr>
+              <w:jc w:val="center"/>
+              <w:rPr>
+                <w:rFonts w:ascii="Arial" w:hAnsi="Arial" w:cs="Arial"/>
+                <w:sz w:val="24"/>
+                <w:szCs w:val="24"/>
+              </w:rPr>
+            </w:pPr>
+            <w:r>
+              <w:rPr>
+                <w:rFonts w:ascii="Arial" w:hAnsi="Arial" w:cs="Arial"/>
+                <w:sz w:val="24"/>
+                <w:szCs w:val="24"/>
+              </w:rPr>
+              <w:t>F</w:t>
+            </w:r>
+          </w:p>
+        </w:tc>
+        <w:tc>
+          <w:tcPr>
+            <w:tcW w:w="1417" w:type="dxa"/>
+          </w:tcPr>
+          <w:p>
+            <w:pPr>
+              <w:jc w:val="center"/>
+              <w:rPr>
+                <w:rFonts w:ascii="Arial" w:hAnsi="Arial" w:cs="Arial"/>
+                <w:sz w:val="24"/>
+                <w:szCs w:val="24"/>
+              </w:rPr>
+            </w:pPr>
+            <w:r>
+              <w:rPr>
+                <w:rFonts w:ascii="Arial" w:hAnsi="Arial" w:cs="Arial"/>
+                <w:sz w:val="24"/>
+                <w:szCs w:val="24"/>
+              </w:rPr>
+              <w:t>F</w:t>
+            </w:r>
+          </w:p>
+        </w:tc>
+      </w:tr>
+    </w:tbl>
+    <w:p>
+      <w:pPr>
+        <w:jc w:val="both"/>
+        <w:rPr>
+          <w:rFonts w:ascii="Arial" w:hAnsi="Arial" w:cs="Arial"/>
+          <w:b/>
+          <w:bCs/>
+          <w:sz w:val="24"/>
+          <w:szCs w:val="24"/>
+        </w:rPr>
+      </w:pPr>
+    </w:p>
+    <w:tbl>
+      <w:tblPr>
+        <w:tblStyle w:val="Tabelacomgrade"/>
+        <w:tblW w:w="0" w:type="auto"/>
+        <w:tblBorders>
+          <w:top w:val="none" w:sz="0" w:space="0" w:color="auto"/>
+          <w:left w:val="none" w:sz="0" w:space="0" w:color="auto"/>
+          <w:bottom w:val="none" w:sz="0" w:space="0" w:color="auto"/>
+          <w:right w:val="none" w:sz="0" w:space="0" w:color="auto"/>
+          <w:insideH w:val="single" w:sz="6" w:space="0" w:color="auto"/>
+          <w:insideV w:val="none" w:sz="0" w:space="0" w:color="auto"/>
+        </w:tblBorders>
+        <w:tblLook w:val="04A0" w:firstRow="1" w:lastRow="0" w:firstColumn="1" w:lastColumn="0" w:noHBand="0" w:noVBand="1"/>
+      </w:tblPr>
+      <w:tblGrid>
+        <w:gridCol w:w="846"/>
+        <w:gridCol w:w="1134"/>
+        <w:gridCol w:w="1417"/>
+      </w:tblGrid>
+      <w:tr>
+        <w:tc>
+          <w:tcPr>
+            <w:tcW w:w="846" w:type="dxa"/>
+            <w:shd w:val="clear" w:color="auto" w:fill="E7E6E6" w:themeFill="background2"/>
+          </w:tcPr>
+          <w:p>
+            <w:pPr>
+              <w:jc w:val="center"/>
+              <w:rPr>
+                <w:rFonts w:ascii="Arial" w:hAnsi="Arial" w:cs="Arial"/>
+                <w:b/>
+                <w:bCs/>
+                <w:sz w:val="24"/>
+                <w:szCs w:val="24"/>
+              </w:rPr>
+            </w:pPr>
+            <w:r>
+              <w:rPr>
+                <w:rFonts w:ascii="Arial" w:hAnsi="Arial" w:cs="Arial"/>
+                <w:b/>
+                <w:bCs/>
+                <w:sz w:val="24"/>
+                <w:szCs w:val="24"/>
+              </w:rPr>
+              <w:t>p</w:t>
+            </w:r>
+          </w:p>
+        </w:tc>
+        <w:tc>
+          <w:tcPr>
+            <w:tcW w:w="1134" w:type="dxa"/>
+            <w:shd w:val="clear" w:color="auto" w:fill="E7E6E6" w:themeFill="background2"/>
+          </w:tcPr>
+          <w:p>
+            <w:pPr>
+              <w:jc w:val="center"/>
+              <w:rPr>
+                <w:rFonts w:ascii="Arial" w:hAnsi="Arial" w:cs="Arial"/>
+                <w:b/>
+                <w:bCs/>
+                <w:sz w:val="24"/>
+                <w:szCs w:val="24"/>
+              </w:rPr>
+            </w:pPr>
+            <w:r>
+              <w:rPr>
+                <w:rFonts w:ascii="Arial" w:hAnsi="Arial" w:cs="Arial"/>
+                <w:b/>
+                <w:bCs/>
+                <w:sz w:val="24"/>
+                <w:szCs w:val="24"/>
+              </w:rPr>
+              <w:t>q</w:t>
+            </w:r>
+          </w:p>
+        </w:tc>
+        <w:tc>
+          <w:tcPr>
+            <w:tcW w:w="1417" w:type="dxa"/>
+            <w:shd w:val="clear" w:color="auto" w:fill="E7E6E6" w:themeFill="background2"/>
+          </w:tcPr>
+          <w:p>
+            <w:pPr>
+              <w:jc w:val="center"/>
+              <w:rPr>
+                <w:rFonts w:ascii="Arial" w:hAnsi="Arial" w:cs="Arial"/>
+                <w:b/>
+                <w:bCs/>
+                <w:sz w:val="24"/>
+                <w:szCs w:val="24"/>
+              </w:rPr>
+            </w:pPr>
+            <w:r>
+              <w:rPr>
+                <w:rFonts w:ascii="Arial" w:hAnsi="Arial" w:cs="Arial"/>
+                <w:b/>
+                <w:bCs/>
+                <w:sz w:val="24"/>
+                <w:szCs w:val="24"/>
+              </w:rPr>
+              <w:t xml:space="preserve">p </w:t>
+            </w:r>
+            <w:r>
+              <w:rPr>
+                <w:rFonts w:ascii="Arial" w:hAnsi="Arial" w:cs="Arial"/>
+                <w:b/>
+                <w:bCs/>
+                <w:sz w:val="24"/>
+                <w:szCs w:val="24"/>
+              </w:rPr>
+              <w:t>OU</w:t>
+            </w:r>
+            <w:r>
+              <w:rPr>
+                <w:rFonts w:ascii="Arial" w:hAnsi="Arial" w:cs="Arial"/>
+                <w:b/>
+                <w:bCs/>
+                <w:sz w:val="24"/>
+                <w:szCs w:val="24"/>
+              </w:rPr>
+              <w:t xml:space="preserve"> q</w:t>
+            </w:r>
+          </w:p>
+        </w:tc>
+      </w:tr>
+      <w:tr>
+        <w:tc>
+          <w:tcPr>
+            <w:tcW w:w="846" w:type="dxa"/>
+          </w:tcPr>
+          <w:p>
+            <w:pPr>
+              <w:jc w:val="center"/>
+              <w:rPr>
+                <w:rFonts w:ascii="Arial" w:hAnsi="Arial" w:cs="Arial"/>
+                <w:sz w:val="24"/>
+                <w:szCs w:val="24"/>
+              </w:rPr>
+            </w:pPr>
+            <w:r>
+              <w:rPr>
+                <w:rFonts w:ascii="Arial" w:hAnsi="Arial" w:cs="Arial"/>
+                <w:sz w:val="24"/>
+                <w:szCs w:val="24"/>
+              </w:rPr>
+              <w:t>V</w:t>
+            </w:r>
+          </w:p>
+        </w:tc>
+        <w:tc>
+          <w:tcPr>
+            <w:tcW w:w="1134" w:type="dxa"/>
+          </w:tcPr>
+          <w:p>
+            <w:pPr>
+              <w:jc w:val="center"/>
+              <w:rPr>
+                <w:rFonts w:ascii="Arial" w:hAnsi="Arial" w:cs="Arial"/>
+                <w:sz w:val="24"/>
+                <w:szCs w:val="24"/>
+              </w:rPr>
+            </w:pPr>
+            <w:r>
+              <w:rPr>
+                <w:rFonts w:ascii="Arial" w:hAnsi="Arial" w:cs="Arial"/>
+                <w:sz w:val="24"/>
+                <w:szCs w:val="24"/>
+              </w:rPr>
+              <w:t>V</w:t>
+            </w:r>
+          </w:p>
+        </w:tc>
+        <w:tc>
+          <w:tcPr>
+            <w:tcW w:w="1417" w:type="dxa"/>
+          </w:tcPr>
+          <w:p>
+            <w:pPr>
+              <w:jc w:val="center"/>
+              <w:rPr>
+                <w:rFonts w:ascii="Arial" w:hAnsi="Arial" w:cs="Arial"/>
+                <w:sz w:val="24"/>
+                <w:szCs w:val="24"/>
+              </w:rPr>
+            </w:pPr>
+            <w:r>
+              <w:rPr>
+                <w:rFonts w:ascii="Arial" w:hAnsi="Arial" w:cs="Arial"/>
+                <w:sz w:val="24"/>
+                <w:szCs w:val="24"/>
+              </w:rPr>
+              <w:t>V</w:t>
+            </w:r>
+          </w:p>
+        </w:tc>
+      </w:tr>
+      <w:tr>
+        <w:tc>
+          <w:tcPr>
+            <w:tcW w:w="846" w:type="dxa"/>
+          </w:tcPr>
+          <w:p>
+            <w:pPr>
+              <w:jc w:val="center"/>
+              <w:rPr>
+                <w:rFonts w:ascii="Arial" w:hAnsi="Arial" w:cs="Arial"/>
+                <w:sz w:val="24"/>
+                <w:szCs w:val="24"/>
+              </w:rPr>
+            </w:pPr>
+            <w:r>
+              <w:rPr>
+                <w:rFonts w:ascii="Arial" w:hAnsi="Arial" w:cs="Arial"/>
+                <w:sz w:val="24"/>
+                <w:szCs w:val="24"/>
+              </w:rPr>
+              <w:t>V</w:t>
+            </w:r>
+          </w:p>
+        </w:tc>
+        <w:tc>
+          <w:tcPr>
+            <w:tcW w:w="1134" w:type="dxa"/>
+          </w:tcPr>
+          <w:p>
+            <w:pPr>
+              <w:jc w:val="center"/>
+              <w:rPr>
+                <w:rFonts w:ascii="Arial" w:hAnsi="Arial" w:cs="Arial"/>
+                <w:sz w:val="24"/>
+                <w:szCs w:val="24"/>
+              </w:rPr>
+            </w:pPr>
+            <w:r>
+              <w:rPr>
+                <w:rFonts w:ascii="Arial" w:hAnsi="Arial" w:cs="Arial"/>
+                <w:sz w:val="24"/>
+                <w:szCs w:val="24"/>
+              </w:rPr>
+              <w:t>F</w:t>
+            </w:r>
+          </w:p>
+        </w:tc>
+        <w:tc>
+          <w:tcPr>
+            <w:tcW w:w="1417" w:type="dxa"/>
+          </w:tcPr>
+          <w:p>
+            <w:pPr>
+              <w:jc w:val="center"/>
+              <w:rPr>
+                <w:rFonts w:ascii="Arial" w:hAnsi="Arial" w:cs="Arial"/>
+                <w:sz w:val="24"/>
+                <w:szCs w:val="24"/>
+              </w:rPr>
+            </w:pPr>
+            <w:r>
+              <w:rPr>
+                <w:rFonts w:ascii="Arial" w:hAnsi="Arial" w:cs="Arial"/>
+                <w:sz w:val="24"/>
+                <w:szCs w:val="24"/>
+              </w:rPr>
+              <w:t>V</w:t>
+            </w:r>
+          </w:p>
+        </w:tc>
+      </w:tr>
+      <w:tr>
+        <w:tc>
+          <w:tcPr>
+            <w:tcW w:w="846" w:type="dxa"/>
+          </w:tcPr>
+          <w:p>
+            <w:pPr>
+              <w:jc w:val="center"/>
+              <w:rPr>
+                <w:rFonts w:ascii="Arial" w:hAnsi="Arial" w:cs="Arial"/>
+                <w:sz w:val="24"/>
+                <w:szCs w:val="24"/>
+              </w:rPr>
+            </w:pPr>
+            <w:r>
+              <w:rPr>
+                <w:rFonts w:ascii="Arial" w:hAnsi="Arial" w:cs="Arial"/>
+                <w:sz w:val="24"/>
+                <w:szCs w:val="24"/>
+              </w:rPr>
+              <w:t>F</w:t>
+            </w:r>
+          </w:p>
+        </w:tc>
+        <w:tc>
+          <w:tcPr>
+            <w:tcW w:w="1134" w:type="dxa"/>
+          </w:tcPr>
+          <w:p>
+            <w:pPr>
+              <w:jc w:val="center"/>
+              <w:rPr>
+                <w:rFonts w:ascii="Arial" w:hAnsi="Arial" w:cs="Arial"/>
+                <w:sz w:val="24"/>
+                <w:szCs w:val="24"/>
+              </w:rPr>
+            </w:pPr>
+            <w:r>
+              <w:rPr>
+                <w:rFonts w:ascii="Arial" w:hAnsi="Arial" w:cs="Arial"/>
+                <w:sz w:val="24"/>
+                <w:szCs w:val="24"/>
+              </w:rPr>
+              <w:t>V</w:t>
+            </w:r>
+          </w:p>
+        </w:tc>
+        <w:tc>
+          <w:tcPr>
+            <w:tcW w:w="1417" w:type="dxa"/>
+          </w:tcPr>
+          <w:p>
+            <w:pPr>
+              <w:jc w:val="center"/>
+              <w:rPr>
+                <w:rFonts w:ascii="Arial" w:hAnsi="Arial" w:cs="Arial"/>
+                <w:sz w:val="24"/>
+                <w:szCs w:val="24"/>
+              </w:rPr>
+            </w:pPr>
+            <w:r>
+              <w:rPr>
+                <w:rFonts w:ascii="Arial" w:hAnsi="Arial" w:cs="Arial"/>
+                <w:sz w:val="24"/>
+                <w:szCs w:val="24"/>
+              </w:rPr>
+              <w:t>V</w:t>
+            </w:r>
+          </w:p>
+        </w:tc>
+      </w:tr>
+      <w:tr>
+        <w:tc>
+          <w:tcPr>
+            <w:tcW w:w="846" w:type="dxa"/>
+          </w:tcPr>
+          <w:p>
+            <w:pPr>
+              <w:jc w:val="center"/>
+              <w:rPr>
+                <w:rFonts w:ascii="Arial" w:hAnsi="Arial" w:cs="Arial"/>
+                <w:sz w:val="24"/>
+                <w:szCs w:val="24"/>
+              </w:rPr>
+            </w:pPr>
+            <w:r>
+              <w:rPr>
+                <w:rFonts w:ascii="Arial" w:hAnsi="Arial" w:cs="Arial"/>
+                <w:sz w:val="24"/>
+                <w:szCs w:val="24"/>
+              </w:rPr>
+              <w:t>F</w:t>
+            </w:r>
+          </w:p>
+        </w:tc>
+        <w:tc>
+          <w:tcPr>
+            <w:tcW w:w="1134" w:type="dxa"/>
+          </w:tcPr>
+          <w:p>
+            <w:pPr>
+              <w:jc w:val="center"/>
+              <w:rPr>
+                <w:rFonts w:ascii="Arial" w:hAnsi="Arial" w:cs="Arial"/>
+                <w:sz w:val="24"/>
+                <w:szCs w:val="24"/>
+              </w:rPr>
+            </w:pPr>
+            <w:r>
+              <w:rPr>
+                <w:rFonts w:ascii="Arial" w:hAnsi="Arial" w:cs="Arial"/>
+                <w:sz w:val="24"/>
+                <w:szCs w:val="24"/>
+              </w:rPr>
+              <w:t>F</w:t>
+            </w:r>
+          </w:p>
+        </w:tc>
+        <w:tc>
+          <w:tcPr>
+            <w:tcW w:w="1417" w:type="dxa"/>
+          </w:tcPr>
+          <w:p>
+            <w:pPr>
+              <w:jc w:val="center"/>
+              <w:rPr>
+                <w:rFonts w:ascii="Arial" w:hAnsi="Arial" w:cs="Arial"/>
+                <w:sz w:val="24"/>
+                <w:szCs w:val="24"/>
+              </w:rPr>
+            </w:pPr>
+            <w:r>
+              <w:rPr>
+                <w:rFonts w:ascii="Arial" w:hAnsi="Arial" w:cs="Arial"/>
+                <w:sz w:val="24"/>
+                <w:szCs w:val="24"/>
+              </w:rPr>
+              <w:t>F</w:t>
+            </w:r>
+          </w:p>
+        </w:tc>
+      </w:tr>
+    </w:tbl>
+    <w:p>
+      <w:pPr>
+        <w:jc w:val="both"/>
+        <w:rPr>
+          <w:rFonts w:ascii="Arial" w:hAnsi="Arial" w:cs="Arial"/>
+          <w:b/>
+          <w:bCs/>
+          <w:sz w:val="24"/>
+          <w:szCs w:val="24"/>
+        </w:rPr>
+      </w:pPr>
+    </w:p>
+    <w:tbl>
+      <w:tblPr>
+        <w:tblStyle w:val="Tabelacomgrade"/>
+        <w:tblW w:w="0" w:type="auto"/>
+        <w:tblBorders>
+          <w:top w:val="none" w:sz="0" w:space="0" w:color="auto"/>
+          <w:left w:val="none" w:sz="0" w:space="0" w:color="auto"/>
+          <w:bottom w:val="none" w:sz="0" w:space="0" w:color="auto"/>
+          <w:right w:val="none" w:sz="0" w:space="0" w:color="auto"/>
+          <w:insideH w:val="single" w:sz="6" w:space="0" w:color="auto"/>
+          <w:insideV w:val="none" w:sz="0" w:space="0" w:color="auto"/>
+        </w:tblBorders>
+        <w:tblLook w:val="04A0" w:firstRow="1" w:lastRow="0" w:firstColumn="1" w:lastColumn="0" w:noHBand="0" w:noVBand="1"/>
+      </w:tblPr>
+      <w:tblGrid>
+        <w:gridCol w:w="846"/>
+        <w:gridCol w:w="1134"/>
+        <w:gridCol w:w="2131"/>
+      </w:tblGrid>
+      <w:tr>
+        <w:tc>
+          <w:tcPr>
+            <w:tcW w:w="846" w:type="dxa"/>
+            <w:shd w:val="clear" w:color="auto" w:fill="E7E6E6" w:themeFill="background2"/>
+          </w:tcPr>
+          <w:p>
+            <w:pPr>
+              <w:jc w:val="center"/>
+              <w:rPr>
+                <w:rFonts w:ascii="Arial" w:hAnsi="Arial" w:cs="Arial"/>
+                <w:b/>
+                <w:bCs/>
+                <w:sz w:val="24"/>
+                <w:szCs w:val="24"/>
+              </w:rPr>
+            </w:pPr>
+            <w:r>
+              <w:rPr>
+                <w:rFonts w:ascii="Arial" w:hAnsi="Arial" w:cs="Arial"/>
+                <w:b/>
+                <w:bCs/>
+                <w:sz w:val="24"/>
+                <w:szCs w:val="24"/>
+              </w:rPr>
+              <w:t>p</w:t>
+            </w:r>
+          </w:p>
+        </w:tc>
+        <w:tc>
+          <w:tcPr>
+            <w:tcW w:w="1134" w:type="dxa"/>
+            <w:shd w:val="clear" w:color="auto" w:fill="E7E6E6" w:themeFill="background2"/>
+          </w:tcPr>
+          <w:p>
+            <w:pPr>
+              <w:jc w:val="center"/>
+              <w:rPr>
+                <w:rFonts w:ascii="Arial" w:hAnsi="Arial" w:cs="Arial"/>
+                <w:b/>
+                <w:bCs/>
+                <w:sz w:val="24"/>
+                <w:szCs w:val="24"/>
+              </w:rPr>
+            </w:pPr>
+            <w:r>
+              <w:rPr>
+                <w:rFonts w:ascii="Arial" w:hAnsi="Arial" w:cs="Arial"/>
+                <w:b/>
+                <w:bCs/>
+                <w:sz w:val="24"/>
+                <w:szCs w:val="24"/>
+              </w:rPr>
+              <w:t>q</w:t>
+            </w:r>
+          </w:p>
+        </w:tc>
+        <w:tc>
+          <w:tcPr>
+            <w:tcW w:w="2131" w:type="dxa"/>
+            <w:shd w:val="clear" w:color="auto" w:fill="E7E6E6" w:themeFill="background2"/>
+          </w:tcPr>
+          <w:p>
+            <w:pPr>
+              <w:jc w:val="center"/>
+              <w:rPr>
+                <w:rFonts w:ascii="Arial" w:hAnsi="Arial" w:cs="Arial"/>
+                <w:b/>
+                <w:bCs/>
+                <w:sz w:val="24"/>
+                <w:szCs w:val="24"/>
+              </w:rPr>
+            </w:pPr>
+            <w:r>
+              <w:rPr>
+                <w:rFonts w:ascii="Arial" w:hAnsi="Arial" w:cs="Arial"/>
+                <w:b/>
+                <w:bCs/>
+                <w:sz w:val="24"/>
+                <w:szCs w:val="24"/>
+              </w:rPr>
+              <w:t xml:space="preserve">p </w:t>
+            </w:r>
+            <w:r>
+              <w:rPr>
+                <w:rFonts w:ascii="Arial" w:hAnsi="Arial" w:cs="Arial"/>
+                <w:b/>
+                <w:bCs/>
+                <w:sz w:val="24"/>
+                <w:szCs w:val="24"/>
+              </w:rPr>
+              <w:t>SE, ENTÃO</w:t>
+            </w:r>
+            <w:r>
+              <w:rPr>
+                <w:rFonts w:ascii="Arial" w:hAnsi="Arial" w:cs="Arial"/>
+                <w:b/>
+                <w:bCs/>
+                <w:sz w:val="24"/>
+                <w:szCs w:val="24"/>
+              </w:rPr>
+              <w:t xml:space="preserve"> q</w:t>
+            </w:r>
+          </w:p>
+        </w:tc>
+      </w:tr>
+      <w:tr>
+        <w:tc>
+          <w:tcPr>
+            <w:tcW w:w="846" w:type="dxa"/>
+          </w:tcPr>
+          <w:p>
+            <w:pPr>
+              <w:jc w:val="center"/>
+              <w:rPr>
+                <w:rFonts w:ascii="Arial" w:hAnsi="Arial" w:cs="Arial"/>
+                <w:sz w:val="24"/>
+                <w:szCs w:val="24"/>
+              </w:rPr>
+            </w:pPr>
+            <w:r>
+              <w:rPr>
+                <w:rFonts w:ascii="Arial" w:hAnsi="Arial" w:cs="Arial"/>
+                <w:sz w:val="24"/>
+                <w:szCs w:val="24"/>
+              </w:rPr>
+              <w:t>V</w:t>
+            </w:r>
+          </w:p>
+        </w:tc>
+        <w:tc>
+          <w:tcPr>
+            <w:tcW w:w="1134" w:type="dxa"/>
+          </w:tcPr>
+          <w:p>
+            <w:pPr>
+              <w:jc w:val="center"/>
+              <w:rPr>
+                <w:rFonts w:ascii="Arial" w:hAnsi="Arial" w:cs="Arial"/>
+                <w:sz w:val="24"/>
+                <w:szCs w:val="24"/>
+              </w:rPr>
+            </w:pPr>
+            <w:r>
+              <w:rPr>
+                <w:rFonts w:ascii="Arial" w:hAnsi="Arial" w:cs="Arial"/>
+                <w:sz w:val="24"/>
+                <w:szCs w:val="24"/>
+              </w:rPr>
+              <w:t>V</w:t>
+            </w:r>
+          </w:p>
+        </w:tc>
+        <w:tc>
+          <w:tcPr>
+            <w:tcW w:w="2131" w:type="dxa"/>
+          </w:tcPr>
+          <w:p>
+            <w:pPr>
+              <w:jc w:val="center"/>
+              <w:rPr>
+                <w:rFonts w:ascii="Arial" w:hAnsi="Arial" w:cs="Arial"/>
+                <w:sz w:val="24"/>
+                <w:szCs w:val="24"/>
+              </w:rPr>
+            </w:pPr>
+            <w:r>
+              <w:rPr>
+                <w:rFonts w:ascii="Arial" w:hAnsi="Arial" w:cs="Arial"/>
+                <w:sz w:val="24"/>
+                <w:szCs w:val="24"/>
+              </w:rPr>
+              <w:t>V</w:t>
+            </w:r>
+          </w:p>
+        </w:tc>
+      </w:tr>
+      <w:tr>
+        <w:tc>
+          <w:tcPr>
+            <w:tcW w:w="846" w:type="dxa"/>
+          </w:tcPr>
+          <w:p>
+            <w:pPr>
+              <w:jc w:val="center"/>
+              <w:rPr>
+                <w:rFonts w:ascii="Arial" w:hAnsi="Arial" w:cs="Arial"/>
+                <w:sz w:val="24"/>
+                <w:szCs w:val="24"/>
+              </w:rPr>
+            </w:pPr>
+            <w:r>
+              <w:rPr>
+                <w:rFonts w:ascii="Arial" w:hAnsi="Arial" w:cs="Arial"/>
+                <w:sz w:val="24"/>
+                <w:szCs w:val="24"/>
+              </w:rPr>
+              <w:t>V</w:t>
+            </w:r>
+          </w:p>
+        </w:tc>
+        <w:tc>
+          <w:tcPr>
+            <w:tcW w:w="1134" w:type="dxa"/>
+          </w:tcPr>
+          <w:p>
+            <w:pPr>
+              <w:jc w:val="center"/>
+              <w:rPr>
+                <w:rFonts w:ascii="Arial" w:hAnsi="Arial" w:cs="Arial"/>
+                <w:sz w:val="24"/>
+                <w:szCs w:val="24"/>
+              </w:rPr>
+            </w:pPr>
+            <w:r>
+              <w:rPr>
+                <w:rFonts w:ascii="Arial" w:hAnsi="Arial" w:cs="Arial"/>
+                <w:sz w:val="24"/>
+                <w:szCs w:val="24"/>
+              </w:rPr>
+              <w:t>F</w:t>
+            </w:r>
+          </w:p>
+        </w:tc>
+        <w:tc>
+          <w:tcPr>
+            <w:tcW w:w="2131" w:type="dxa"/>
+          </w:tcPr>
+          <w:p>
+            <w:pPr>
+              <w:jc w:val="center"/>
+              <w:rPr>
+                <w:rFonts w:ascii="Arial" w:hAnsi="Arial" w:cs="Arial"/>
+                <w:sz w:val="24"/>
+                <w:szCs w:val="24"/>
+              </w:rPr>
+            </w:pPr>
+            <w:r>
+              <w:rPr>
+                <w:rFonts w:ascii="Arial" w:hAnsi="Arial" w:cs="Arial"/>
+                <w:sz w:val="24"/>
+                <w:szCs w:val="24"/>
+              </w:rPr>
+              <w:t>F</w:t>
+            </w:r>
+          </w:p>
+        </w:tc>
+      </w:tr>
+      <w:tr>
+        <w:tc>
+          <w:tcPr>
+            <w:tcW w:w="846" w:type="dxa"/>
+          </w:tcPr>
+          <w:p>
+            <w:pPr>
+              <w:jc w:val="center"/>
+              <w:rPr>
+                <w:rFonts w:ascii="Arial" w:hAnsi="Arial" w:cs="Arial"/>
+                <w:sz w:val="24"/>
+                <w:szCs w:val="24"/>
+              </w:rPr>
+            </w:pPr>
+            <w:r>
+              <w:rPr>
+                <w:rFonts w:ascii="Arial" w:hAnsi="Arial" w:cs="Arial"/>
+                <w:sz w:val="24"/>
+                <w:szCs w:val="24"/>
+              </w:rPr>
+              <w:t>F</w:t>
+            </w:r>
+          </w:p>
+        </w:tc>
+        <w:tc>
+          <w:tcPr>
+            <w:tcW w:w="1134" w:type="dxa"/>
+          </w:tcPr>
+          <w:p>
+            <w:pPr>
+              <w:jc w:val="center"/>
+              <w:rPr>
+                <w:rFonts w:ascii="Arial" w:hAnsi="Arial" w:cs="Arial"/>
+                <w:sz w:val="24"/>
+                <w:szCs w:val="24"/>
+              </w:rPr>
+            </w:pPr>
+            <w:r>
+              <w:rPr>
+                <w:rFonts w:ascii="Arial" w:hAnsi="Arial" w:cs="Arial"/>
+                <w:sz w:val="24"/>
+                <w:szCs w:val="24"/>
+              </w:rPr>
+              <w:t>V</w:t>
+            </w:r>
+          </w:p>
+        </w:tc>
+        <w:tc>
+          <w:tcPr>
+            <w:tcW w:w="2131" w:type="dxa"/>
+          </w:tcPr>
+          <w:p>
+            <w:pPr>
+              <w:jc w:val="center"/>
+              <w:rPr>
+                <w:rFonts w:ascii="Arial" w:hAnsi="Arial" w:cs="Arial"/>
+                <w:sz w:val="24"/>
+                <w:szCs w:val="24"/>
+              </w:rPr>
+            </w:pPr>
+            <w:r>
+              <w:rPr>
+                <w:rFonts w:ascii="Arial" w:hAnsi="Arial" w:cs="Arial"/>
+                <w:sz w:val="24"/>
+                <w:szCs w:val="24"/>
+              </w:rPr>
+              <w:t>V</w:t>
+            </w:r>
+          </w:p>
+        </w:tc>
+      </w:tr>
+      <w:tr>
+        <w:tc>
+          <w:tcPr>
+            <w:tcW w:w="846" w:type="dxa"/>
+          </w:tcPr>
+          <w:p>
+            <w:pPr>
+              <w:jc w:val="center"/>
+              <w:rPr>
+                <w:rFonts w:ascii="Arial" w:hAnsi="Arial" w:cs="Arial"/>
+                <w:sz w:val="24"/>
+                <w:szCs w:val="24"/>
+              </w:rPr>
+            </w:pPr>
+            <w:r>
+              <w:rPr>
+                <w:rFonts w:ascii="Arial" w:hAnsi="Arial" w:cs="Arial"/>
+                <w:sz w:val="24"/>
+                <w:szCs w:val="24"/>
+              </w:rPr>
+              <w:t>F</w:t>
+            </w:r>
+          </w:p>
+        </w:tc>
+        <w:tc>
+          <w:tcPr>
+            <w:tcW w:w="1134" w:type="dxa"/>
+          </w:tcPr>
+          <w:p>
+            <w:pPr>
+              <w:jc w:val="center"/>
+              <w:rPr>
+                <w:rFonts w:ascii="Arial" w:hAnsi="Arial" w:cs="Arial"/>
+                <w:sz w:val="24"/>
+                <w:szCs w:val="24"/>
+              </w:rPr>
+            </w:pPr>
+            <w:r>
+              <w:rPr>
+                <w:rFonts w:ascii="Arial" w:hAnsi="Arial" w:cs="Arial"/>
+                <w:sz w:val="24"/>
+                <w:szCs w:val="24"/>
+              </w:rPr>
+              <w:t>F</w:t>
+            </w:r>
+          </w:p>
+        </w:tc>
+        <w:tc>
+          <w:tcPr>
+            <w:tcW w:w="2131" w:type="dxa"/>
+          </w:tcPr>
+          <w:p>
+            <w:pPr>
+              <w:jc w:val="center"/>
+              <w:rPr>
+                <w:rFonts w:ascii="Arial" w:hAnsi="Arial" w:cs="Arial"/>
+                <w:sz w:val="24"/>
+                <w:szCs w:val="24"/>
+              </w:rPr>
+            </w:pPr>
+            <w:r>
+              <w:rPr>
+                <w:rFonts w:ascii="Arial" w:hAnsi="Arial" w:cs="Arial"/>
+                <w:sz w:val="24"/>
+                <w:szCs w:val="24"/>
+              </w:rPr>
+              <w:t>V</w:t>
+            </w:r>
+          </w:p>
+        </w:tc>
+      </w:tr>
+      <w:tr>
+        <w:tc>
+          <w:tcPr>
+            <w:tcW w:w="846" w:type="dxa"/>
+            <w:tcBorders>
+              <w:bottom w:val="nil"/>
+            </w:tcBorders>
+          </w:tcPr>
+          <w:p>
+            <w:pPr>
+              <w:jc w:val="center"/>
+              <w:rPr>
+                <w:rFonts w:ascii="Arial" w:hAnsi="Arial" w:cs="Arial"/>
+                <w:sz w:val="24"/>
+                <w:szCs w:val="24"/>
+              </w:rPr>
+            </w:pPr>
+          </w:p>
+          <w:p>
+            <w:pPr>
+              <w:jc w:val="center"/>
+              <w:rPr>
+                <w:rFonts w:ascii="Arial" w:hAnsi="Arial" w:cs="Arial"/>
+                <w:sz w:val="24"/>
+                <w:szCs w:val="24"/>
+              </w:rPr>
+            </w:pPr>
+          </w:p>
+        </w:tc>
+        <w:tc>
+          <w:tcPr>
+            <w:tcW w:w="1134" w:type="dxa"/>
+            <w:tcBorders>
+              <w:bottom w:val="nil"/>
+            </w:tcBorders>
+          </w:tcPr>
+          <w:p>
+            <w:pPr>
+              <w:jc w:val="center"/>
+              <w:rPr>
+                <w:rFonts w:ascii="Arial" w:hAnsi="Arial" w:cs="Arial"/>
+                <w:sz w:val="24"/>
+                <w:szCs w:val="24"/>
+              </w:rPr>
+            </w:pPr>
+          </w:p>
+        </w:tc>
+        <w:tc>
+          <w:tcPr>
+            <w:tcW w:w="2131" w:type="dxa"/>
+            <w:tcBorders>
+              <w:bottom w:val="nil"/>
+            </w:tcBorders>
+          </w:tcPr>
+          <w:p>
+            <w:pPr>
+              <w:jc w:val="center"/>
+              <w:rPr>
+                <w:rFonts w:ascii="Arial" w:hAnsi="Arial" w:cs="Arial"/>
+                <w:sz w:val="24"/>
+                <w:szCs w:val="24"/>
+              </w:rPr>
+            </w:pPr>
+          </w:p>
+        </w:tc>
+      </w:tr>
+      <w:tr>
+        <w:tblPrEx>
+          <w:tblBorders>
+            <w:top w:val="single" w:sz="4" w:space="0" w:color="auto"/>
+            <w:left w:val="single" w:sz="4" w:space="0" w:color="auto"/>
+            <w:bottom w:val="single" w:sz="4" w:space="0" w:color="auto"/>
+            <w:right w:val="single" w:sz="4" w:space="0" w:color="auto"/>
+            <w:insideH w:val="single" w:sz="4" w:space="0" w:color="auto"/>
+            <w:insideV w:val="single" w:sz="4" w:space="0" w:color="auto"/>
+          </w:tblBorders>
+        </w:tblPrEx>
+        <w:tc>
+          <w:tcPr>
+            <w:tcW w:w="846" w:type="dxa"/>
+            <w:tcBorders>
+              <w:top w:val="nil"/>
+              <w:left w:val="nil"/>
+              <w:bottom w:val="single" w:sz="6" w:space="0" w:color="auto"/>
+              <w:right w:val="nil"/>
+            </w:tcBorders>
+            <w:shd w:val="clear" w:color="auto" w:fill="E7E6E6" w:themeFill="background2"/>
+          </w:tcPr>
+          <w:p>
+            <w:pPr>
+              <w:jc w:val="center"/>
+              <w:rPr>
+                <w:rFonts w:ascii="Arial" w:hAnsi="Arial" w:cs="Arial"/>
+                <w:b/>
+                <w:bCs/>
+                <w:sz w:val="24"/>
+                <w:szCs w:val="24"/>
+              </w:rPr>
+            </w:pPr>
+            <w:r>
+              <w:rPr>
+                <w:rFonts w:ascii="Arial" w:hAnsi="Arial" w:cs="Arial"/>
+                <w:b/>
+                <w:bCs/>
+                <w:sz w:val="24"/>
+                <w:szCs w:val="24"/>
+              </w:rPr>
+              <w:t>p</w:t>
+            </w:r>
+          </w:p>
+        </w:tc>
+        <w:tc>
+          <w:tcPr>
+            <w:tcW w:w="1134" w:type="dxa"/>
+            <w:tcBorders>
+              <w:top w:val="nil"/>
+              <w:left w:val="nil"/>
+              <w:bottom w:val="single" w:sz="6" w:space="0" w:color="auto"/>
+              <w:right w:val="nil"/>
+            </w:tcBorders>
+            <w:shd w:val="clear" w:color="auto" w:fill="E7E6E6" w:themeFill="background2"/>
+          </w:tcPr>
+          <w:p>
+            <w:pPr>
+              <w:jc w:val="center"/>
+              <w:rPr>
+                <w:rFonts w:ascii="Arial" w:hAnsi="Arial" w:cs="Arial"/>
+                <w:b/>
+                <w:bCs/>
+                <w:sz w:val="24"/>
+                <w:szCs w:val="24"/>
+              </w:rPr>
+            </w:pPr>
+            <w:r>
+              <w:rPr>
+                <w:rFonts w:ascii="Arial" w:hAnsi="Arial" w:cs="Arial"/>
+                <w:b/>
+                <w:bCs/>
+                <w:sz w:val="24"/>
+                <w:szCs w:val="24"/>
+              </w:rPr>
+              <w:t>q</w:t>
+            </w:r>
+          </w:p>
+        </w:tc>
+        <w:tc>
+          <w:tcPr>
+            <w:tcW w:w="2131" w:type="dxa"/>
+            <w:tcBorders>
+              <w:top w:val="nil"/>
+              <w:left w:val="nil"/>
+              <w:bottom w:val="single" w:sz="6" w:space="0" w:color="auto"/>
+              <w:right w:val="nil"/>
+            </w:tcBorders>
+            <w:shd w:val="clear" w:color="auto" w:fill="E7E6E6" w:themeFill="background2"/>
+          </w:tcPr>
+          <w:p>
+            <w:pPr>
+              <w:jc w:val="center"/>
+              <w:rPr>
+                <w:rFonts w:ascii="Arial" w:hAnsi="Arial" w:cs="Arial"/>
+                <w:b/>
+                <w:bCs/>
+                <w:sz w:val="24"/>
+                <w:szCs w:val="24"/>
+              </w:rPr>
+            </w:pPr>
+            <w:r>
+              <w:rPr>
+                <w:rFonts w:ascii="Arial" w:hAnsi="Arial" w:cs="Arial"/>
+                <w:b/>
+                <w:bCs/>
+                <w:sz w:val="24"/>
+                <w:szCs w:val="24"/>
+              </w:rPr>
+              <w:t xml:space="preserve">p </w:t>
+            </w:r>
+            <w:r>
+              <w:rPr>
+                <w:rFonts w:ascii="Arial" w:hAnsi="Arial" w:cs="Arial"/>
+                <w:b/>
+                <w:bCs/>
+                <w:sz w:val="24"/>
+                <w:szCs w:val="24"/>
+              </w:rPr>
+              <w:t>OU, OU</w:t>
+            </w:r>
+            <w:r>
+              <w:rPr>
+                <w:rFonts w:ascii="Arial" w:hAnsi="Arial" w:cs="Arial"/>
+                <w:b/>
+                <w:bCs/>
+                <w:sz w:val="24"/>
+                <w:szCs w:val="24"/>
+              </w:rPr>
+              <w:t xml:space="preserve"> q</w:t>
+            </w:r>
+          </w:p>
+        </w:tc>
+      </w:tr>
+      <w:tr>
+        <w:tblPrEx>
+          <w:tblBorders>
+            <w:top w:val="single" w:sz="4" w:space="0" w:color="auto"/>
+            <w:left w:val="single" w:sz="4" w:space="0" w:color="auto"/>
+            <w:bottom w:val="single" w:sz="4" w:space="0" w:color="auto"/>
+            <w:right w:val="single" w:sz="4" w:space="0" w:color="auto"/>
+            <w:insideH w:val="single" w:sz="4" w:space="0" w:color="auto"/>
+            <w:insideV w:val="single" w:sz="4" w:space="0" w:color="auto"/>
+          </w:tblBorders>
+        </w:tblPrEx>
+        <w:tc>
+          <w:tcPr>
+            <w:tcW w:w="846" w:type="dxa"/>
+            <w:tcBorders>
+              <w:top w:val="single" w:sz="6" w:space="0" w:color="auto"/>
+              <w:left w:val="nil"/>
+              <w:bottom w:val="single" w:sz="6" w:space="0" w:color="auto"/>
+              <w:right w:val="nil"/>
+            </w:tcBorders>
+            <w:shd w:val="clear" w:color="auto" w:fill="FFFFFF" w:themeFill="background1"/>
+          </w:tcPr>
+          <w:p>
+            <w:pPr>
+              <w:jc w:val="center"/>
+              <w:rPr>
+                <w:rFonts w:ascii="Arial" w:hAnsi="Arial" w:cs="Arial"/>
+                <w:sz w:val="24"/>
+                <w:szCs w:val="24"/>
+              </w:rPr>
+            </w:pPr>
+            <w:r>
+              <w:rPr>
+                <w:rFonts w:ascii="Arial" w:hAnsi="Arial" w:cs="Arial"/>
+                <w:sz w:val="24"/>
+                <w:szCs w:val="24"/>
+              </w:rPr>
+              <w:t>V</w:t>
+            </w:r>
+          </w:p>
+        </w:tc>
+        <w:tc>
+          <w:tcPr>
+            <w:tcW w:w="1134" w:type="dxa"/>
+            <w:tcBorders>
+              <w:top w:val="single" w:sz="6" w:space="0" w:color="auto"/>
+              <w:left w:val="nil"/>
+              <w:bottom w:val="single" w:sz="6" w:space="0" w:color="auto"/>
+              <w:right w:val="nil"/>
+            </w:tcBorders>
+            <w:shd w:val="clear" w:color="auto" w:fill="FFFFFF" w:themeFill="background1"/>
+          </w:tcPr>
+          <w:p>
+            <w:pPr>
+              <w:jc w:val="center"/>
+              <w:rPr>
+                <w:rFonts w:ascii="Arial" w:hAnsi="Arial" w:cs="Arial"/>
+                <w:sz w:val="24"/>
+                <w:szCs w:val="24"/>
+              </w:rPr>
+            </w:pPr>
+            <w:r>
+              <w:rPr>
+                <w:rFonts w:ascii="Arial" w:hAnsi="Arial" w:cs="Arial"/>
+                <w:sz w:val="24"/>
+                <w:szCs w:val="24"/>
+              </w:rPr>
+              <w:t>V</w:t>
+            </w:r>
+          </w:p>
+        </w:tc>
+        <w:tc>
+          <w:tcPr>
+            <w:tcW w:w="2131" w:type="dxa"/>
+            <w:tcBorders>
+              <w:top w:val="single" w:sz="6" w:space="0" w:color="auto"/>
+              <w:left w:val="nil"/>
+              <w:bottom w:val="single" w:sz="6" w:space="0" w:color="auto"/>
+              <w:right w:val="nil"/>
+            </w:tcBorders>
+            <w:shd w:val="clear" w:color="auto" w:fill="FFFFFF" w:themeFill="background1"/>
+          </w:tcPr>
+          <w:p>
+            <w:pPr>
+              <w:jc w:val="center"/>
+              <w:rPr>
+                <w:rFonts w:ascii="Arial" w:hAnsi="Arial" w:cs="Arial"/>
+                <w:sz w:val="24"/>
+                <w:szCs w:val="24"/>
+              </w:rPr>
+            </w:pPr>
+            <w:r>
+              <w:rPr>
+                <w:rFonts w:ascii="Arial" w:hAnsi="Arial" w:cs="Arial"/>
+                <w:sz w:val="24"/>
+                <w:szCs w:val="24"/>
+              </w:rPr>
+              <w:t>V</w:t>
+            </w:r>
+          </w:p>
+        </w:tc>
+      </w:tr>
+      <w:tr>
+        <w:tblPrEx>
+          <w:tblBorders>
+            <w:top w:val="single" w:sz="4" w:space="0" w:color="auto"/>
+            <w:left w:val="single" w:sz="4" w:space="0" w:color="auto"/>
+            <w:bottom w:val="single" w:sz="4" w:space="0" w:color="auto"/>
+            <w:right w:val="single" w:sz="4" w:space="0" w:color="auto"/>
+            <w:insideH w:val="single" w:sz="4" w:space="0" w:color="auto"/>
+            <w:insideV w:val="single" w:sz="4" w:space="0" w:color="auto"/>
+          </w:tblBorders>
+        </w:tblPrEx>
+        <w:tc>
+          <w:tcPr>
+            <w:tcW w:w="846" w:type="dxa"/>
+            <w:tcBorders>
+              <w:top w:val="single" w:sz="6" w:space="0" w:color="auto"/>
+              <w:left w:val="nil"/>
+              <w:bottom w:val="single" w:sz="6" w:space="0" w:color="auto"/>
+              <w:right w:val="nil"/>
+            </w:tcBorders>
+            <w:shd w:val="clear" w:color="auto" w:fill="FFFFFF" w:themeFill="background1"/>
+          </w:tcPr>
+          <w:p>
+            <w:pPr>
+              <w:jc w:val="center"/>
+              <w:rPr>
+                <w:rFonts w:ascii="Arial" w:hAnsi="Arial" w:cs="Arial"/>
+                <w:sz w:val="24"/>
+                <w:szCs w:val="24"/>
+              </w:rPr>
+            </w:pPr>
+            <w:r>
+              <w:rPr>
+                <w:rFonts w:ascii="Arial" w:hAnsi="Arial" w:cs="Arial"/>
+                <w:sz w:val="24"/>
+                <w:szCs w:val="24"/>
+              </w:rPr>
+              <w:t>V</w:t>
+            </w:r>
+          </w:p>
+        </w:tc>
+        <w:tc>
+          <w:tcPr>
+            <w:tcW w:w="1134" w:type="dxa"/>
+            <w:tcBorders>
+              <w:top w:val="single" w:sz="6" w:space="0" w:color="auto"/>
+              <w:left w:val="nil"/>
+              <w:bottom w:val="single" w:sz="6" w:space="0" w:color="auto"/>
+              <w:right w:val="nil"/>
+            </w:tcBorders>
+            <w:shd w:val="clear" w:color="auto" w:fill="FFFFFF" w:themeFill="background1"/>
+          </w:tcPr>
+          <w:p>
+            <w:pPr>
+              <w:jc w:val="center"/>
+              <w:rPr>
+                <w:rFonts w:ascii="Arial" w:hAnsi="Arial" w:cs="Arial"/>
+                <w:sz w:val="24"/>
+                <w:szCs w:val="24"/>
+              </w:rPr>
+            </w:pPr>
+            <w:r>
+              <w:rPr>
+                <w:rFonts w:ascii="Arial" w:hAnsi="Arial" w:cs="Arial"/>
+                <w:sz w:val="24"/>
+                <w:szCs w:val="24"/>
+              </w:rPr>
+              <w:t>F</w:t>
+            </w:r>
+          </w:p>
+        </w:tc>
+        <w:tc>
+          <w:tcPr>
+            <w:tcW w:w="2131" w:type="dxa"/>
+            <w:tcBorders>
+              <w:top w:val="single" w:sz="6" w:space="0" w:color="auto"/>
+              <w:left w:val="nil"/>
+              <w:bottom w:val="single" w:sz="6" w:space="0" w:color="auto"/>
+              <w:right w:val="nil"/>
+            </w:tcBorders>
+            <w:shd w:val="clear" w:color="auto" w:fill="FFFFFF" w:themeFill="background1"/>
+          </w:tcPr>
+          <w:p>
+            <w:pPr>
+              <w:jc w:val="center"/>
+              <w:rPr>
+                <w:rFonts w:ascii="Arial" w:hAnsi="Arial" w:cs="Arial"/>
+                <w:sz w:val="24"/>
+                <w:szCs w:val="24"/>
+              </w:rPr>
+            </w:pPr>
+            <w:r>
+              <w:rPr>
+                <w:rFonts w:ascii="Arial" w:hAnsi="Arial" w:cs="Arial"/>
+                <w:sz w:val="24"/>
+                <w:szCs w:val="24"/>
+              </w:rPr>
+              <w:t>F</w:t>
+            </w:r>
+          </w:p>
+        </w:tc>
+      </w:tr>
+      <w:tr>
+        <w:tblPrEx>
+          <w:tblBorders>
+            <w:top w:val="single" w:sz="4" w:space="0" w:color="auto"/>
+            <w:left w:val="single" w:sz="4" w:space="0" w:color="auto"/>
+            <w:bottom w:val="single" w:sz="4" w:space="0" w:color="auto"/>
+            <w:right w:val="single" w:sz="4" w:space="0" w:color="auto"/>
+            <w:insideH w:val="single" w:sz="4" w:space="0" w:color="auto"/>
+            <w:insideV w:val="single" w:sz="4" w:space="0" w:color="auto"/>
+          </w:tblBorders>
+        </w:tblPrEx>
+        <w:tc>
+          <w:tcPr>
+            <w:tcW w:w="846" w:type="dxa"/>
+            <w:tcBorders>
+              <w:top w:val="single" w:sz="6" w:space="0" w:color="auto"/>
+              <w:left w:val="nil"/>
+              <w:bottom w:val="single" w:sz="6" w:space="0" w:color="auto"/>
+              <w:right w:val="nil"/>
+            </w:tcBorders>
+            <w:shd w:val="clear" w:color="auto" w:fill="FFFFFF" w:themeFill="background1"/>
+          </w:tcPr>
+          <w:p>
+            <w:pPr>
+              <w:jc w:val="center"/>
+              <w:rPr>
+                <w:rFonts w:ascii="Arial" w:hAnsi="Arial" w:cs="Arial"/>
+                <w:sz w:val="24"/>
+                <w:szCs w:val="24"/>
+              </w:rPr>
+            </w:pPr>
+            <w:r>
+              <w:rPr>
+                <w:rFonts w:ascii="Arial" w:hAnsi="Arial" w:cs="Arial"/>
+                <w:sz w:val="24"/>
+                <w:szCs w:val="24"/>
+              </w:rPr>
+              <w:t>F</w:t>
+            </w:r>
+          </w:p>
+        </w:tc>
+        <w:tc>
+          <w:tcPr>
+            <w:tcW w:w="1134" w:type="dxa"/>
+            <w:tcBorders>
+              <w:top w:val="single" w:sz="6" w:space="0" w:color="auto"/>
+              <w:left w:val="nil"/>
+              <w:bottom w:val="single" w:sz="6" w:space="0" w:color="auto"/>
+              <w:right w:val="nil"/>
+            </w:tcBorders>
+            <w:shd w:val="clear" w:color="auto" w:fill="FFFFFF" w:themeFill="background1"/>
+          </w:tcPr>
+          <w:p>
+            <w:pPr>
+              <w:jc w:val="center"/>
+              <w:rPr>
+                <w:rFonts w:ascii="Arial" w:hAnsi="Arial" w:cs="Arial"/>
+                <w:sz w:val="24"/>
+                <w:szCs w:val="24"/>
+              </w:rPr>
+            </w:pPr>
+            <w:r>
+              <w:rPr>
+                <w:rFonts w:ascii="Arial" w:hAnsi="Arial" w:cs="Arial"/>
+                <w:sz w:val="24"/>
+                <w:szCs w:val="24"/>
+              </w:rPr>
+              <w:t>V</w:t>
+            </w:r>
+          </w:p>
+        </w:tc>
+        <w:tc>
+          <w:tcPr>
+            <w:tcW w:w="2131" w:type="dxa"/>
+            <w:tcBorders>
+              <w:top w:val="single" w:sz="6" w:space="0" w:color="auto"/>
+              <w:left w:val="nil"/>
+              <w:bottom w:val="single" w:sz="6" w:space="0" w:color="auto"/>
+              <w:right w:val="nil"/>
+            </w:tcBorders>
+            <w:shd w:val="clear" w:color="auto" w:fill="FFFFFF" w:themeFill="background1"/>
+          </w:tcPr>
+          <w:p>
+            <w:pPr>
+              <w:jc w:val="center"/>
+              <w:rPr>
+                <w:rFonts w:ascii="Arial" w:hAnsi="Arial" w:cs="Arial"/>
+                <w:sz w:val="24"/>
+                <w:szCs w:val="24"/>
+              </w:rPr>
+            </w:pPr>
+            <w:r>
+              <w:rPr>
+                <w:rFonts w:ascii="Arial" w:hAnsi="Arial" w:cs="Arial"/>
+                <w:sz w:val="24"/>
+                <w:szCs w:val="24"/>
+              </w:rPr>
+              <w:t>F</w:t>
+            </w:r>
+          </w:p>
+        </w:tc>
+      </w:tr>
+      <w:tr>
+        <w:tblPrEx>
+          <w:tblBorders>
+            <w:top w:val="single" w:sz="4" w:space="0" w:color="auto"/>
+            <w:left w:val="single" w:sz="4" w:space="0" w:color="auto"/>
+            <w:bottom w:val="single" w:sz="4" w:space="0" w:color="auto"/>
+            <w:right w:val="single" w:sz="4" w:space="0" w:color="auto"/>
+            <w:insideH w:val="single" w:sz="4" w:space="0" w:color="auto"/>
+            <w:insideV w:val="single" w:sz="4" w:space="0" w:color="auto"/>
+          </w:tblBorders>
+        </w:tblPrEx>
+        <w:tc>
+          <w:tcPr>
+            <w:tcW w:w="846" w:type="dxa"/>
+            <w:tcBorders>
+              <w:top w:val="single" w:sz="6" w:space="0" w:color="auto"/>
+              <w:left w:val="nil"/>
+              <w:bottom w:val="nil"/>
+              <w:right w:val="nil"/>
+            </w:tcBorders>
+            <w:shd w:val="clear" w:color="auto" w:fill="FFFFFF" w:themeFill="background1"/>
+          </w:tcPr>
+          <w:p>
+            <w:pPr>
+              <w:jc w:val="center"/>
+              <w:rPr>
+                <w:rFonts w:ascii="Arial" w:hAnsi="Arial" w:cs="Arial"/>
+                <w:sz w:val="24"/>
+                <w:szCs w:val="24"/>
+              </w:rPr>
+            </w:pPr>
+            <w:r>
+              <w:rPr>
+                <w:rFonts w:ascii="Arial" w:hAnsi="Arial" w:cs="Arial"/>
+                <w:sz w:val="24"/>
+                <w:szCs w:val="24"/>
+              </w:rPr>
+              <w:t>F</w:t>
+            </w:r>
+          </w:p>
+        </w:tc>
+        <w:tc>
+          <w:tcPr>
+            <w:tcW w:w="1134" w:type="dxa"/>
+            <w:tcBorders>
+              <w:top w:val="single" w:sz="6" w:space="0" w:color="auto"/>
+              <w:left w:val="nil"/>
+              <w:bottom w:val="nil"/>
+              <w:right w:val="nil"/>
+            </w:tcBorders>
+            <w:shd w:val="clear" w:color="auto" w:fill="FFFFFF" w:themeFill="background1"/>
+          </w:tcPr>
+          <w:p>
+            <w:pPr>
+              <w:jc w:val="center"/>
+              <w:rPr>
+                <w:rFonts w:ascii="Arial" w:hAnsi="Arial" w:cs="Arial"/>
+                <w:sz w:val="24"/>
+                <w:szCs w:val="24"/>
+              </w:rPr>
+            </w:pPr>
+            <w:r>
+              <w:rPr>
+                <w:rFonts w:ascii="Arial" w:hAnsi="Arial" w:cs="Arial"/>
+                <w:sz w:val="24"/>
+                <w:szCs w:val="24"/>
+              </w:rPr>
+              <w:t>F</w:t>
+            </w:r>
+          </w:p>
+        </w:tc>
+        <w:tc>
+          <w:tcPr>
+            <w:tcW w:w="2131" w:type="dxa"/>
+            <w:tcBorders>
+              <w:top w:val="single" w:sz="6" w:space="0" w:color="auto"/>
+              <w:left w:val="nil"/>
+              <w:bottom w:val="nil"/>
+              <w:right w:val="nil"/>
+            </w:tcBorders>
+            <w:shd w:val="clear" w:color="auto" w:fill="FFFFFF" w:themeFill="background1"/>
+          </w:tcPr>
+          <w:p>
+            <w:pPr>
+              <w:jc w:val="center"/>
+              <w:rPr>
+                <w:rFonts w:ascii="Arial" w:hAnsi="Arial" w:cs="Arial"/>
+                <w:sz w:val="24"/>
+                <w:szCs w:val="24"/>
+              </w:rPr>
+            </w:pPr>
+            <w:r>
+              <w:rPr>
+                <w:rFonts w:ascii="Arial" w:hAnsi="Arial" w:cs="Arial"/>
+                <w:sz w:val="24"/>
+                <w:szCs w:val="24"/>
+              </w:rPr>
+              <w:t>V</w:t>
+            </w:r>
+          </w:p>
+        </w:tc>
+      </w:tr>
+    </w:tbl>
+    <w:p>
+      <w:pPr>
+        <w:jc w:val="both"/>
+        <w:rPr>
+          <w:rFonts w:ascii="Arial" w:hAnsi="Arial" w:cs="Arial"/>
+          <w:b/>
+          <w:bCs/>
+          <w:sz w:val="24"/>
+          <w:szCs w:val="24"/>
+        </w:rPr>
+      </w:pPr>
+    </w:p>
+    <w:p>
+      <w:pPr>
+        <w:jc w:val="both"/>
+        <w:rPr>
+          <w:rFonts w:ascii="Arial" w:hAnsi="Arial" w:cs="Arial"/>
+          <w:b/>
+          <w:bCs/>
+          <w:sz w:val="24"/>
+          <w:szCs w:val="24"/>
+        </w:rPr>
+      </w:pPr>
+    </w:p>
+    <w:p>
+      <w:pPr>
+        <w:jc w:val="both"/>
+        <w:rPr>
+          <w:rFonts w:ascii="Arial" w:hAnsi="Arial" w:cs="Arial"/>
+          <w:b/>
+          <w:bCs/>
+          <w:sz w:val="24"/>
+          <w:szCs w:val="24"/>
+        </w:rPr>
+      </w:pPr>
+    </w:p>
+    <w:p>
+      <w:pPr>
+        <w:jc w:val="both"/>
+        <w:rPr>
+          <w:rFonts w:ascii="Arial" w:hAnsi="Arial" w:cs="Arial"/>
+          <w:sz w:val="24"/>
+          <w:szCs w:val="24"/>
+        </w:rPr>
+      </w:pPr>
+    </w:p>
+    <w:p>
+      <w:pPr>
+        <w:jc w:val="both"/>
+        <w:rPr>
+          <w:rFonts w:ascii="Arial" w:hAnsi="Arial" w:cs="Arial"/>
+          <w:sz w:val="24"/>
+          <w:szCs w:val="24"/>
+        </w:rPr>
+      </w:pPr>
+      <w:r>
+        <w:rPr>
+          <w:rFonts w:ascii="Arial" w:hAnsi="Arial" w:cs="Arial"/>
+          <w:b/>
+          <w:bCs/>
+          <w:sz w:val="24"/>
+          <w:szCs w:val="24"/>
+        </w:rPr>
+        <w:sym w:font="Wingdings" w:char="F0E0"/>
+      </w:r>
+      <w:r>
+        <w:rPr>
+          <w:rFonts w:ascii="Arial" w:hAnsi="Arial" w:cs="Arial"/>
+          <w:b/>
+          <w:bCs/>
+          <w:sz w:val="24"/>
+          <w:szCs w:val="24"/>
+        </w:rPr>
+        <w:t xml:space="preserve"> </w:t>
+      </w:r>
+      <w:hyperlink r:id="rId13" w:history="1">
+        <w:r>
+          <w:rPr>
+            <w:rStyle w:val="Hyperlink"/>
+            <w:rFonts w:ascii="Arial" w:hAnsi="Arial" w:cs="Arial"/>
+            <w:b/>
+            <w:bCs/>
+            <w:sz w:val="24"/>
+            <w:szCs w:val="24"/>
+          </w:rPr>
+          <w:t>https://www.youtu</w:t>
+        </w:r>
+        <w:r>
+          <w:rPr>
+            <w:rStyle w:val="Hyperlink"/>
+            <w:rFonts w:ascii="Arial" w:hAnsi="Arial" w:cs="Arial"/>
+            <w:b/>
+            <w:bCs/>
+            <w:sz w:val="24"/>
+            <w:szCs w:val="24"/>
+          </w:rPr>
+          <w:t>b</w:t>
+        </w:r>
+        <w:r>
+          <w:rPr>
+            <w:rStyle w:val="Hyperlink"/>
+            <w:rFonts w:ascii="Arial" w:hAnsi="Arial" w:cs="Arial"/>
+            <w:b/>
+            <w:bCs/>
+            <w:sz w:val="24"/>
+            <w:szCs w:val="24"/>
+          </w:rPr>
+          <w:t>e.com/watch?v=2l1Hz3U_yx0</w:t>
+        </w:r>
+      </w:hyperlink>
+      <w:r>
+        <w:rPr>
+          <w:rFonts w:ascii="Arial" w:hAnsi="Arial" w:cs="Arial"/>
+          <w:b/>
+          <w:bCs/>
+          <w:sz w:val="24"/>
+          <w:szCs w:val="24"/>
+        </w:rPr>
+        <w:t xml:space="preserve"> </w:t>
+      </w:r>
+      <w:r>
+        <w:rPr>
+          <w:rFonts w:ascii="Arial" w:hAnsi="Arial" w:cs="Arial"/>
+          <w:b/>
+          <w:bCs/>
+          <w:sz w:val="24"/>
+          <w:szCs w:val="24"/>
+        </w:rPr>
+        <w:t xml:space="preserve"> (</w:t>
+      </w:r>
+      <w:proofErr w:type="spellStart"/>
+      <w:r>
+        <w:rPr>
+          <w:rFonts w:ascii="Arial" w:hAnsi="Arial" w:cs="Arial"/>
+          <w:sz w:val="24"/>
+          <w:szCs w:val="24"/>
+        </w:rPr>
+        <w:t>Cataline</w:t>
+      </w:r>
+      <w:proofErr w:type="spellEnd"/>
+      <w:r>
+        <w:rPr>
+          <w:rFonts w:ascii="Arial" w:hAnsi="Arial" w:cs="Arial"/>
+          <w:sz w:val="24"/>
+          <w:szCs w:val="24"/>
+        </w:rPr>
+        <w:t xml:space="preserve"> – Lógica de programação 0</w:t>
+      </w:r>
+      <w:r>
+        <w:rPr>
+          <w:rFonts w:ascii="Arial" w:hAnsi="Arial" w:cs="Arial"/>
+          <w:sz w:val="24"/>
+          <w:szCs w:val="24"/>
+        </w:rPr>
+        <w:t>8</w:t>
+      </w:r>
+      <w:r>
+        <w:rPr>
+          <w:rFonts w:ascii="Arial" w:hAnsi="Arial" w:cs="Arial"/>
+          <w:sz w:val="24"/>
+          <w:szCs w:val="24"/>
+        </w:rPr>
+        <w:t xml:space="preserve"> – Operadores </w:t>
+      </w:r>
+      <w:r>
+        <w:rPr>
+          <w:rFonts w:ascii="Arial" w:hAnsi="Arial" w:cs="Arial"/>
+          <w:sz w:val="24"/>
+          <w:szCs w:val="24"/>
+        </w:rPr>
+        <w:t>lógicos</w:t>
+      </w:r>
+      <w:r>
+        <w:rPr>
+          <w:rFonts w:ascii="Arial" w:hAnsi="Arial" w:cs="Arial"/>
+          <w:sz w:val="24"/>
+          <w:szCs w:val="24"/>
+        </w:rPr>
+        <w:t>).</w:t>
+      </w:r>
+    </w:p>
+    <w:p>
+      <w:pPr>
+        <w:jc w:val="both"/>
+        <w:rPr>
+          <w:rFonts w:ascii="Arial" w:hAnsi="Arial" w:cs="Arial"/>
+          <w:b/>
+          <w:bCs/>
           <w:sz w:val="24"/>
           <w:szCs w:val="24"/>
         </w:rPr>
@@ -306,6 +5353,119 @@
     </w:lvl>
   </w:abstractNum>
   <w:abstractNum w:abstractNumId="1" w15:restartNumberingAfterBreak="0">
+    <w:nsid w:val="081E2941"/>
+    <w:multiLevelType w:val="hybridMultilevel"/>
+    <w:tmpl w:val="CC80DC6C"/>
+    <w:lvl w:ilvl="0" w:tplc="04160001">
+      <w:start w:val="1"/>
+      <w:numFmt w:val="bullet"/>
+      <w:lvlText w:val=""/>
+      <w:lvlJc w:val="left"/>
+      <w:pPr>
+        <w:ind w:left="720" w:hanging="360"/>
+      </w:pPr>
+      <w:rPr>
+        <w:rFonts w:ascii="Symbol" w:hAnsi="Symbol" w:hint="default"/>
+      </w:rPr>
+    </w:lvl>
+    <w:lvl w:ilvl="1" w:tplc="04160003" w:tentative="1">
+      <w:start w:val="1"/>
+      <w:numFmt w:val="bullet"/>
+      <w:lvlText w:val="o"/>
+      <w:lvlJc w:val="left"/>
+      <w:pPr>
+        <w:ind w:left="1440" w:hanging="360"/>
+      </w:pPr>
+      <w:rPr>
+        <w:rFonts w:ascii="Courier New" w:hAnsi="Courier New" w:cs="Courier New" w:hint="default"/>
+      </w:rPr>
+    </w:lvl>
+    <w:lvl w:ilvl="2" w:tplc="04160005" w:tentative="1">
+      <w:start w:val="1"/>
+      <w:numFmt w:val="bullet"/>
+      <w:lvlText w:val=""/>
+      <w:lvlJc w:val="left"/>
+      <w:pPr>
+        <w:ind w:left="2160" w:hanging="360"/>
+      </w:pPr>
+      <w:rPr>
+        <w:rFonts w:ascii="Wingdings" w:hAnsi="Wingdings" w:hint="default"/>
+      </w:rPr>
+    </w:lvl>
+    <w:lvl w:ilvl="3" w:tplc="04160001" w:tentative="1">
+      <w:start w:val="1"/>
+      <w:numFmt w:val="bullet"/>
+      <w:lvlText w:val=""/>
+      <w:lvlJc w:val="left"/>
+      <w:pPr>
+        <w:ind w:left="2880" w:hanging="360"/>
+      </w:pPr>
+      <w:rPr>
+        <w:rFonts w:ascii="Symbol" w:hAnsi="Symbol" w:hint="default"/>
+      </w:rPr>
+    </w:lvl>
+    <w:lvl w:ilvl="4" w:tplc="04160003" w:tentative="1">
+      <w:start w:val="1"/>
+      <w:numFmt w:val="bullet"/>
+      <w:lvlText w:val="o"/>
+      <w:lvlJc w:val="left"/>
+      <w:pPr>
+        <w:ind w:left="3600" w:hanging="360"/>
+      </w:pPr>
+      <w:rPr>
+        <w:rFonts w:ascii="Courier New" w:hAnsi="Courier New" w:cs="Courier New" w:hint="default"/>
+      </w:rPr>
+    </w:lvl>
+    <w:lvl w:ilvl="5" w:tplc="04160005" w:tentative="1">
+      <w:start w:val="1"/>
+      <w:numFmt w:val="bullet"/>
+      <w:lvlText w:val=""/>
+      <w:lvlJc w:val="left"/>
+      <w:pPr>
+        <w:ind w:left="4320" w:hanging="360"/>
+      </w:pPr>
+      <w:rPr>
+        <w:rFonts w:ascii="Wingdings" w:hAnsi="Wingdings" w:hint="default"/>
+      </w:rPr>
+    </w:lvl>
+    <w:lvl w:ilvl="6" w:tplc="04160001" w:tentative="1">
+      <w:start w:val="1"/>
+      <w:numFmt w:val="bullet"/>
+      <w:lvlText w:val=""/>
+      <w:lvlJc w:val="left"/>
+      <w:pPr>
+        <w:ind w:left="5040" w:hanging="360"/>
+      </w:pPr>
+      <w:rPr>
+        <w:rFonts w:ascii="Symbol" w:hAnsi="Symbol" w:hint="default"/>
+      </w:rPr>
+    </w:lvl>
+    <w:lvl w:ilvl="7" w:tplc="04160003" w:tentative="1">
+      <w:start w:val="1"/>
+      <w:numFmt w:val="bullet"/>
+      <w:lvlText w:val="o"/>
+      <w:lvlJc w:val="left"/>
+      <w:pPr>
+        <w:ind w:left="5760" w:hanging="360"/>
+      </w:pPr>
+      <w:rPr>
+        <w:rFonts w:ascii="Courier New" w:hAnsi="Courier New" w:cs="Courier New" w:hint="default"/>
+      </w:rPr>
+    </w:lvl>
+    <w:lvl w:ilvl="8" w:tplc="04160005" w:tentative="1">
+      <w:start w:val="1"/>
+      <w:numFmt w:val="bullet"/>
+      <w:lvlText w:val=""/>
+      <w:lvlJc w:val="left"/>
+      <w:pPr>
+        <w:ind w:left="6480" w:hanging="360"/>
+      </w:pPr>
+      <w:rPr>
+        <w:rFonts w:ascii="Wingdings" w:hAnsi="Wingdings" w:hint="default"/>
+      </w:rPr>
+    </w:lvl>
+  </w:abstractNum>
+  <w:abstractNum w:abstractNumId="2" w15:restartNumberingAfterBreak="0">
     <w:nsid w:val="0B032DF7"/>
     <w:multiLevelType w:val="hybridMultilevel"/>
     <w:tmpl w:val="3D484F00"/>
@@ -417,7 +5577,120 @@
       </w:rPr>
     </w:lvl>
   </w:abstractNum>
-  <w:abstractNum w:abstractNumId="2" w15:restartNumberingAfterBreak="0">
+  <w:abstractNum w:abstractNumId="3" w15:restartNumberingAfterBreak="0">
+    <w:nsid w:val="2171288F"/>
+    <w:multiLevelType w:val="hybridMultilevel"/>
+    <w:tmpl w:val="017669FE"/>
+    <w:lvl w:ilvl="0" w:tplc="4EFEE56C">
+      <w:start w:val="1"/>
+      <w:numFmt w:val="bullet"/>
+      <w:lvlText w:val=""/>
+      <w:lvlJc w:val="left"/>
+      <w:pPr>
+        <w:ind w:left="1065" w:hanging="360"/>
+      </w:pPr>
+      <w:rPr>
+        <w:rFonts w:ascii="Wingdings" w:eastAsiaTheme="minorHAnsi" w:hAnsi="Wingdings" w:cs="Arial" w:hint="default"/>
+      </w:rPr>
+    </w:lvl>
+    <w:lvl w:ilvl="1" w:tplc="04160003" w:tentative="1">
+      <w:start w:val="1"/>
+      <w:numFmt w:val="bullet"/>
+      <w:lvlText w:val="o"/>
+      <w:lvlJc w:val="left"/>
+      <w:pPr>
+        <w:ind w:left="1785" w:hanging="360"/>
+      </w:pPr>
+      <w:rPr>
+        <w:rFonts w:ascii="Courier New" w:hAnsi="Courier New" w:cs="Courier New" w:hint="default"/>
+      </w:rPr>
+    </w:lvl>
+    <w:lvl w:ilvl="2" w:tplc="04160005" w:tentative="1">
+      <w:start w:val="1"/>
+      <w:numFmt w:val="bullet"/>
+      <w:lvlText w:val=""/>
+      <w:lvlJc w:val="left"/>
+      <w:pPr>
+        <w:ind w:left="2505" w:hanging="360"/>
+      </w:pPr>
+      <w:rPr>
+        <w:rFonts w:ascii="Wingdings" w:hAnsi="Wingdings" w:hint="default"/>
+      </w:rPr>
+    </w:lvl>
+    <w:lvl w:ilvl="3" w:tplc="04160001" w:tentative="1">
+      <w:start w:val="1"/>
+      <w:numFmt w:val="bullet"/>
+      <w:lvlText w:val=""/>
+      <w:lvlJc w:val="left"/>
+      <w:pPr>
+        <w:ind w:left="3225" w:hanging="360"/>
+      </w:pPr>
+      <w:rPr>
+        <w:rFonts w:ascii="Symbol" w:hAnsi="Symbol" w:hint="default"/>
+      </w:rPr>
+    </w:lvl>
+    <w:lvl w:ilvl="4" w:tplc="04160003" w:tentative="1">
+      <w:start w:val="1"/>
+      <w:numFmt w:val="bullet"/>
+      <w:lvlText w:val="o"/>
+      <w:lvlJc w:val="left"/>
+      <w:pPr>
+        <w:ind w:left="3945" w:hanging="360"/>
+      </w:pPr>
+      <w:rPr>
+        <w:rFonts w:ascii="Courier New" w:hAnsi="Courier New" w:cs="Courier New" w:hint="default"/>
+      </w:rPr>
+    </w:lvl>
+    <w:lvl w:ilvl="5" w:tplc="04160005" w:tentative="1">
+      <w:start w:val="1"/>
+      <w:numFmt w:val="bullet"/>
+      <w:lvlText w:val=""/>
+      <w:lvlJc w:val="left"/>
+      <w:pPr>
+        <w:ind w:left="4665" w:hanging="360"/>
+      </w:pPr>
+      <w:rPr>
+        <w:rFonts w:ascii="Wingdings" w:hAnsi="Wingdings" w:hint="default"/>
+      </w:rPr>
+    </w:lvl>
+    <w:lvl w:ilvl="6" w:tplc="04160001" w:tentative="1">
+      <w:start w:val="1"/>
+      <w:numFmt w:val="bullet"/>
+      <w:lvlText w:val=""/>
+      <w:lvlJc w:val="left"/>
+      <w:pPr>
+        <w:ind w:left="5385" w:hanging="360"/>
+      </w:pPr>
+      <w:rPr>
+        <w:rFonts w:ascii="Symbol" w:hAnsi="Symbol" w:hint="default"/>
+      </w:rPr>
+    </w:lvl>
+    <w:lvl w:ilvl="7" w:tplc="04160003" w:tentative="1">
+      <w:start w:val="1"/>
+      <w:numFmt w:val="bullet"/>
+      <w:lvlText w:val="o"/>
+      <w:lvlJc w:val="left"/>
+      <w:pPr>
+        <w:ind w:left="6105" w:hanging="360"/>
+      </w:pPr>
+      <w:rPr>
+        <w:rFonts w:ascii="Courier New" w:hAnsi="Courier New" w:cs="Courier New" w:hint="default"/>
+      </w:rPr>
+    </w:lvl>
+    <w:lvl w:ilvl="8" w:tplc="04160005" w:tentative="1">
+      <w:start w:val="1"/>
+      <w:numFmt w:val="bullet"/>
+      <w:lvlText w:val=""/>
+      <w:lvlJc w:val="left"/>
+      <w:pPr>
+        <w:ind w:left="6825" w:hanging="360"/>
+      </w:pPr>
+      <w:rPr>
+        <w:rFonts w:ascii="Wingdings" w:hAnsi="Wingdings" w:hint="default"/>
+      </w:rPr>
+    </w:lvl>
+  </w:abstractNum>
+  <w:abstractNum w:abstractNumId="4" w15:restartNumberingAfterBreak="0">
     <w:nsid w:val="296B18E2"/>
     <w:multiLevelType w:val="hybridMultilevel"/>
     <w:tmpl w:val="609CD3AA"/>
@@ -506,7 +5779,7 @@
       </w:pPr>
     </w:lvl>
   </w:abstractNum>
-  <w:abstractNum w:abstractNumId="3" w15:restartNumberingAfterBreak="0">
+  <w:abstractNum w:abstractNumId="5" w15:restartNumberingAfterBreak="0">
     <w:nsid w:val="2B4821E0"/>
     <w:multiLevelType w:val="multilevel"/>
     <w:tmpl w:val="99909FAC"/>
@@ -655,7 +5928,319 @@
       </w:rPr>
     </w:lvl>
   </w:abstractNum>
-  <w:abstractNum w:abstractNumId="4" w15:restartNumberingAfterBreak="0">
+  <w:abstractNum w:abstractNumId="6" w15:restartNumberingAfterBreak="0">
+    <w:nsid w:val="312810A3"/>
+    <w:multiLevelType w:val="hybridMultilevel"/>
+    <w:tmpl w:val="CC8EFCC8"/>
+    <w:lvl w:ilvl="0" w:tplc="04160001">
+      <w:start w:val="1"/>
+      <w:numFmt w:val="bullet"/>
+      <w:lvlText w:val=""/>
+      <w:lvlJc w:val="left"/>
+      <w:pPr>
+        <w:ind w:left="1425" w:hanging="360"/>
+      </w:pPr>
+      <w:rPr>
+        <w:rFonts w:ascii="Symbol" w:hAnsi="Symbol" w:hint="default"/>
+      </w:rPr>
+    </w:lvl>
+    <w:lvl w:ilvl="1" w:tplc="04160003" w:tentative="1">
+      <w:start w:val="1"/>
+      <w:numFmt w:val="bullet"/>
+      <w:lvlText w:val="o"/>
+      <w:lvlJc w:val="left"/>
+      <w:pPr>
+        <w:ind w:left="2145" w:hanging="360"/>
+      </w:pPr>
+      <w:rPr>
+        <w:rFonts w:ascii="Courier New" w:hAnsi="Courier New" w:cs="Courier New" w:hint="default"/>
+      </w:rPr>
+    </w:lvl>
+    <w:lvl w:ilvl="2" w:tplc="04160005" w:tentative="1">
+      <w:start w:val="1"/>
+      <w:numFmt w:val="bullet"/>
+      <w:lvlText w:val=""/>
+      <w:lvlJc w:val="left"/>
+      <w:pPr>
+        <w:ind w:left="2865" w:hanging="360"/>
+      </w:pPr>
+      <w:rPr>
+        <w:rFonts w:ascii="Wingdings" w:hAnsi="Wingdings" w:hint="default"/>
+      </w:rPr>
+    </w:lvl>
+    <w:lvl w:ilvl="3" w:tplc="04160001" w:tentative="1">
+      <w:start w:val="1"/>
+      <w:numFmt w:val="bullet"/>
+      <w:lvlText w:val=""/>
+      <w:lvlJc w:val="left"/>
+      <w:pPr>
+        <w:ind w:left="3585" w:hanging="360"/>
+      </w:pPr>
+      <w:rPr>
+        <w:rFonts w:ascii="Symbol" w:hAnsi="Symbol" w:hint="default"/>
+      </w:rPr>
+    </w:lvl>
+    <w:lvl w:ilvl="4" w:tplc="04160003" w:tentative="1">
+      <w:start w:val="1"/>
+      <w:numFmt w:val="bullet"/>
+      <w:lvlText w:val="o"/>
+      <w:lvlJc w:val="left"/>
+      <w:pPr>
+        <w:ind w:left="4305" w:hanging="360"/>
+      </w:pPr>
+      <w:rPr>
+        <w:rFonts w:ascii="Courier New" w:hAnsi="Courier New" w:cs="Courier New" w:hint="default"/>
+      </w:rPr>
+    </w:lvl>
+    <w:lvl w:ilvl="5" w:tplc="04160005" w:tentative="1">
+      <w:start w:val="1"/>
+      <w:numFmt w:val="bullet"/>
+      <w:lvlText w:val=""/>
+      <w:lvlJc w:val="left"/>
+      <w:pPr>
+        <w:ind w:left="5025" w:hanging="360"/>
+      </w:pPr>
+      <w:rPr>
+        <w:rFonts w:ascii="Wingdings" w:hAnsi="Wingdings" w:hint="default"/>
+      </w:rPr>
+    </w:lvl>
+    <w:lvl w:ilvl="6" w:tplc="04160001" w:tentative="1">
+      <w:start w:val="1"/>
+      <w:numFmt w:val="bullet"/>
+      <w:lvlText w:val=""/>
+      <w:lvlJc w:val="left"/>
+      <w:pPr>
+        <w:ind w:left="5745" w:hanging="360"/>
+      </w:pPr>
+      <w:rPr>
+        <w:rFonts w:ascii="Symbol" w:hAnsi="Symbol" w:hint="default"/>
+      </w:rPr>
+    </w:lvl>
+    <w:lvl w:ilvl="7" w:tplc="04160003" w:tentative="1">
+      <w:start w:val="1"/>
+      <w:numFmt w:val="bullet"/>
+      <w:lvlText w:val="o"/>
+      <w:lvlJc w:val="left"/>
+      <w:pPr>
+        <w:ind w:left="6465" w:hanging="360"/>
+      </w:pPr>
+      <w:rPr>
+        <w:rFonts w:ascii="Courier New" w:hAnsi="Courier New" w:cs="Courier New" w:hint="default"/>
+      </w:rPr>
+    </w:lvl>
+    <w:lvl w:ilvl="8" w:tplc="04160005" w:tentative="1">
+      <w:start w:val="1"/>
+      <w:numFmt w:val="bullet"/>
+      <w:lvlText w:val=""/>
+      <w:lvlJc w:val="left"/>
+      <w:pPr>
+        <w:ind w:left="7185" w:hanging="360"/>
+      </w:pPr>
+      <w:rPr>
+        <w:rFonts w:ascii="Wingdings" w:hAnsi="Wingdings" w:hint="default"/>
+      </w:rPr>
+    </w:lvl>
+  </w:abstractNum>
+  <w:abstractNum w:abstractNumId="7" w15:restartNumberingAfterBreak="0">
+    <w:nsid w:val="317107FF"/>
+    <w:multiLevelType w:val="hybridMultilevel"/>
+    <w:tmpl w:val="E162238A"/>
+    <w:lvl w:ilvl="0" w:tplc="04160001">
+      <w:start w:val="1"/>
+      <w:numFmt w:val="bullet"/>
+      <w:lvlText w:val=""/>
+      <w:lvlJc w:val="left"/>
+      <w:pPr>
+        <w:ind w:left="720" w:hanging="360"/>
+      </w:pPr>
+      <w:rPr>
+        <w:rFonts w:ascii="Symbol" w:hAnsi="Symbol" w:hint="default"/>
+      </w:rPr>
+    </w:lvl>
+    <w:lvl w:ilvl="1" w:tplc="04160003" w:tentative="1">
+      <w:start w:val="1"/>
+      <w:numFmt w:val="bullet"/>
+      <w:lvlText w:val="o"/>
+      <w:lvlJc w:val="left"/>
+      <w:pPr>
+        <w:ind w:left="1440" w:hanging="360"/>
+      </w:pPr>
+      <w:rPr>
+        <w:rFonts w:ascii="Courier New" w:hAnsi="Courier New" w:cs="Courier New" w:hint="default"/>
+      </w:rPr>
+    </w:lvl>
+    <w:lvl w:ilvl="2" w:tplc="04160005" w:tentative="1">
+      <w:start w:val="1"/>
+      <w:numFmt w:val="bullet"/>
+      <w:lvlText w:val=""/>
+      <w:lvlJc w:val="left"/>
+      <w:pPr>
+        <w:ind w:left="2160" w:hanging="360"/>
+      </w:pPr>
+      <w:rPr>
+        <w:rFonts w:ascii="Wingdings" w:hAnsi="Wingdings" w:hint="default"/>
+      </w:rPr>
+    </w:lvl>
+    <w:lvl w:ilvl="3" w:tplc="04160001" w:tentative="1">
+      <w:start w:val="1"/>
+      <w:numFmt w:val="bullet"/>
+      <w:lvlText w:val=""/>
+      <w:lvlJc w:val="left"/>
+      <w:pPr>
+        <w:ind w:left="2880" w:hanging="360"/>
+      </w:pPr>
+      <w:rPr>
+        <w:rFonts w:ascii="Symbol" w:hAnsi="Symbol" w:hint="default"/>
+      </w:rPr>
+    </w:lvl>
+    <w:lvl w:ilvl="4" w:tplc="04160003" w:tentative="1">
+      <w:start w:val="1"/>
+      <w:numFmt w:val="bullet"/>
+      <w:lvlText w:val="o"/>
+      <w:lvlJc w:val="left"/>
+      <w:pPr>
+        <w:ind w:left="3600" w:hanging="360"/>
+      </w:pPr>
+      <w:rPr>
+        <w:rFonts w:ascii="Courier New" w:hAnsi="Courier New" w:cs="Courier New" w:hint="default"/>
+      </w:rPr>
+    </w:lvl>
+    <w:lvl w:ilvl="5" w:tplc="04160005" w:tentative="1">
+      <w:start w:val="1"/>
+      <w:numFmt w:val="bullet"/>
+      <w:lvlText w:val=""/>
+      <w:lvlJc w:val="left"/>
+      <w:pPr>
+        <w:ind w:left="4320" w:hanging="360"/>
+      </w:pPr>
+      <w:rPr>
+        <w:rFonts w:ascii="Wingdings" w:hAnsi="Wingdings" w:hint="default"/>
+      </w:rPr>
+    </w:lvl>
+    <w:lvl w:ilvl="6" w:tplc="04160001" w:tentative="1">
+      <w:start w:val="1"/>
+      <w:numFmt w:val="bullet"/>
+      <w:lvlText w:val=""/>
+      <w:lvlJc w:val="left"/>
+      <w:pPr>
+        <w:ind w:left="5040" w:hanging="360"/>
+      </w:pPr>
+      <w:rPr>
+        <w:rFonts w:ascii="Symbol" w:hAnsi="Symbol" w:hint="default"/>
+      </w:rPr>
+    </w:lvl>
+    <w:lvl w:ilvl="7" w:tplc="04160003" w:tentative="1">
+      <w:start w:val="1"/>
+      <w:numFmt w:val="bullet"/>
+      <w:lvlText w:val="o"/>
+      <w:lvlJc w:val="left"/>
+      <w:pPr>
+        <w:ind w:left="5760" w:hanging="360"/>
+      </w:pPr>
+      <w:rPr>
+        <w:rFonts w:ascii="Courier New" w:hAnsi="Courier New" w:cs="Courier New" w:hint="default"/>
+      </w:rPr>
+    </w:lvl>
+    <w:lvl w:ilvl="8" w:tplc="04160005" w:tentative="1">
+      <w:start w:val="1"/>
+      <w:numFmt w:val="bullet"/>
+      <w:lvlText w:val=""/>
+      <w:lvlJc w:val="left"/>
+      <w:pPr>
+        <w:ind w:left="6480" w:hanging="360"/>
+      </w:pPr>
+      <w:rPr>
+        <w:rFonts w:ascii="Wingdings" w:hAnsi="Wingdings" w:hint="default"/>
+      </w:rPr>
+    </w:lvl>
+  </w:abstractNum>
+  <w:abstractNum w:abstractNumId="8" w15:restartNumberingAfterBreak="0">
+    <w:nsid w:val="3DBE6E1B"/>
+    <w:multiLevelType w:val="hybridMultilevel"/>
+    <w:tmpl w:val="C400D818"/>
+    <w:lvl w:ilvl="0" w:tplc="0416000F">
+      <w:start w:val="1"/>
+      <w:numFmt w:val="decimal"/>
+      <w:lvlText w:val="%1."/>
+      <w:lvlJc w:val="left"/>
+      <w:pPr>
+        <w:ind w:left="720" w:hanging="360"/>
+      </w:pPr>
+    </w:lvl>
+    <w:lvl w:ilvl="1" w:tplc="04160019" w:tentative="1">
+      <w:start w:val="1"/>
+      <w:numFmt w:val="lowerLetter"/>
+      <w:lvlText w:val="%2."/>
+      <w:lvlJc w:val="left"/>
+      <w:pPr>
+        <w:ind w:left="1440" w:hanging="360"/>
+      </w:pPr>
+    </w:lvl>
+    <w:lvl w:ilvl="2" w:tplc="0416001B" w:tentative="1">
+      <w:start w:val="1"/>
+      <w:numFmt w:val="lowerRoman"/>
+      <w:lvlText w:val="%3."/>
+      <w:lvlJc w:val="right"/>
+      <w:pPr>
+        <w:ind w:left="2160" w:hanging="180"/>
+      </w:pPr>
+    </w:lvl>
+    <w:lvl w:ilvl="3" w:tplc="0416000F" w:tentative="1">
+      <w:start w:val="1"/>
+      <w:numFmt w:val="decimal"/>
+      <w:lvlText w:val="%4."/>
+      <w:lvlJc w:val="left"/>
+      <w:pPr>
+        <w:ind w:left="2880" w:hanging="360"/>
+      </w:pPr>
+    </w:lvl>
+    <w:lvl w:ilvl="4" w:tplc="04160019" w:tentative="1">
+      <w:start w:val="1"/>
+      <w:numFmt w:val="lowerLetter"/>
+      <w:lvlText w:val="%5."/>
+      <w:lvlJc w:val="left"/>
+      <w:pPr>
+        <w:ind w:left="3600" w:hanging="360"/>
+      </w:pPr>
+    </w:lvl>
+    <w:lvl w:ilvl="5" w:tplc="0416001B" w:tentative="1">
+      <w:start w:val="1"/>
+      <w:numFmt w:val="lowerRoman"/>
+      <w:lvlText w:val="%6."/>
+      <w:lvlJc w:val="right"/>
+      <w:pPr>
+        <w:ind w:left="4320" w:hanging="180"/>
+      </w:pPr>
+    </w:lvl>
+    <w:lvl w:ilvl="6" w:tplc="0416000F" w:tentative="1">
+      <w:start w:val="1"/>
+      <w:numFmt w:val="decimal"/>
+      <w:lvlText w:val="%7."/>
+      <w:lvlJc w:val="left"/>
+      <w:pPr>
+        <w:ind w:left="5040" w:hanging="360"/>
+      </w:pPr>
+    </w:lvl>
+    <w:lvl w:ilvl="7" w:tplc="04160019" w:tentative="1">
+      <w:start w:val="1"/>
+      <w:numFmt w:val="lowerLetter"/>
+      <w:lvlText w:val="%8."/>
+      <w:lvlJc w:val="left"/>
+      <w:pPr>
+        <w:ind w:left="5760" w:hanging="360"/>
+      </w:pPr>
+    </w:lvl>
+    <w:lvl w:ilvl="8" w:tplc="0416001B" w:tentative="1">
+      <w:start w:val="1"/>
+      <w:numFmt w:val="lowerRoman"/>
+      <w:lvlText w:val="%9."/>
+      <w:lvlJc w:val="right"/>
+      <w:pPr>
+        <w:ind w:left="6480" w:hanging="180"/>
+      </w:pPr>
+    </w:lvl>
+  </w:abstractNum>
+  <w:abstractNum w:abstractNumId="9" w15:restartNumberingAfterBreak="0">
     <w:nsid w:val="415B0EED"/>
     <w:multiLevelType w:val="hybridMultilevel"/>
     <w:tmpl w:val="BE58D706"/>
@@ -768,7 +6353,7 @@
       </w:rPr>
     </w:lvl>
   </w:abstractNum>
-  <w:abstractNum w:abstractNumId="5" w15:restartNumberingAfterBreak="0">
+  <w:abstractNum w:abstractNumId="10" w15:restartNumberingAfterBreak="0">
     <w:nsid w:val="4700199C"/>
     <w:multiLevelType w:val="hybridMultilevel"/>
     <w:tmpl w:val="4D66A0D2"/>
@@ -881,7 +6466,7 @@
       </w:rPr>
     </w:lvl>
   </w:abstractNum>
-  <w:abstractNum w:abstractNumId="6" w15:restartNumberingAfterBreak="0">
+  <w:abstractNum w:abstractNumId="11" w15:restartNumberingAfterBreak="0">
     <w:nsid w:val="48E41A98"/>
     <w:multiLevelType w:val="hybridMultilevel"/>
     <w:tmpl w:val="C97655AA"/>
@@ -967,7 +6552,7 @@
       </w:pPr>
     </w:lvl>
   </w:abstractNum>
-  <w:abstractNum w:abstractNumId="7" w15:restartNumberingAfterBreak="0">
+  <w:abstractNum w:abstractNumId="12" w15:restartNumberingAfterBreak="0">
     <w:nsid w:val="4DA5052D"/>
     <w:multiLevelType w:val="hybridMultilevel"/>
     <w:tmpl w:val="9C829F98"/>
@@ -1079,7 +6664,7 @@
       </w:rPr>
     </w:lvl>
   </w:abstractNum>
-  <w:abstractNum w:abstractNumId="8" w15:restartNumberingAfterBreak="0">
+  <w:abstractNum w:abstractNumId="13" w15:restartNumberingAfterBreak="0">
     <w:nsid w:val="51C951AE"/>
     <w:multiLevelType w:val="hybridMultilevel"/>
     <w:tmpl w:val="C104689C"/>
@@ -1169,7 +6754,7 @@
       </w:pPr>
     </w:lvl>
   </w:abstractNum>
-  <w:abstractNum w:abstractNumId="9" w15:restartNumberingAfterBreak="0">
+  <w:abstractNum w:abstractNumId="14" w15:restartNumberingAfterBreak="0">
     <w:nsid w:val="59030D3B"/>
     <w:multiLevelType w:val="hybridMultilevel"/>
     <w:tmpl w:val="97BA2E8C"/>
@@ -1281,7 +6866,7 @@
       </w:rPr>
     </w:lvl>
   </w:abstractNum>
-  <w:abstractNum w:abstractNumId="10" w15:restartNumberingAfterBreak="0">
+  <w:abstractNum w:abstractNumId="15" w15:restartNumberingAfterBreak="0">
     <w:nsid w:val="5F2A141F"/>
     <w:multiLevelType w:val="hybridMultilevel"/>
     <w:tmpl w:val="1646C668"/>
@@ -1394,7 +6979,7 @@
       </w:rPr>
     </w:lvl>
   </w:abstractNum>
-  <w:abstractNum w:abstractNumId="11" w15:restartNumberingAfterBreak="0">
+  <w:abstractNum w:abstractNumId="16" w15:restartNumberingAfterBreak="0">
     <w:nsid w:val="625D429E"/>
     <w:multiLevelType w:val="hybridMultilevel"/>
     <w:tmpl w:val="E3B2A5DE"/>
@@ -1480,41 +7065,288 @@
       </w:pPr>
     </w:lvl>
   </w:abstractNum>
+  <w:abstractNum w:abstractNumId="17" w15:restartNumberingAfterBreak="0">
+    <w:nsid w:val="62AE05CF"/>
+    <w:multiLevelType w:val="hybridMultilevel"/>
+    <w:tmpl w:val="F5984D08"/>
+    <w:lvl w:ilvl="0" w:tplc="04160001">
+      <w:start w:val="1"/>
+      <w:numFmt w:val="bullet"/>
+      <w:lvlText w:val=""/>
+      <w:lvlJc w:val="left"/>
+      <w:pPr>
+        <w:ind w:left="720" w:hanging="360"/>
+      </w:pPr>
+      <w:rPr>
+        <w:rFonts w:ascii="Symbol" w:hAnsi="Symbol" w:hint="default"/>
+      </w:rPr>
+    </w:lvl>
+    <w:lvl w:ilvl="1" w:tplc="04160003" w:tentative="1">
+      <w:start w:val="1"/>
+      <w:numFmt w:val="bullet"/>
+      <w:lvlText w:val="o"/>
+      <w:lvlJc w:val="left"/>
+      <w:pPr>
+        <w:ind w:left="1440" w:hanging="360"/>
+      </w:pPr>
+      <w:rPr>
+        <w:rFonts w:ascii="Courier New" w:hAnsi="Courier New" w:cs="Courier New" w:hint="default"/>
+      </w:rPr>
+    </w:lvl>
+    <w:lvl w:ilvl="2" w:tplc="04160005" w:tentative="1">
+      <w:start w:val="1"/>
+      <w:numFmt w:val="bullet"/>
+      <w:lvlText w:val=""/>
+      <w:lvlJc w:val="left"/>
+      <w:pPr>
+        <w:ind w:left="2160" w:hanging="360"/>
+      </w:pPr>
+      <w:rPr>
+        <w:rFonts w:ascii="Wingdings" w:hAnsi="Wingdings" w:hint="default"/>
+      </w:rPr>
+    </w:lvl>
+    <w:lvl w:ilvl="3" w:tplc="04160001" w:tentative="1">
+      <w:start w:val="1"/>
+      <w:numFmt w:val="bullet"/>
+      <w:lvlText w:val=""/>
+      <w:lvlJc w:val="left"/>
+      <w:pPr>
+        <w:ind w:left="2880" w:hanging="360"/>
+      </w:pPr>
+      <w:rPr>
+        <w:rFonts w:ascii="Symbol" w:hAnsi="Symbol" w:hint="default"/>
+      </w:rPr>
+    </w:lvl>
+    <w:lvl w:ilvl="4" w:tplc="04160003" w:tentative="1">
+      <w:start w:val="1"/>
+      <w:numFmt w:val="bullet"/>
+      <w:lvlText w:val="o"/>
+      <w:lvlJc w:val="left"/>
+      <w:pPr>
+        <w:ind w:left="3600" w:hanging="360"/>
+      </w:pPr>
+      <w:rPr>
+        <w:rFonts w:ascii="Courier New" w:hAnsi="Courier New" w:cs="Courier New" w:hint="default"/>
+      </w:rPr>
+    </w:lvl>
+    <w:lvl w:ilvl="5" w:tplc="04160005" w:tentative="1">
+      <w:start w:val="1"/>
+      <w:numFmt w:val="bullet"/>
+      <w:lvlText w:val=""/>
+      <w:lvlJc w:val="left"/>
+      <w:pPr>
+        <w:ind w:left="4320" w:hanging="360"/>
+      </w:pPr>
+      <w:rPr>
+        <w:rFonts w:ascii="Wingdings" w:hAnsi="Wingdings" w:hint="default"/>
+      </w:rPr>
+    </w:lvl>
+    <w:lvl w:ilvl="6" w:tplc="04160001" w:tentative="1">
+      <w:start w:val="1"/>
+      <w:numFmt w:val="bullet"/>
+      <w:lvlText w:val=""/>
+      <w:lvlJc w:val="left"/>
+      <w:pPr>
+        <w:ind w:left="5040" w:hanging="360"/>
+      </w:pPr>
+      <w:rPr>
+        <w:rFonts w:ascii="Symbol" w:hAnsi="Symbol" w:hint="default"/>
+      </w:rPr>
+    </w:lvl>
+    <w:lvl w:ilvl="7" w:tplc="04160003" w:tentative="1">
+      <w:start w:val="1"/>
+      <w:numFmt w:val="bullet"/>
+      <w:lvlText w:val="o"/>
+      <w:lvlJc w:val="left"/>
+      <w:pPr>
+        <w:ind w:left="5760" w:hanging="360"/>
+      </w:pPr>
+      <w:rPr>
+        <w:rFonts w:ascii="Courier New" w:hAnsi="Courier New" w:cs="Courier New" w:hint="default"/>
+      </w:rPr>
+    </w:lvl>
+    <w:lvl w:ilvl="8" w:tplc="04160005" w:tentative="1">
+      <w:start w:val="1"/>
+      <w:numFmt w:val="bullet"/>
+      <w:lvlText w:val=""/>
+      <w:lvlJc w:val="left"/>
+      <w:pPr>
+        <w:ind w:left="6480" w:hanging="360"/>
+      </w:pPr>
+      <w:rPr>
+        <w:rFonts w:ascii="Wingdings" w:hAnsi="Wingdings" w:hint="default"/>
+      </w:rPr>
+    </w:lvl>
+  </w:abstractNum>
+  <w:abstractNum w:abstractNumId="18" w15:restartNumberingAfterBreak="0">
+    <w:nsid w:val="6FB82953"/>
+    <w:multiLevelType w:val="hybridMultilevel"/>
+    <w:tmpl w:val="FF0C3518"/>
+    <w:lvl w:ilvl="0" w:tplc="04160001">
+      <w:start w:val="1"/>
+      <w:numFmt w:val="bullet"/>
+      <w:lvlText w:val=""/>
+      <w:lvlJc w:val="left"/>
+      <w:pPr>
+        <w:ind w:left="720" w:hanging="360"/>
+      </w:pPr>
+      <w:rPr>
+        <w:rFonts w:ascii="Symbol" w:hAnsi="Symbol" w:hint="default"/>
+      </w:rPr>
+    </w:lvl>
+    <w:lvl w:ilvl="1" w:tplc="04160003" w:tentative="1">
+      <w:start w:val="1"/>
+      <w:numFmt w:val="bullet"/>
+      <w:lvlText w:val="o"/>
+      <w:lvlJc w:val="left"/>
+      <w:pPr>
+        <w:ind w:left="1440" w:hanging="360"/>
+      </w:pPr>
+      <w:rPr>
+        <w:rFonts w:ascii="Courier New" w:hAnsi="Courier New" w:cs="Courier New" w:hint="default"/>
+      </w:rPr>
+    </w:lvl>
+    <w:lvl w:ilvl="2" w:tplc="04160005" w:tentative="1">
+      <w:start w:val="1"/>
+      <w:numFmt w:val="bullet"/>
+      <w:lvlText w:val=""/>
+      <w:lvlJc w:val="left"/>
+      <w:pPr>
+        <w:ind w:left="2160" w:hanging="360"/>
+      </w:pPr>
+      <w:rPr>
+        <w:rFonts w:ascii="Wingdings" w:hAnsi="Wingdings" w:hint="default"/>
+      </w:rPr>
+    </w:lvl>
+    <w:lvl w:ilvl="3" w:tplc="04160001" w:tentative="1">
+      <w:start w:val="1"/>
+      <w:numFmt w:val="bullet"/>
+      <w:lvlText w:val=""/>
+      <w:lvlJc w:val="left"/>
+      <w:pPr>
+        <w:ind w:left="2880" w:hanging="360"/>
+      </w:pPr>
+      <w:rPr>
+        <w:rFonts w:ascii="Symbol" w:hAnsi="Symbol" w:hint="default"/>
+      </w:rPr>
+    </w:lvl>
+    <w:lvl w:ilvl="4" w:tplc="04160003" w:tentative="1">
+      <w:start w:val="1"/>
+      <w:numFmt w:val="bullet"/>
+      <w:lvlText w:val="o"/>
+      <w:lvlJc w:val="left"/>
+      <w:pPr>
+        <w:ind w:left="3600" w:hanging="360"/>
+      </w:pPr>
+      <w:rPr>
+        <w:rFonts w:ascii="Courier New" w:hAnsi="Courier New" w:cs="Courier New" w:hint="default"/>
+      </w:rPr>
+    </w:lvl>
+    <w:lvl w:ilvl="5" w:tplc="04160005" w:tentative="1">
+      <w:start w:val="1"/>
+      <w:numFmt w:val="bullet"/>
+      <w:lvlText w:val=""/>
+      <w:lvlJc w:val="left"/>
+      <w:pPr>
+        <w:ind w:left="4320" w:hanging="360"/>
+      </w:pPr>
+      <w:rPr>
+        <w:rFonts w:ascii="Wingdings" w:hAnsi="Wingdings" w:hint="default"/>
+      </w:rPr>
+    </w:lvl>
+    <w:lvl w:ilvl="6" w:tplc="04160001" w:tentative="1">
+      <w:start w:val="1"/>
+      <w:numFmt w:val="bullet"/>
+      <w:lvlText w:val=""/>
+      <w:lvlJc w:val="left"/>
+      <w:pPr>
+        <w:ind w:left="5040" w:hanging="360"/>
+      </w:pPr>
+      <w:rPr>
+        <w:rFonts w:ascii="Symbol" w:hAnsi="Symbol" w:hint="default"/>
+      </w:rPr>
+    </w:lvl>
+    <w:lvl w:ilvl="7" w:tplc="04160003" w:tentative="1">
+      <w:start w:val="1"/>
+      <w:numFmt w:val="bullet"/>
+      <w:lvlText w:val="o"/>
+      <w:lvlJc w:val="left"/>
+      <w:pPr>
+        <w:ind w:left="5760" w:hanging="360"/>
+      </w:pPr>
+      <w:rPr>
+        <w:rFonts w:ascii="Courier New" w:hAnsi="Courier New" w:cs="Courier New" w:hint="default"/>
+      </w:rPr>
+    </w:lvl>
+    <w:lvl w:ilvl="8" w:tplc="04160005" w:tentative="1">
+      <w:start w:val="1"/>
+      <w:numFmt w:val="bullet"/>
+      <w:lvlText w:val=""/>
+      <w:lvlJc w:val="left"/>
+      <w:pPr>
+        <w:ind w:left="6480" w:hanging="360"/>
+      </w:pPr>
+      <w:rPr>
+        <w:rFonts w:ascii="Wingdings" w:hAnsi="Wingdings" w:hint="default"/>
+      </w:rPr>
+    </w:lvl>
+  </w:abstractNum>
   <w:num w:numId="1">
-    <w:abstractNumId w:val="4"/>
+    <w:abstractNumId w:val="9"/>
   </w:num>
   <w:num w:numId="2">
-    <w:abstractNumId w:val="1"/>
+    <w:abstractNumId w:val="2"/>
   </w:num>
   <w:num w:numId="3">
-    <w:abstractNumId w:val="6"/>
+    <w:abstractNumId w:val="11"/>
   </w:num>
   <w:num w:numId="4">
-    <w:abstractNumId w:val="7"/>
+    <w:abstractNumId w:val="12"/>
   </w:num>
   <w:num w:numId="5">
-    <w:abstractNumId w:val="9"/>
+    <w:abstractNumId w:val="14"/>
   </w:num>
   <w:num w:numId="6">
-    <w:abstractNumId w:val="10"/>
+    <w:abstractNumId w:val="15"/>
   </w:num>
   <w:num w:numId="7">
     <w:abstractNumId w:val="0"/>
   </w:num>
   <w:num w:numId="8">
+    <w:abstractNumId w:val="10"/>
+  </w:num>
+  <w:num w:numId="9">
     <w:abstractNumId w:val="5"/>
   </w:num>
-  <w:num w:numId="9">
+  <w:num w:numId="10">
+    <w:abstractNumId w:val="16"/>
+  </w:num>
+  <w:num w:numId="11">
+    <w:abstractNumId w:val="4"/>
+  </w:num>
+  <w:num w:numId="12">
+    <w:abstractNumId w:val="13"/>
+  </w:num>
+  <w:num w:numId="13">
+    <w:abstractNumId w:val="8"/>
+  </w:num>
+  <w:num w:numId="14">
     <w:abstractNumId w:val="3"/>
   </w:num>
-  <w:num w:numId="10">
-    <w:abstractNumId w:val="11"/>
+  <w:num w:numId="15">
+    <w:abstractNumId w:val="17"/>
   </w:num>
-  <w:num w:numId="11">
-    <w:abstractNumId w:val="2"/>
+  <w:num w:numId="16">
+    <w:abstractNumId w:val="6"/>
   </w:num>
-  <w:num w:numId="12">
-    <w:abstractNumId w:val="8"/>
+  <w:num w:numId="17">
+    <w:abstractNumId w:val="1"/>
+  </w:num>
+  <w:num w:numId="18">
+    <w:abstractNumId w:val="18"/>
+  </w:num>
+  <w:num w:numId="19">
+    <w:abstractNumId w:val="7"/>
   </w:num>
 </w:numbering>
 </file>
@@ -2019,6 +7851,25 @@
       <w:bCs/>
     </w:rPr>
   </w:style>
+  <w:style w:type="table" w:styleId="Tabelacomgrade">
+    <w:name w:val="Table Grid"/>
+    <w:basedOn w:val="Tabelanormal"/>
+    <w:uiPriority w:val="39"/>
+    <w:rsid w:val="00107D87"/>
+    <w:pPr>
+      <w:spacing w:after="0" w:line="240" w:lineRule="auto"/>
+    </w:pPr>
+    <w:tblPr>
+      <w:tblBorders>
+        <w:top w:val="single" w:sz="4" w:space="0" w:color="auto"/>
+        <w:left w:val="single" w:sz="4" w:space="0" w:color="auto"/>
+        <w:bottom w:val="single" w:sz="4" w:space="0" w:color="auto"/>
+        <w:right w:val="single" w:sz="4" w:space="0" w:color="auto"/>
+        <w:insideH w:val="single" w:sz="4" w:space="0" w:color="auto"/>
+        <w:insideV w:val="single" w:sz="4" w:space="0" w:color="auto"/>
+      </w:tblBorders>
+    </w:tblPr>
+  </w:style>
 </w:styles>
 </file>
 

--- a/semestre-1/desenvolvimento-de-sistemas-1/resumos/resumo-aula02-ds1.docx
+++ b/semestre-1/desenvolvimento-de-sistemas-1/resumos/resumo-aula02-ds1.docx
@@ -110,15 +110,51 @@
           <w:sz w:val="24"/>
           <w:szCs w:val="24"/>
         </w:rPr>
-        <w:t xml:space="preserve">Variável: </w:t>
-      </w:r>
-      <w:r>
-        <w:rPr>
-          <w:rFonts w:ascii="Arial" w:hAnsi="Arial" w:cs="Arial"/>
-          <w:sz w:val="24"/>
-          <w:szCs w:val="24"/>
-        </w:rPr>
-        <w:t xml:space="preserve">é um lugar na memória que guarda algum tipo de dado (valor). </w:t>
+        <w:t>Variável</w:t>
+      </w:r>
+      <w:r>
+        <w:rPr>
+          <w:rFonts w:ascii="Arial" w:hAnsi="Arial" w:cs="Arial"/>
+          <w:b/>
+          <w:bCs/>
+          <w:sz w:val="24"/>
+          <w:szCs w:val="24"/>
+        </w:rPr>
+        <w:t xml:space="preserve"> -</w:t>
+      </w:r>
+      <w:r>
+        <w:rPr>
+          <w:rFonts w:ascii="Arial" w:hAnsi="Arial" w:cs="Arial"/>
+          <w:b/>
+          <w:bCs/>
+          <w:sz w:val="24"/>
+          <w:szCs w:val="24"/>
+        </w:rPr>
+        <w:t xml:space="preserve"> </w:t>
+      </w:r>
+      <w:r>
+        <w:rPr>
+          <w:rFonts w:ascii="Arial" w:hAnsi="Arial" w:cs="Arial"/>
+          <w:sz w:val="24"/>
+          <w:szCs w:val="24"/>
+        </w:rPr>
+        <w:t>é um lugar na memória</w:t>
+      </w:r>
+      <w:r>
+        <w:rPr>
+          <w:rFonts w:ascii="Arial" w:hAnsi="Arial" w:cs="Arial"/>
+          <w:sz w:val="24"/>
+          <w:szCs w:val="24"/>
+        </w:rPr>
+        <w:t xml:space="preserve"> RAM</w:t>
+      </w:r>
+      <w:r>
+        <w:rPr>
+          <w:rFonts w:ascii="Arial" w:hAnsi="Arial" w:cs="Arial"/>
+          <w:sz w:val="24"/>
+          <w:szCs w:val="24"/>
+        </w:rPr>
+        <w:t xml:space="preserve"> que guarda algum tipo de dado (valor). </w:t>
       </w:r>
       <w:r>
         <w:rPr>
@@ -205,6 +241,53 @@
       <w:r>
         <w:rPr>
           <w:rFonts w:ascii="Arial" w:hAnsi="Arial" w:cs="Arial"/>
+          <w:sz w:val="24"/>
+          <w:szCs w:val="24"/>
+        </w:rPr>
+        <w:tab/>
+        <w:t>A variável precisa ser identificada (nome) e possuir um único tipo de dado.</w:t>
+      </w:r>
+      <w:r>
+        <w:rPr>
+          <w:rFonts w:ascii="Arial" w:hAnsi="Arial" w:cs="Arial"/>
+          <w:sz w:val="24"/>
+          <w:szCs w:val="24"/>
+        </w:rPr>
+        <w:t xml:space="preserve"> Ela armazena um único valor por vez.</w:t>
+      </w:r>
+    </w:p>
+    <w:p>
+      <w:pPr>
+        <w:jc w:val="both"/>
+        <w:rPr>
+          <w:rFonts w:ascii="Arial" w:hAnsi="Arial" w:cs="Arial"/>
+          <w:sz w:val="24"/>
+          <w:szCs w:val="24"/>
+        </w:rPr>
+      </w:pPr>
+      <w:r>
+        <w:rPr>
+          <w:rFonts w:ascii="Arial" w:hAnsi="Arial" w:cs="Arial"/>
+          <w:sz w:val="24"/>
+          <w:szCs w:val="24"/>
+        </w:rPr>
+        <w:tab/>
+        <w:t>Por que armazenar dados? O computador precisa “memorizar” um número para que possa somar com outro, caso contrário quando receber o novo ele á esqueceu o antigo.</w:t>
+      </w:r>
+    </w:p>
+    <w:p>
+      <w:pPr>
+        <w:jc w:val="both"/>
+        <w:rPr>
+          <w:rFonts w:ascii="Arial" w:hAnsi="Arial" w:cs="Arial"/>
+          <w:sz w:val="24"/>
+          <w:szCs w:val="24"/>
+        </w:rPr>
+      </w:pPr>
+      <w:r>
+        <w:rPr>
+          <w:rFonts w:ascii="Arial" w:hAnsi="Arial" w:cs="Arial"/>
+          <w:noProof/>
           <w:sz w:val="24"/>
           <w:szCs w:val="24"/>
         </w:rPr>
@@ -365,6 +448,54 @@
         <w:jc w:val="both"/>
         <w:rPr>
           <w:rFonts w:ascii="Arial" w:hAnsi="Arial" w:cs="Arial"/>
+          <w:sz w:val="24"/>
+          <w:szCs w:val="24"/>
+        </w:rPr>
+      </w:pPr>
+      <w:r>
+        <w:rPr>
+          <w:rFonts w:ascii="Arial" w:hAnsi="Arial" w:cs="Arial"/>
+          <w:b/>
+          <w:bCs/>
+          <w:sz w:val="24"/>
+          <w:szCs w:val="24"/>
+        </w:rPr>
+        <w:t xml:space="preserve">Constante </w:t>
+      </w:r>
+      <w:r>
+        <w:rPr>
+          <w:rFonts w:ascii="Arial" w:hAnsi="Arial" w:cs="Arial"/>
+          <w:b/>
+          <w:bCs/>
+          <w:sz w:val="24"/>
+          <w:szCs w:val="24"/>
+        </w:rPr>
+        <w:t>–</w:t>
+      </w:r>
+      <w:r>
+        <w:rPr>
+          <w:rFonts w:ascii="Arial" w:hAnsi="Arial" w:cs="Arial"/>
+          <w:b/>
+          <w:bCs/>
+          <w:sz w:val="24"/>
+          <w:szCs w:val="24"/>
+        </w:rPr>
+        <w:t xml:space="preserve"> </w:t>
+      </w:r>
+      <w:r>
+        <w:rPr>
+          <w:rFonts w:ascii="Arial" w:hAnsi="Arial" w:cs="Arial"/>
+          <w:sz w:val="24"/>
+          <w:szCs w:val="24"/>
+        </w:rPr>
+        <w:t>Local da memória que armazena dados inalteráveis.</w:t>
+      </w:r>
+    </w:p>
+    <w:p>
+      <w:pPr>
+        <w:jc w:val="both"/>
+        <w:rPr>
+          <w:rFonts w:ascii="Arial" w:hAnsi="Arial" w:cs="Arial"/>
           <w:b/>
           <w:bCs/>
           <w:sz w:val="24"/>
@@ -720,25 +851,7 @@
           <w:sz w:val="24"/>
           <w:szCs w:val="24"/>
         </w:rPr>
-        <w:t>Evite abreviações, gírias internas e escolha nomes intuitivos (</w:t>
-      </w:r>
-      <w:proofErr w:type="spellStart"/>
-      <w:r>
-        <w:rPr>
-          <w:rFonts w:ascii="Arial" w:hAnsi="Arial" w:cs="Arial"/>
-          <w:sz w:val="24"/>
-          <w:szCs w:val="24"/>
-        </w:rPr>
-        <w:t>DolarNaoConvertido</w:t>
-      </w:r>
-      <w:proofErr w:type="spellEnd"/>
-      <w:r>
-        <w:rPr>
-          <w:rFonts w:ascii="Arial" w:hAnsi="Arial" w:cs="Arial"/>
-          <w:sz w:val="24"/>
-          <w:szCs w:val="24"/>
-        </w:rPr>
-        <w:t>).</w:t>
+        <w:t>Evite abreviações, gírias internas e escolha nomes intuitivos (DolarNaoConvertido).</w:t>
       </w:r>
     </w:p>
     <w:p>
@@ -784,34 +897,7 @@
           <w:sz w:val="24"/>
           <w:szCs w:val="24"/>
         </w:rPr>
-        <w:t xml:space="preserve">. </w:t>
-      </w:r>
-      <w:proofErr w:type="spellStart"/>
-      <w:r>
-        <w:rPr>
-          <w:rFonts w:ascii="Arial" w:hAnsi="Arial" w:cs="Arial"/>
-          <w:sz w:val="24"/>
-          <w:szCs w:val="24"/>
-        </w:rPr>
-        <w:t>Usuario</w:t>
-      </w:r>
-      <w:proofErr w:type="spellEnd"/>
-      <w:r>
-        <w:rPr>
-          <w:rFonts w:ascii="Arial" w:hAnsi="Arial" w:cs="Arial"/>
-          <w:sz w:val="24"/>
-          <w:szCs w:val="24"/>
-        </w:rPr>
-        <w:t xml:space="preserve"> = formulário -&gt; </w:t>
-      </w:r>
-      <w:proofErr w:type="gramStart"/>
-      <w:r>
-        <w:rPr>
-          <w:rFonts w:ascii="Arial" w:hAnsi="Arial" w:cs="Arial"/>
-          <w:sz w:val="24"/>
-          <w:szCs w:val="24"/>
-        </w:rPr>
-        <w:t xml:space="preserve">nome; </w:t>
+        <w:t xml:space="preserve">. Usuario = formulário -&gt; nome; </w:t>
       </w:r>
       <w:r>
         <w:rPr>
@@ -827,16 +913,7 @@
           <w:sz w:val="24"/>
           <w:szCs w:val="24"/>
         </w:rPr>
-        <w:t>Telefone</w:t>
-      </w:r>
-      <w:proofErr w:type="gramEnd"/>
-      <w:r>
-        <w:rPr>
-          <w:rFonts w:ascii="Arial" w:hAnsi="Arial" w:cs="Arial"/>
-          <w:sz w:val="24"/>
-          <w:szCs w:val="24"/>
-        </w:rPr>
-        <w:t xml:space="preserve"> = formulário -&gt; telefone;</w:t>
+        <w:t>Telefone = formulário -&gt; telefone;</w:t>
       </w:r>
       <w:r>
         <w:rPr>
@@ -852,25 +929,7 @@
           <w:sz w:val="24"/>
           <w:szCs w:val="24"/>
         </w:rPr>
-        <w:t xml:space="preserve">As variáveis </w:t>
-      </w:r>
-      <w:proofErr w:type="spellStart"/>
-      <w:r>
-        <w:rPr>
-          <w:rFonts w:ascii="Arial" w:hAnsi="Arial" w:cs="Arial"/>
-          <w:sz w:val="24"/>
-          <w:szCs w:val="24"/>
-        </w:rPr>
-        <w:t>Usuario</w:t>
-      </w:r>
-      <w:proofErr w:type="spellEnd"/>
-      <w:r>
-        <w:rPr>
-          <w:rFonts w:ascii="Arial" w:hAnsi="Arial" w:cs="Arial"/>
-          <w:sz w:val="24"/>
-          <w:szCs w:val="24"/>
-        </w:rPr>
-        <w:t xml:space="preserve"> e Telefone = (recebem) os dados das respectivas entradas.</w:t>
+        <w:t>As variáveis Usuario e Telefone = (recebem) os dados das respectivas entradas.</w:t>
       </w:r>
     </w:p>
     <w:p>
@@ -906,25 +965,7 @@
           <w:sz w:val="24"/>
           <w:szCs w:val="24"/>
         </w:rPr>
-        <w:t>“Olá [</w:t>
-      </w:r>
-      <w:proofErr w:type="spellStart"/>
-      <w:r>
-        <w:rPr>
-          <w:rFonts w:ascii="Arial" w:hAnsi="Arial" w:cs="Arial"/>
-          <w:sz w:val="24"/>
-          <w:szCs w:val="24"/>
-        </w:rPr>
-        <w:t>Usuario</w:t>
-      </w:r>
-      <w:proofErr w:type="spellEnd"/>
-      <w:r>
-        <w:rPr>
-          <w:rFonts w:ascii="Arial" w:hAnsi="Arial" w:cs="Arial"/>
-          <w:sz w:val="24"/>
-          <w:szCs w:val="24"/>
-        </w:rPr>
-        <w:t>], seu número de telefone foi cadastrado, ligaremos para [Telefone].</w:t>
+        <w:t>“Olá [Usuario], seu número de telefone foi cadastrado, ligaremos para [Telefone].</w:t>
       </w:r>
     </w:p>
     <w:p>
@@ -959,25 +1000,7 @@
             <w:sz w:val="24"/>
             <w:szCs w:val="24"/>
           </w:rPr>
-          <w:t>https://www.youtube.com/</w:t>
-        </w:r>
-        <w:r>
-          <w:rPr>
-            <w:rStyle w:val="Hyperlink"/>
-            <w:rFonts w:ascii="Arial" w:hAnsi="Arial" w:cs="Arial"/>
-            <w:sz w:val="24"/>
-            <w:szCs w:val="24"/>
-          </w:rPr>
-          <w:t>w</w:t>
-        </w:r>
-        <w:r>
-          <w:rPr>
-            <w:rStyle w:val="Hyperlink"/>
-            <w:rFonts w:ascii="Arial" w:hAnsi="Arial" w:cs="Arial"/>
-            <w:sz w:val="24"/>
-            <w:szCs w:val="24"/>
-          </w:rPr>
-          <w:t>atch?v=SEQ57ilIdy4</w:t>
+          <w:t>https://www.youtube.com/watch?v=SEQ57ilIdy4</w:t>
         </w:r>
       </w:hyperlink>
       <w:r>
@@ -986,25 +1009,7 @@
           <w:sz w:val="24"/>
           <w:szCs w:val="24"/>
         </w:rPr>
-        <w:t xml:space="preserve"> (</w:t>
-      </w:r>
-      <w:proofErr w:type="spellStart"/>
-      <w:r>
-        <w:rPr>
-          <w:rFonts w:ascii="Arial" w:hAnsi="Arial" w:cs="Arial"/>
-          <w:sz w:val="24"/>
-          <w:szCs w:val="24"/>
-        </w:rPr>
-        <w:t>Cataline</w:t>
-      </w:r>
-      <w:proofErr w:type="spellEnd"/>
-      <w:r>
-        <w:rPr>
-          <w:rFonts w:ascii="Arial" w:hAnsi="Arial" w:cs="Arial"/>
-          <w:sz w:val="24"/>
-          <w:szCs w:val="24"/>
-        </w:rPr>
-        <w:t xml:space="preserve"> – Lógica de programação 04 – Variáveis).</w:t>
+        <w:t xml:space="preserve"> (Cataline – Lógica de programação 04 – Variáveis).</w:t>
       </w:r>
     </w:p>
     <w:p>
@@ -1038,49 +1043,7 @@
           <w:sz w:val="24"/>
           <w:szCs w:val="24"/>
         </w:rPr>
-        <w:t xml:space="preserve"> (</w:t>
-      </w:r>
-      <w:proofErr w:type="spellStart"/>
-      <w:r>
-        <w:rPr>
-          <w:rFonts w:ascii="Arial" w:hAnsi="Arial" w:cs="Arial"/>
-          <w:sz w:val="24"/>
-          <w:szCs w:val="24"/>
-        </w:rPr>
-        <w:t>Cataline</w:t>
-      </w:r>
-      <w:proofErr w:type="spellEnd"/>
-      <w:r>
-        <w:rPr>
-          <w:rFonts w:ascii="Arial" w:hAnsi="Arial" w:cs="Arial"/>
-          <w:sz w:val="24"/>
-          <w:szCs w:val="24"/>
-        </w:rPr>
-        <w:t xml:space="preserve"> – Lógica de programação 0</w:t>
-      </w:r>
-      <w:r>
-        <w:rPr>
-          <w:rFonts w:ascii="Arial" w:hAnsi="Arial" w:cs="Arial"/>
-          <w:sz w:val="24"/>
-          <w:szCs w:val="24"/>
-        </w:rPr>
-        <w:t>5</w:t>
-      </w:r>
-      <w:r>
-        <w:rPr>
-          <w:rFonts w:ascii="Arial" w:hAnsi="Arial" w:cs="Arial"/>
-          <w:sz w:val="24"/>
-          <w:szCs w:val="24"/>
-        </w:rPr>
-        <w:t xml:space="preserve"> – </w:t>
-      </w:r>
-      <w:r>
-        <w:rPr>
-          <w:rFonts w:ascii="Arial" w:hAnsi="Arial" w:cs="Arial"/>
-          <w:sz w:val="24"/>
-          <w:szCs w:val="24"/>
-        </w:rPr>
-        <w:t>Tipos de dados).</w:t>
+        <w:t xml:space="preserve"> (Cataline – Lógica de programação 05 – Tipos de dados).</w:t>
       </w:r>
     </w:p>
     <w:p>
@@ -1141,6 +1104,7 @@
           <w:sz w:val="24"/>
           <w:szCs w:val="24"/>
         </w:rPr>
+        <w:lastRenderedPageBreak/>
         <w:t>Inteiro</w:t>
       </w:r>
       <w:r>
@@ -1151,29 +1115,7 @@
           <w:sz w:val="24"/>
           <w:szCs w:val="24"/>
         </w:rPr>
-        <w:t xml:space="preserve"> (</w:t>
-      </w:r>
-      <w:proofErr w:type="spellStart"/>
-      <w:r>
-        <w:rPr>
-          <w:rFonts w:ascii="Arial" w:hAnsi="Arial" w:cs="Arial"/>
-          <w:b/>
-          <w:bCs/>
-          <w:sz w:val="24"/>
-          <w:szCs w:val="24"/>
-        </w:rPr>
-        <w:t>Integer</w:t>
-      </w:r>
-      <w:proofErr w:type="spellEnd"/>
-      <w:r>
-        <w:rPr>
-          <w:rFonts w:ascii="Arial" w:hAnsi="Arial" w:cs="Arial"/>
-          <w:b/>
-          <w:bCs/>
-          <w:sz w:val="24"/>
-          <w:szCs w:val="24"/>
-        </w:rPr>
-        <w:t>)</w:t>
+        <w:t xml:space="preserve"> (Integer)</w:t>
       </w:r>
       <w:r>
         <w:rPr>
@@ -1236,29 +1178,7 @@
           <w:sz w:val="24"/>
           <w:szCs w:val="24"/>
         </w:rPr>
-        <w:t xml:space="preserve"> (</w:t>
-      </w:r>
-      <w:proofErr w:type="spellStart"/>
-      <w:r>
-        <w:rPr>
-          <w:rFonts w:ascii="Arial" w:hAnsi="Arial" w:cs="Arial"/>
-          <w:b/>
-          <w:bCs/>
-          <w:sz w:val="24"/>
-          <w:szCs w:val="24"/>
-        </w:rPr>
-        <w:t>Float</w:t>
-      </w:r>
-      <w:proofErr w:type="spellEnd"/>
-      <w:r>
-        <w:rPr>
-          <w:rFonts w:ascii="Arial" w:hAnsi="Arial" w:cs="Arial"/>
-          <w:b/>
-          <w:bCs/>
-          <w:sz w:val="24"/>
-          <w:szCs w:val="24"/>
-        </w:rPr>
-        <w:t>)</w:t>
+        <w:t xml:space="preserve"> (Float)</w:t>
       </w:r>
       <w:r>
         <w:rPr>
@@ -1321,29 +1241,7 @@
           <w:sz w:val="24"/>
           <w:szCs w:val="24"/>
         </w:rPr>
-        <w:t xml:space="preserve"> (</w:t>
-      </w:r>
-      <w:proofErr w:type="spellStart"/>
-      <w:r>
-        <w:rPr>
-          <w:rFonts w:ascii="Arial" w:hAnsi="Arial" w:cs="Arial"/>
-          <w:b/>
-          <w:bCs/>
-          <w:sz w:val="24"/>
-          <w:szCs w:val="24"/>
-        </w:rPr>
-        <w:t>String</w:t>
-      </w:r>
-      <w:proofErr w:type="spellEnd"/>
-      <w:r>
-        <w:rPr>
-          <w:rFonts w:ascii="Arial" w:hAnsi="Arial" w:cs="Arial"/>
-          <w:b/>
-          <w:bCs/>
-          <w:sz w:val="24"/>
-          <w:szCs w:val="24"/>
-        </w:rPr>
-        <w:t>)</w:t>
+        <w:t xml:space="preserve"> (String)</w:t>
       </w:r>
       <w:r>
         <w:rPr>
@@ -1363,7 +1261,6 @@
         </w:rPr>
         <w:t xml:space="preserve">É uma </w:t>
       </w:r>
-      <w:proofErr w:type="spellStart"/>
       <w:r>
         <w:rPr>
           <w:rFonts w:ascii="Arial" w:hAnsi="Arial" w:cs="Arial"/>
@@ -1372,18 +1269,7 @@
           <w:sz w:val="24"/>
           <w:szCs w:val="24"/>
         </w:rPr>
-        <w:t>string</w:t>
-      </w:r>
-      <w:proofErr w:type="spellEnd"/>
-      <w:r>
-        <w:rPr>
-          <w:rFonts w:ascii="Arial" w:hAnsi="Arial" w:cs="Arial"/>
-          <w:i/>
-          <w:iCs/>
-          <w:sz w:val="24"/>
-          <w:szCs w:val="24"/>
-        </w:rPr>
-        <w:t xml:space="preserve"> -</w:t>
+        <w:t>string -</w:t>
       </w:r>
       <w:r>
         <w:rPr>
@@ -1420,7 +1306,6 @@
         </w:rPr>
         <w:t>Lógico (</w:t>
       </w:r>
-      <w:proofErr w:type="spellStart"/>
       <w:r>
         <w:rPr>
           <w:rFonts w:ascii="Arial" w:hAnsi="Arial" w:cs="Arial"/>
@@ -1439,18 +1324,7 @@
           <w:sz w:val="24"/>
           <w:szCs w:val="24"/>
         </w:rPr>
-        <w:t>oolean</w:t>
-      </w:r>
-      <w:proofErr w:type="spellEnd"/>
-      <w:r>
-        <w:rPr>
-          <w:rFonts w:ascii="Arial" w:hAnsi="Arial" w:cs="Arial"/>
-          <w:b/>
-          <w:bCs/>
-          <w:sz w:val="24"/>
-          <w:szCs w:val="24"/>
-        </w:rPr>
-        <w:t xml:space="preserve">): </w:t>
+        <w:t xml:space="preserve">oolean): </w:t>
       </w:r>
       <w:r>
         <w:rPr>
@@ -1483,6 +1357,7 @@
       <w:r>
         <w:rPr>
           <w:rFonts w:ascii="Arial" w:hAnsi="Arial" w:cs="Arial"/>
+          <w:noProof/>
           <w:sz w:val="24"/>
           <w:szCs w:val="24"/>
         </w:rPr>
@@ -1558,49 +1433,7 @@
           <w:sz w:val="24"/>
           <w:szCs w:val="24"/>
         </w:rPr>
-        <w:t xml:space="preserve">Tipos de dados (tipos </w:t>
-      </w:r>
-      <w:r>
-        <w:rPr>
-          <w:rFonts w:ascii="Arial" w:hAnsi="Arial" w:cs="Arial"/>
-          <w:b/>
-          <w:bCs/>
-          <w:sz w:val="24"/>
-          <w:szCs w:val="24"/>
-        </w:rPr>
-        <w:t xml:space="preserve">Vetor / </w:t>
-      </w:r>
-      <w:proofErr w:type="spellStart"/>
-      <w:r>
-        <w:rPr>
-          <w:rFonts w:ascii="Arial" w:hAnsi="Arial" w:cs="Arial"/>
-          <w:b/>
-          <w:bCs/>
-          <w:sz w:val="24"/>
-          <w:szCs w:val="24"/>
-        </w:rPr>
-        <w:t>Array</w:t>
-      </w:r>
-      <w:proofErr w:type="spellEnd"/>
-      <w:r>
-        <w:rPr>
-          <w:rFonts w:ascii="Arial" w:hAnsi="Arial" w:cs="Arial"/>
-          <w:b/>
-          <w:bCs/>
-          <w:sz w:val="24"/>
-          <w:szCs w:val="24"/>
-        </w:rPr>
-        <w:t>):</w:t>
-      </w:r>
-      <w:r>
-        <w:rPr>
-          <w:rFonts w:ascii="Arial" w:hAnsi="Arial" w:cs="Arial"/>
-          <w:b/>
-          <w:bCs/>
-          <w:sz w:val="24"/>
-          <w:szCs w:val="24"/>
-        </w:rPr>
-        <w:t xml:space="preserve"> </w:t>
+        <w:t xml:space="preserve">Tipos de dados (tipos Vetor / Array): </w:t>
       </w:r>
     </w:p>
     <w:p>
@@ -1619,32 +1452,7 @@
           <w:szCs w:val="24"/>
         </w:rPr>
         <w:tab/>
-      </w:r>
-      <w:r>
-        <w:rPr>
-          <w:rFonts w:ascii="Arial" w:hAnsi="Arial" w:cs="Arial"/>
-          <w:sz w:val="24"/>
-          <w:szCs w:val="24"/>
-        </w:rPr>
-        <w:t xml:space="preserve">Tipo de dado composto. Na maioria das linguagens definida por </w:t>
-      </w:r>
-      <w:proofErr w:type="gramStart"/>
-      <w:r>
-        <w:rPr>
-          <w:rFonts w:ascii="Arial" w:hAnsi="Arial" w:cs="Arial"/>
-          <w:sz w:val="24"/>
-          <w:szCs w:val="24"/>
-        </w:rPr>
-        <w:t>[ ]</w:t>
-      </w:r>
-      <w:proofErr w:type="gramEnd"/>
-      <w:r>
-        <w:rPr>
-          <w:rFonts w:ascii="Arial" w:hAnsi="Arial" w:cs="Arial"/>
-          <w:sz w:val="24"/>
-          <w:szCs w:val="24"/>
-        </w:rPr>
-        <w:t xml:space="preserve">. Um vetor pode acomodar vários dados de tipo primitivo dentro dele e além disso enumera esses dados por meio de um </w:t>
+        <w:t xml:space="preserve">Tipo de dado composto. Na maioria das linguagens definida por [ ]. Um vetor pode acomodar vários dados de tipo primitivo dentro dele e além disso enumera esses dados por meio de um </w:t>
       </w:r>
       <w:r>
         <w:rPr>
@@ -1830,27 +1638,7 @@
           <w:sz w:val="24"/>
           <w:szCs w:val="24"/>
         </w:rPr>
-        <w:t>Subtração</w:t>
-      </w:r>
-      <w:r>
-        <w:rPr>
-          <w:rFonts w:ascii="Arial" w:hAnsi="Arial" w:cs="Arial"/>
-          <w:b/>
-          <w:bCs/>
-          <w:sz w:val="24"/>
-          <w:szCs w:val="24"/>
-        </w:rPr>
-        <w:t>:</w:t>
-      </w:r>
-      <w:r>
-        <w:rPr>
-          <w:rFonts w:ascii="Arial" w:hAnsi="Arial" w:cs="Arial"/>
-          <w:b/>
-          <w:bCs/>
-          <w:sz w:val="24"/>
-          <w:szCs w:val="24"/>
-        </w:rPr>
-        <w:t xml:space="preserve"> </w:t>
+        <w:t xml:space="preserve">Subtração: </w:t>
       </w:r>
       <w:r>
         <w:rPr>
@@ -1885,27 +1673,7 @@
           <w:sz w:val="24"/>
           <w:szCs w:val="24"/>
         </w:rPr>
-        <w:t>Multiplicação</w:t>
-      </w:r>
-      <w:r>
-        <w:rPr>
-          <w:rFonts w:ascii="Arial" w:hAnsi="Arial" w:cs="Arial"/>
-          <w:b/>
-          <w:bCs/>
-          <w:sz w:val="24"/>
-          <w:szCs w:val="24"/>
-        </w:rPr>
-        <w:t>:</w:t>
-      </w:r>
-      <w:r>
-        <w:rPr>
-          <w:rFonts w:ascii="Arial" w:hAnsi="Arial" w:cs="Arial"/>
-          <w:b/>
-          <w:bCs/>
-          <w:sz w:val="24"/>
-          <w:szCs w:val="24"/>
-        </w:rPr>
-        <w:t xml:space="preserve"> </w:t>
+        <w:t xml:space="preserve">Multiplicação: </w:t>
       </w:r>
       <w:r>
         <w:rPr>
@@ -1940,27 +1708,7 @@
           <w:sz w:val="24"/>
           <w:szCs w:val="24"/>
         </w:rPr>
-        <w:t>Divisão</w:t>
-      </w:r>
-      <w:r>
-        <w:rPr>
-          <w:rFonts w:ascii="Arial" w:hAnsi="Arial" w:cs="Arial"/>
-          <w:b/>
-          <w:bCs/>
-          <w:sz w:val="24"/>
-          <w:szCs w:val="24"/>
-        </w:rPr>
-        <w:t>:</w:t>
-      </w:r>
-      <w:r>
-        <w:rPr>
-          <w:rFonts w:ascii="Arial" w:hAnsi="Arial" w:cs="Arial"/>
-          <w:b/>
-          <w:bCs/>
-          <w:sz w:val="24"/>
-          <w:szCs w:val="24"/>
-        </w:rPr>
-        <w:t xml:space="preserve"> </w:t>
+        <w:t xml:space="preserve">Divisão: </w:t>
       </w:r>
       <w:r>
         <w:rPr>
@@ -2023,25 +1771,7 @@
           <w:sz w:val="24"/>
           <w:szCs w:val="24"/>
         </w:rPr>
-        <w:t xml:space="preserve">% </w:t>
-      </w:r>
-      <w:proofErr w:type="spellStart"/>
-      <w:r>
-        <w:rPr>
-          <w:rFonts w:ascii="Arial" w:hAnsi="Arial" w:cs="Arial"/>
-          <w:sz w:val="24"/>
-          <w:szCs w:val="24"/>
-        </w:rPr>
-        <w:t>ex</w:t>
-      </w:r>
-      <w:proofErr w:type="spellEnd"/>
-      <w:r>
-        <w:rPr>
-          <w:rFonts w:ascii="Arial" w:hAnsi="Arial" w:cs="Arial"/>
-          <w:sz w:val="24"/>
-          <w:szCs w:val="24"/>
-        </w:rPr>
-        <w:t>: 5 % 2 = 1</w:t>
+        <w:t>% ex: 5 % 2 = 1</w:t>
       </w:r>
     </w:p>
     <w:p>
@@ -2153,55 +1883,13 @@
         </w:rPr>
         <w:t xml:space="preserve"> (</w:t>
       </w:r>
-      <w:proofErr w:type="spellStart"/>
-      <w:r>
-        <w:rPr>
-          <w:rFonts w:ascii="Arial" w:hAnsi="Arial" w:cs="Arial"/>
-          <w:sz w:val="24"/>
-          <w:szCs w:val="24"/>
-        </w:rPr>
-        <w:t>Cataline</w:t>
-      </w:r>
-      <w:proofErr w:type="spellEnd"/>
-      <w:r>
-        <w:rPr>
-          <w:rFonts w:ascii="Arial" w:hAnsi="Arial" w:cs="Arial"/>
-          <w:sz w:val="24"/>
-          <w:szCs w:val="24"/>
-        </w:rPr>
-        <w:t xml:space="preserve"> – Lógica de programação 0</w:t>
-      </w:r>
-      <w:r>
-        <w:rPr>
-          <w:rFonts w:ascii="Arial" w:hAnsi="Arial" w:cs="Arial"/>
-          <w:sz w:val="24"/>
-          <w:szCs w:val="24"/>
-        </w:rPr>
-        <w:t>6</w:t>
-      </w:r>
-      <w:r>
-        <w:rPr>
-          <w:rFonts w:ascii="Arial" w:hAnsi="Arial" w:cs="Arial"/>
-          <w:sz w:val="24"/>
-          <w:szCs w:val="24"/>
-        </w:rPr>
-        <w:t xml:space="preserve"> – </w:t>
-      </w:r>
-      <w:r>
-        <w:rPr>
-          <w:rFonts w:ascii="Arial" w:hAnsi="Arial" w:cs="Arial"/>
-          <w:sz w:val="24"/>
-          <w:szCs w:val="24"/>
-        </w:rPr>
-        <w:t>Operadores matemáticos</w:t>
-      </w:r>
-      <w:r>
-        <w:rPr>
-          <w:rFonts w:ascii="Arial" w:hAnsi="Arial" w:cs="Arial"/>
-          <w:sz w:val="24"/>
-          <w:szCs w:val="24"/>
-        </w:rPr>
-        <w:t>).</w:t>
+      <w:r>
+        <w:rPr>
+          <w:rFonts w:ascii="Arial" w:hAnsi="Arial" w:cs="Arial"/>
+          <w:sz w:val="24"/>
+          <w:szCs w:val="24"/>
+        </w:rPr>
+        <w:t>Cataline – Lógica de programação 06 – Operadores matemáticos).</w:t>
       </w:r>
     </w:p>
     <w:p>
@@ -2247,25 +1935,7 @@
           <w:sz w:val="24"/>
           <w:szCs w:val="24"/>
         </w:rPr>
-        <w:t xml:space="preserve"> (</w:t>
-      </w:r>
-      <w:proofErr w:type="spellStart"/>
-      <w:r>
-        <w:rPr>
-          <w:rFonts w:ascii="Arial" w:hAnsi="Arial" w:cs="Arial"/>
-          <w:sz w:val="24"/>
-          <w:szCs w:val="24"/>
-        </w:rPr>
-        <w:t>booleans</w:t>
-      </w:r>
-      <w:proofErr w:type="spellEnd"/>
-      <w:r>
-        <w:rPr>
-          <w:rFonts w:ascii="Arial" w:hAnsi="Arial" w:cs="Arial"/>
-          <w:sz w:val="24"/>
-          <w:szCs w:val="24"/>
-        </w:rPr>
-        <w:t>)</w:t>
+        <w:t xml:space="preserve"> (booleans)</w:t>
       </w:r>
       <w:r>
         <w:rPr>
@@ -2290,6 +1960,7 @@
           <w:rFonts w:ascii="Arial" w:hAnsi="Arial" w:cs="Arial"/>
           <w:b/>
           <w:bCs/>
+          <w:noProof/>
           <w:sz w:val="24"/>
           <w:szCs w:val="24"/>
         </w:rPr>
@@ -2372,6 +2043,7 @@
       <w:r>
         <w:rPr>
           <w:rFonts w:ascii="Arial" w:hAnsi="Arial" w:cs="Arial"/>
+          <w:noProof/>
           <w:sz w:val="24"/>
           <w:szCs w:val="24"/>
         </w:rPr>
@@ -2503,23 +2175,7 @@
           <w:sz w:val="24"/>
           <w:szCs w:val="24"/>
         </w:rPr>
-        <w:t>M</w:t>
-      </w:r>
-      <w:r>
-        <w:rPr>
-          <w:rFonts w:ascii="Arial" w:hAnsi="Arial" w:cs="Arial"/>
-          <w:sz w:val="24"/>
-          <w:szCs w:val="24"/>
-        </w:rPr>
-        <w:t>enor</w:t>
-      </w:r>
-      <w:r>
-        <w:rPr>
-          <w:rFonts w:ascii="Arial" w:hAnsi="Arial" w:cs="Arial"/>
-          <w:sz w:val="24"/>
-          <w:szCs w:val="24"/>
-        </w:rPr>
-        <w:t xml:space="preserve"> que</w:t>
+        <w:t>Menor que</w:t>
       </w:r>
     </w:p>
     <w:p>
@@ -2708,27 +2364,15 @@
           <w:szCs w:val="24"/>
         </w:rPr>
       </w:pPr>
-      <w:proofErr w:type="gramStart"/>
-      <w:r>
-        <w:rPr>
-          <w:rFonts w:ascii="Arial" w:hAnsi="Arial" w:cs="Arial"/>
-          <w:b/>
-          <w:bCs/>
-          <w:sz w:val="24"/>
-          <w:szCs w:val="24"/>
-        </w:rPr>
-        <w:t>!=</w:t>
-      </w:r>
-      <w:proofErr w:type="gramEnd"/>
-      <w:r>
-        <w:rPr>
-          <w:rFonts w:ascii="Arial" w:hAnsi="Arial" w:cs="Arial"/>
-          <w:b/>
-          <w:bCs/>
-          <w:sz w:val="24"/>
-          <w:szCs w:val="24"/>
-        </w:rPr>
-        <w:t xml:space="preserve"> </w:t>
+      <w:r>
+        <w:rPr>
+          <w:rFonts w:ascii="Arial" w:hAnsi="Arial" w:cs="Arial"/>
+          <w:b/>
+          <w:bCs/>
+          <w:sz w:val="24"/>
+          <w:szCs w:val="24"/>
+        </w:rPr>
+        <w:t xml:space="preserve">!= </w:t>
       </w:r>
       <w:r>
         <w:rPr>
@@ -2753,27 +2397,15 @@
           <w:szCs w:val="24"/>
         </w:rPr>
       </w:pPr>
-      <w:proofErr w:type="gramStart"/>
-      <w:r>
-        <w:rPr>
-          <w:rFonts w:ascii="Arial" w:hAnsi="Arial" w:cs="Arial"/>
-          <w:b/>
-          <w:bCs/>
-          <w:sz w:val="24"/>
-          <w:szCs w:val="24"/>
-        </w:rPr>
-        <w:t>!=</w:t>
-      </w:r>
-      <w:proofErr w:type="gramEnd"/>
-      <w:r>
-        <w:rPr>
-          <w:rFonts w:ascii="Arial" w:hAnsi="Arial" w:cs="Arial"/>
-          <w:b/>
-          <w:bCs/>
-          <w:sz w:val="24"/>
-          <w:szCs w:val="24"/>
-        </w:rPr>
-        <w:t xml:space="preserve">= </w:t>
+      <w:r>
+        <w:rPr>
+          <w:rFonts w:ascii="Arial" w:hAnsi="Arial" w:cs="Arial"/>
+          <w:b/>
+          <w:bCs/>
+          <w:sz w:val="24"/>
+          <w:szCs w:val="24"/>
+        </w:rPr>
+        <w:t xml:space="preserve">!== </w:t>
       </w:r>
       <w:r>
         <w:rPr>
@@ -2833,29 +2465,7 @@
             <w:sz w:val="24"/>
             <w:szCs w:val="24"/>
           </w:rPr>
-          <w:t>https://www.youtube.com/watch?v=s12</w:t>
-        </w:r>
-        <w:r>
-          <w:rPr>
-            <w:rStyle w:val="Hyperlink"/>
-            <w:rFonts w:ascii="Arial" w:hAnsi="Arial" w:cs="Arial"/>
-            <w:b/>
-            <w:bCs/>
-            <w:sz w:val="24"/>
-            <w:szCs w:val="24"/>
-          </w:rPr>
-          <w:t>-</w:t>
-        </w:r>
-        <w:r>
-          <w:rPr>
-            <w:rStyle w:val="Hyperlink"/>
-            <w:rFonts w:ascii="Arial" w:hAnsi="Arial" w:cs="Arial"/>
-            <w:b/>
-            <w:bCs/>
-            <w:sz w:val="24"/>
-            <w:szCs w:val="24"/>
-          </w:rPr>
-          <w:t>dd6PxU0</w:t>
+          <w:t>https://www.youtube.com/watch?v=s12-dd6PxU0</w:t>
         </w:r>
       </w:hyperlink>
       <w:r>
@@ -2888,105 +2498,43 @@
         </w:rPr>
         <w:t>(</w:t>
       </w:r>
-      <w:proofErr w:type="spellStart"/>
-      <w:r>
-        <w:rPr>
-          <w:rFonts w:ascii="Arial" w:hAnsi="Arial" w:cs="Arial"/>
-          <w:sz w:val="24"/>
-          <w:szCs w:val="24"/>
-        </w:rPr>
-        <w:t>Cataline</w:t>
-      </w:r>
-      <w:proofErr w:type="spellEnd"/>
-      <w:r>
-        <w:rPr>
-          <w:rFonts w:ascii="Arial" w:hAnsi="Arial" w:cs="Arial"/>
-          <w:sz w:val="24"/>
-          <w:szCs w:val="24"/>
-        </w:rPr>
-        <w:t xml:space="preserve"> – Lógica de programação 0</w:t>
-      </w:r>
-      <w:r>
-        <w:rPr>
-          <w:rFonts w:ascii="Arial" w:hAnsi="Arial" w:cs="Arial"/>
-          <w:sz w:val="24"/>
-          <w:szCs w:val="24"/>
-        </w:rPr>
-        <w:t>7</w:t>
-      </w:r>
-      <w:r>
-        <w:rPr>
-          <w:rFonts w:ascii="Arial" w:hAnsi="Arial" w:cs="Arial"/>
-          <w:sz w:val="24"/>
-          <w:szCs w:val="24"/>
-        </w:rPr>
-        <w:t xml:space="preserve"> – Operadores </w:t>
-      </w:r>
-      <w:r>
-        <w:rPr>
-          <w:rFonts w:ascii="Arial" w:hAnsi="Arial" w:cs="Arial"/>
-          <w:sz w:val="24"/>
-          <w:szCs w:val="24"/>
-        </w:rPr>
-        <w:t>de comparação</w:t>
-      </w:r>
-      <w:r>
-        <w:rPr>
-          <w:rFonts w:ascii="Arial" w:hAnsi="Arial" w:cs="Arial"/>
-          <w:sz w:val="24"/>
-          <w:szCs w:val="24"/>
-        </w:rPr>
-        <w:t>).</w:t>
-      </w:r>
-    </w:p>
-    <w:p>
-      <w:pPr>
-        <w:jc w:val="both"/>
-        <w:rPr>
-          <w:rFonts w:ascii="Arial" w:hAnsi="Arial" w:cs="Arial"/>
-          <w:sz w:val="24"/>
-          <w:szCs w:val="24"/>
-        </w:rPr>
-      </w:pPr>
-    </w:p>
-    <w:p>
-      <w:pPr>
-        <w:jc w:val="both"/>
-        <w:rPr>
-          <w:rFonts w:ascii="Arial" w:hAnsi="Arial" w:cs="Arial"/>
-          <w:sz w:val="24"/>
-          <w:szCs w:val="24"/>
-        </w:rPr>
-      </w:pPr>
-      <w:r>
-        <w:rPr>
-          <w:rFonts w:ascii="Arial" w:hAnsi="Arial" w:cs="Arial"/>
-          <w:b/>
-          <w:bCs/>
-          <w:sz w:val="24"/>
-          <w:szCs w:val="24"/>
-        </w:rPr>
-        <w:t xml:space="preserve">Operadores </w:t>
-      </w:r>
-      <w:r>
-        <w:rPr>
-          <w:rFonts w:ascii="Arial" w:hAnsi="Arial" w:cs="Arial"/>
-          <w:b/>
-          <w:bCs/>
-          <w:sz w:val="24"/>
-          <w:szCs w:val="24"/>
-        </w:rPr>
-        <w:t>Lógicos</w:t>
-      </w:r>
-      <w:r>
-        <w:rPr>
-          <w:rFonts w:ascii="Arial" w:hAnsi="Arial" w:cs="Arial"/>
-          <w:b/>
-          <w:bCs/>
-          <w:sz w:val="24"/>
-          <w:szCs w:val="24"/>
-        </w:rPr>
-        <w:t xml:space="preserve">: </w:t>
+      <w:r>
+        <w:rPr>
+          <w:rFonts w:ascii="Arial" w:hAnsi="Arial" w:cs="Arial"/>
+          <w:sz w:val="24"/>
+          <w:szCs w:val="24"/>
+        </w:rPr>
+        <w:t>Cataline – Lógica de programação 07 – Operadores de comparação).</w:t>
+      </w:r>
+    </w:p>
+    <w:p>
+      <w:pPr>
+        <w:jc w:val="both"/>
+        <w:rPr>
+          <w:rFonts w:ascii="Arial" w:hAnsi="Arial" w:cs="Arial"/>
+          <w:sz w:val="24"/>
+          <w:szCs w:val="24"/>
+        </w:rPr>
+      </w:pPr>
+    </w:p>
+    <w:p>
+      <w:pPr>
+        <w:jc w:val="both"/>
+        <w:rPr>
+          <w:rFonts w:ascii="Arial" w:hAnsi="Arial" w:cs="Arial"/>
+          <w:sz w:val="24"/>
+          <w:szCs w:val="24"/>
+        </w:rPr>
+      </w:pPr>
+      <w:r>
+        <w:rPr>
+          <w:rFonts w:ascii="Arial" w:hAnsi="Arial" w:cs="Arial"/>
+          <w:b/>
+          <w:bCs/>
+          <w:sz w:val="24"/>
+          <w:szCs w:val="24"/>
+        </w:rPr>
+        <w:t xml:space="preserve">Operadores Lógicos: </w:t>
       </w:r>
       <w:r>
         <w:rPr>
@@ -3027,7 +2575,48 @@
           <w:sz w:val="24"/>
           <w:szCs w:val="24"/>
         </w:rPr>
-        <w:t xml:space="preserve">E: </w:t>
+        <w:lastRenderedPageBreak/>
+        <w:t>E</w:t>
+      </w:r>
+      <w:r>
+        <w:rPr>
+          <w:rFonts w:ascii="Arial" w:hAnsi="Arial" w:cs="Arial"/>
+          <w:b/>
+          <w:bCs/>
+          <w:sz w:val="24"/>
+          <w:szCs w:val="24"/>
+        </w:rPr>
+        <w:t xml:space="preserve"> (Conjunção</w:t>
+      </w:r>
+      <w:r>
+        <w:rPr>
+          <w:rFonts w:ascii="Arial" w:hAnsi="Arial" w:cs="Arial"/>
+          <w:b/>
+          <w:bCs/>
+          <w:sz w:val="24"/>
+          <w:szCs w:val="24"/>
+        </w:rPr>
+        <w:t xml:space="preserve"> - Maximalista</w:t>
+      </w:r>
+      <w:r>
+        <w:rPr>
+          <w:rFonts w:ascii="Arial" w:hAnsi="Arial" w:cs="Arial"/>
+          <w:b/>
+          <w:bCs/>
+          <w:sz w:val="24"/>
+          <w:szCs w:val="24"/>
+        </w:rPr>
+        <w:t>)</w:t>
+      </w:r>
+      <w:r>
+        <w:rPr>
+          <w:rFonts w:ascii="Arial" w:hAnsi="Arial" w:cs="Arial"/>
+          <w:b/>
+          <w:bCs/>
+          <w:sz w:val="24"/>
+          <w:szCs w:val="24"/>
+        </w:rPr>
+        <w:t xml:space="preserve">: </w:t>
       </w:r>
       <w:r>
         <w:rPr>
@@ -3036,6 +2625,14 @@
           <w:szCs w:val="24"/>
         </w:rPr>
         <w:t>Só é verdadeiro quando todas as proposições forem verdadeiras.</w:t>
+      </w:r>
+      <w:r>
+        <w:rPr>
+          <w:rFonts w:ascii="Arial" w:hAnsi="Arial" w:cs="Arial"/>
+          <w:sz w:val="24"/>
+          <w:szCs w:val="24"/>
+        </w:rPr>
+        <w:t xml:space="preserve"> (&amp;&amp; em Java).</w:t>
       </w:r>
     </w:p>
     <w:p>
@@ -3060,7 +2657,27 @@
           <w:sz w:val="24"/>
           <w:szCs w:val="24"/>
         </w:rPr>
-        <w:t>OU:</w:t>
+        <w:t>OU</w:t>
+      </w:r>
+      <w:r>
+        <w:rPr>
+          <w:rFonts w:ascii="Arial" w:hAnsi="Arial" w:cs="Arial"/>
+          <w:b/>
+          <w:bCs/>
+          <w:sz w:val="24"/>
+          <w:szCs w:val="24"/>
+        </w:rPr>
+        <w:t xml:space="preserve"> (Minimalista)</w:t>
+      </w:r>
+      <w:r>
+        <w:rPr>
+          <w:rFonts w:ascii="Arial" w:hAnsi="Arial" w:cs="Arial"/>
+          <w:b/>
+          <w:bCs/>
+          <w:sz w:val="24"/>
+          <w:szCs w:val="24"/>
+        </w:rPr>
+        <w:t>:</w:t>
       </w:r>
       <w:r>
         <w:rPr>
@@ -3077,6 +2694,38 @@
           <w:szCs w:val="24"/>
         </w:rPr>
         <w:t>Só é falso quando todas as proposições forem falsas.</w:t>
+      </w:r>
+      <w:r>
+        <w:rPr>
+          <w:rFonts w:ascii="Arial" w:hAnsi="Arial" w:cs="Arial"/>
+          <w:sz w:val="24"/>
+          <w:szCs w:val="24"/>
+        </w:rPr>
+        <w:t xml:space="preserve"> </w:t>
+      </w:r>
+      <w:r>
+        <w:rPr>
+          <w:rFonts w:ascii="Arial" w:hAnsi="Arial" w:cs="Arial"/>
+          <w:sz w:val="24"/>
+          <w:szCs w:val="24"/>
+        </w:rPr>
+        <w:t>(</w:t>
+      </w:r>
+      <w:r>
+        <w:rPr>
+          <w:rFonts w:ascii="Arial" w:hAnsi="Arial" w:cs="Arial"/>
+          <w:sz w:val="24"/>
+          <w:szCs w:val="24"/>
+        </w:rPr>
+        <w:t>||</w:t>
+      </w:r>
+      <w:r>
+        <w:rPr>
+          <w:rFonts w:ascii="Arial" w:hAnsi="Arial" w:cs="Arial"/>
+          <w:sz w:val="24"/>
+          <w:szCs w:val="24"/>
+        </w:rPr>
+        <w:t xml:space="preserve"> em Java).</w:t>
       </w:r>
     </w:p>
     <w:p>
@@ -3127,38 +2776,63 @@
         </w:rPr>
         <w:t xml:space="preserve"> valores lógicos.</w:t>
       </w:r>
-    </w:p>
-    <w:p>
-      <w:pPr>
-        <w:jc w:val="both"/>
-        <w:rPr>
-          <w:rFonts w:ascii="Arial" w:hAnsi="Arial" w:cs="Arial"/>
-          <w:sz w:val="24"/>
-          <w:szCs w:val="24"/>
-        </w:rPr>
-      </w:pPr>
-    </w:p>
-    <w:p>
-      <w:pPr>
-        <w:jc w:val="both"/>
-        <w:rPr>
-          <w:rFonts w:ascii="Arial" w:hAnsi="Arial" w:cs="Arial"/>
-          <w:b/>
-          <w:bCs/>
-          <w:sz w:val="24"/>
-          <w:szCs w:val="24"/>
-        </w:rPr>
-      </w:pPr>
-      <w:r>
-        <w:rPr>
-          <w:rFonts w:ascii="Arial" w:hAnsi="Arial" w:cs="Arial"/>
-          <w:b/>
-          <w:bCs/>
-          <w:sz w:val="24"/>
-          <w:szCs w:val="24"/>
-        </w:rPr>
-        <w:lastRenderedPageBreak/>
+      <w:r>
+        <w:rPr>
+          <w:rFonts w:ascii="Arial" w:hAnsi="Arial" w:cs="Arial"/>
+          <w:sz w:val="24"/>
+          <w:szCs w:val="24"/>
+        </w:rPr>
+        <w:t xml:space="preserve"> (!)</w:t>
+      </w:r>
+    </w:p>
+    <w:p>
+      <w:pPr>
+        <w:jc w:val="both"/>
+        <w:rPr>
+          <w:rFonts w:ascii="Arial" w:hAnsi="Arial" w:cs="Arial"/>
+          <w:sz w:val="24"/>
+          <w:szCs w:val="24"/>
+        </w:rPr>
+      </w:pPr>
+    </w:p>
+    <w:p>
+      <w:pPr>
+        <w:jc w:val="both"/>
+        <w:rPr>
+          <w:rFonts w:ascii="Arial" w:hAnsi="Arial" w:cs="Arial"/>
+          <w:b/>
+          <w:bCs/>
+          <w:sz w:val="24"/>
+          <w:szCs w:val="24"/>
+        </w:rPr>
+      </w:pPr>
+      <w:r>
+        <w:rPr>
+          <w:rFonts w:ascii="Arial" w:hAnsi="Arial" w:cs="Arial"/>
+          <w:b/>
+          <w:bCs/>
+          <w:sz w:val="24"/>
+          <w:szCs w:val="24"/>
+        </w:rPr>
         <w:t>Tabelas verdade:</w:t>
+      </w:r>
+    </w:p>
+    <w:p>
+      <w:pPr>
+        <w:jc w:val="both"/>
+        <w:rPr>
+          <w:rFonts w:ascii="Arial" w:hAnsi="Arial" w:cs="Arial"/>
+          <w:sz w:val="24"/>
+          <w:szCs w:val="24"/>
+        </w:rPr>
+      </w:pPr>
+      <w:r>
+        <w:rPr>
+          <w:rFonts w:ascii="Arial" w:hAnsi="Arial" w:cs="Arial"/>
+          <w:sz w:val="24"/>
+          <w:szCs w:val="24"/>
+        </w:rPr>
+        <w:t>Paula e Quéssia estão felizes.</w:t>
       </w:r>
     </w:p>
     <w:tbl>
@@ -3556,12 +3230,18 @@
         <w:jc w:val="both"/>
         <w:rPr>
           <w:rFonts w:ascii="Arial" w:hAnsi="Arial" w:cs="Arial"/>
-          <w:b/>
-          <w:bCs/>
-          <w:sz w:val="24"/>
-          <w:szCs w:val="24"/>
-        </w:rPr>
-      </w:pPr>
+          <w:sz w:val="24"/>
+          <w:szCs w:val="24"/>
+        </w:rPr>
+      </w:pPr>
+      <w:r>
+        <w:rPr>
+          <w:rFonts w:ascii="Arial" w:hAnsi="Arial" w:cs="Arial"/>
+          <w:sz w:val="24"/>
+          <w:szCs w:val="24"/>
+        </w:rPr>
+        <w:t>Paula ou Quésia estão felizes.</w:t>
+      </w:r>
     </w:p>
     <w:tbl>
       <w:tblPr>
@@ -3663,27 +3343,7 @@
                 <w:sz w:val="24"/>
                 <w:szCs w:val="24"/>
               </w:rPr>
-              <w:t xml:space="preserve">p </w:t>
-            </w:r>
-            <w:r>
-              <w:rPr>
-                <w:rFonts w:ascii="Arial" w:hAnsi="Arial" w:cs="Arial"/>
-                <w:b/>
-                <w:bCs/>
-                <w:sz w:val="24"/>
-                <w:szCs w:val="24"/>
-              </w:rPr>
-              <w:t>OU</w:t>
-            </w:r>
-            <w:r>
-              <w:rPr>
-                <w:rFonts w:ascii="Arial" w:hAnsi="Arial" w:cs="Arial"/>
-                <w:b/>
-                <w:bCs/>
-                <w:sz w:val="24"/>
-                <w:szCs w:val="24"/>
-              </w:rPr>
-              <w:t xml:space="preserve"> q</w:t>
+              <w:t>p OU q</w:t>
             </w:r>
           </w:p>
         </w:tc>
@@ -4085,27 +3745,7 @@
                 <w:sz w:val="24"/>
                 <w:szCs w:val="24"/>
               </w:rPr>
-              <w:t xml:space="preserve">p </w:t>
-            </w:r>
-            <w:r>
-              <w:rPr>
-                <w:rFonts w:ascii="Arial" w:hAnsi="Arial" w:cs="Arial"/>
-                <w:b/>
-                <w:bCs/>
-                <w:sz w:val="24"/>
-                <w:szCs w:val="24"/>
-              </w:rPr>
-              <w:t>SE, ENTÃO</w:t>
-            </w:r>
-            <w:r>
-              <w:rPr>
-                <w:rFonts w:ascii="Arial" w:hAnsi="Arial" w:cs="Arial"/>
-                <w:b/>
-                <w:bCs/>
-                <w:sz w:val="24"/>
-                <w:szCs w:val="24"/>
-              </w:rPr>
-              <w:t xml:space="preserve"> q</w:t>
+              <w:t>p SE, ENTÃO q</w:t>
             </w:r>
           </w:p>
         </w:tc>
@@ -4569,27 +4209,7 @@
                 <w:sz w:val="24"/>
                 <w:szCs w:val="24"/>
               </w:rPr>
-              <w:t xml:space="preserve">p </w:t>
-            </w:r>
-            <w:r>
-              <w:rPr>
-                <w:rFonts w:ascii="Arial" w:hAnsi="Arial" w:cs="Arial"/>
-                <w:b/>
-                <w:bCs/>
-                <w:sz w:val="24"/>
-                <w:szCs w:val="24"/>
-              </w:rPr>
-              <w:t>OU, OU</w:t>
-            </w:r>
-            <w:r>
-              <w:rPr>
-                <w:rFonts w:ascii="Arial" w:hAnsi="Arial" w:cs="Arial"/>
-                <w:b/>
-                <w:bCs/>
-                <w:sz w:val="24"/>
-                <w:szCs w:val="24"/>
-              </w:rPr>
-              <w:t xml:space="preserve"> q</w:t>
+              <w:t>p OU, OU q</w:t>
             </w:r>
           </w:p>
         </w:tc>
@@ -5008,42 +4628,6 @@
         <w:jc w:val="both"/>
         <w:rPr>
           <w:rFonts w:ascii="Arial" w:hAnsi="Arial" w:cs="Arial"/>
-          <w:b/>
-          <w:bCs/>
-          <w:sz w:val="24"/>
-          <w:szCs w:val="24"/>
-        </w:rPr>
-      </w:pPr>
-    </w:p>
-    <w:p>
-      <w:pPr>
-        <w:jc w:val="both"/>
-        <w:rPr>
-          <w:rFonts w:ascii="Arial" w:hAnsi="Arial" w:cs="Arial"/>
-          <w:b/>
-          <w:bCs/>
-          <w:sz w:val="24"/>
-          <w:szCs w:val="24"/>
-        </w:rPr>
-      </w:pPr>
-    </w:p>
-    <w:p>
-      <w:pPr>
-        <w:jc w:val="both"/>
-        <w:rPr>
-          <w:rFonts w:ascii="Arial" w:hAnsi="Arial" w:cs="Arial"/>
-          <w:b/>
-          <w:bCs/>
-          <w:sz w:val="24"/>
-          <w:szCs w:val="24"/>
-        </w:rPr>
-      </w:pPr>
-    </w:p>
-    <w:p>
-      <w:pPr>
-        <w:jc w:val="both"/>
-        <w:rPr>
-          <w:rFonts w:ascii="Arial" w:hAnsi="Arial" w:cs="Arial"/>
           <w:sz w:val="24"/>
           <w:szCs w:val="24"/>
         </w:rPr>
@@ -5088,7 +4672,904 @@
             <w:sz w:val="24"/>
             <w:szCs w:val="24"/>
           </w:rPr>
-          <w:t>https://www.youtu</w:t>
+          <w:t>https://www.youtube.com/watch?v=2l1Hz3U_yx0</w:t>
+        </w:r>
+      </w:hyperlink>
+      <w:r>
+        <w:rPr>
+          <w:rFonts w:ascii="Arial" w:hAnsi="Arial" w:cs="Arial"/>
+          <w:b/>
+          <w:bCs/>
+          <w:sz w:val="24"/>
+          <w:szCs w:val="24"/>
+        </w:rPr>
+        <w:t xml:space="preserve">  (</w:t>
+      </w:r>
+      <w:r>
+        <w:rPr>
+          <w:rFonts w:ascii="Arial" w:hAnsi="Arial" w:cs="Arial"/>
+          <w:sz w:val="24"/>
+          <w:szCs w:val="24"/>
+        </w:rPr>
+        <w:t>Cataline – Lógica de programação 08 – Operadores lógicos).</w:t>
+      </w:r>
+    </w:p>
+    <w:p>
+      <w:pPr>
+        <w:jc w:val="both"/>
+        <w:rPr>
+          <w:rFonts w:ascii="Arial" w:hAnsi="Arial" w:cs="Arial"/>
+          <w:sz w:val="24"/>
+          <w:szCs w:val="24"/>
+        </w:rPr>
+      </w:pPr>
+      <w:r>
+        <w:rPr>
+          <w:rFonts w:ascii="Arial" w:hAnsi="Arial" w:cs="Arial"/>
+          <w:b/>
+          <w:bCs/>
+          <w:sz w:val="24"/>
+          <w:szCs w:val="24"/>
+        </w:rPr>
+        <w:sym w:font="Wingdings" w:char="F0E0"/>
+      </w:r>
+      <w:r>
+        <w:rPr>
+          <w:rFonts w:ascii="Arial" w:hAnsi="Arial" w:cs="Arial"/>
+          <w:b/>
+          <w:bCs/>
+          <w:sz w:val="24"/>
+          <w:szCs w:val="24"/>
+        </w:rPr>
+        <w:t xml:space="preserve"> </w:t>
+      </w:r>
+      <w:hyperlink r:id="rId14" w:history="1">
+        <w:r>
+          <w:rPr>
+            <w:rStyle w:val="Hyperlink"/>
+            <w:rFonts w:ascii="Arial" w:hAnsi="Arial" w:cs="Arial"/>
+            <w:b/>
+            <w:bCs/>
+            <w:sz w:val="24"/>
+            <w:szCs w:val="24"/>
+            <w:highlight w:val="yellow"/>
+          </w:rPr>
+          <w:t>https://www.youtube.com/watch?v=ntCQmyfhA30</w:t>
+        </w:r>
+      </w:hyperlink>
+      <w:r>
+        <w:rPr>
+          <w:rFonts w:ascii="Arial" w:hAnsi="Arial" w:cs="Arial"/>
+          <w:b/>
+          <w:bCs/>
+          <w:sz w:val="24"/>
+          <w:szCs w:val="24"/>
+        </w:rPr>
+        <w:t xml:space="preserve"> </w:t>
+      </w:r>
+      <w:r>
+        <w:rPr>
+          <w:rFonts w:ascii="Arial" w:hAnsi="Arial" w:cs="Arial"/>
+          <w:b/>
+          <w:bCs/>
+          <w:sz w:val="24"/>
+          <w:szCs w:val="24"/>
+        </w:rPr>
+        <w:t xml:space="preserve">  (</w:t>
+      </w:r>
+      <w:r>
+        <w:rPr>
+          <w:rFonts w:ascii="Arial" w:hAnsi="Arial" w:cs="Arial"/>
+          <w:sz w:val="24"/>
+          <w:szCs w:val="24"/>
+        </w:rPr>
+        <w:t>Youtube</w:t>
+      </w:r>
+      <w:r>
+        <w:rPr>
+          <w:rFonts w:ascii="Arial" w:hAnsi="Arial" w:cs="Arial"/>
+          <w:sz w:val="24"/>
+          <w:szCs w:val="24"/>
+        </w:rPr>
+        <w:t xml:space="preserve"> – </w:t>
+      </w:r>
+      <w:r>
+        <w:rPr>
+          <w:rFonts w:ascii="Arial" w:hAnsi="Arial" w:cs="Arial"/>
+          <w:sz w:val="24"/>
+          <w:szCs w:val="24"/>
+        </w:rPr>
+        <w:t>Informática módulo 1 agenda 11 operadores aritméticos, relacionais e lógicos</w:t>
+      </w:r>
+      <w:r>
+        <w:rPr>
+          <w:rFonts w:ascii="Arial" w:hAnsi="Arial" w:cs="Arial"/>
+          <w:sz w:val="24"/>
+          <w:szCs w:val="24"/>
+        </w:rPr>
+        <w:t xml:space="preserve"> – </w:t>
+      </w:r>
+      <w:r>
+        <w:rPr>
+          <w:rFonts w:ascii="Arial" w:hAnsi="Arial" w:cs="Arial"/>
+          <w:sz w:val="24"/>
+          <w:szCs w:val="24"/>
+        </w:rPr>
+        <w:t>GEEaD</w:t>
+      </w:r>
+      <w:r>
+        <w:rPr>
+          <w:rFonts w:ascii="Arial" w:hAnsi="Arial" w:cs="Arial"/>
+          <w:sz w:val="24"/>
+          <w:szCs w:val="24"/>
+        </w:rPr>
+        <w:t>).</w:t>
+      </w:r>
+    </w:p>
+    <w:p>
+      <w:pPr>
+        <w:jc w:val="both"/>
+        <w:rPr>
+          <w:rFonts w:ascii="Arial" w:hAnsi="Arial" w:cs="Arial"/>
+          <w:sz w:val="24"/>
+          <w:szCs w:val="24"/>
+        </w:rPr>
+      </w:pPr>
+    </w:p>
+    <w:p>
+      <w:pPr>
+        <w:jc w:val="both"/>
+        <w:rPr>
+          <w:rFonts w:ascii="Arial" w:hAnsi="Arial" w:cs="Arial"/>
+          <w:sz w:val="24"/>
+          <w:szCs w:val="24"/>
+        </w:rPr>
+      </w:pPr>
+    </w:p>
+    <w:p>
+      <w:pPr>
+        <w:jc w:val="both"/>
+        <w:rPr>
+          <w:rFonts w:ascii="Arial" w:hAnsi="Arial" w:cs="Arial"/>
+          <w:sz w:val="24"/>
+          <w:szCs w:val="24"/>
+        </w:rPr>
+      </w:pPr>
+    </w:p>
+    <w:p>
+      <w:pPr>
+        <w:jc w:val="both"/>
+        <w:rPr>
+          <w:rFonts w:ascii="Arial" w:hAnsi="Arial" w:cs="Arial"/>
+          <w:b/>
+          <w:bCs/>
+          <w:sz w:val="24"/>
+          <w:szCs w:val="24"/>
+        </w:rPr>
+      </w:pPr>
+    </w:p>
+    <w:p>
+      <w:pPr>
+        <w:jc w:val="both"/>
+        <w:rPr>
+          <w:rFonts w:ascii="Arial" w:hAnsi="Arial" w:cs="Arial"/>
+          <w:b/>
+          <w:bCs/>
+          <w:sz w:val="24"/>
+          <w:szCs w:val="24"/>
+        </w:rPr>
+      </w:pPr>
+    </w:p>
+    <w:p>
+      <w:pPr>
+        <w:jc w:val="both"/>
+        <w:rPr>
+          <w:rFonts w:ascii="Arial" w:hAnsi="Arial" w:cs="Arial"/>
+          <w:b/>
+          <w:bCs/>
+          <w:sz w:val="24"/>
+          <w:szCs w:val="24"/>
+        </w:rPr>
+      </w:pPr>
+      <w:r>
+        <w:rPr>
+          <w:rFonts w:ascii="Arial" w:hAnsi="Arial" w:cs="Arial"/>
+          <w:b/>
+          <w:bCs/>
+          <w:sz w:val="24"/>
+          <w:szCs w:val="24"/>
+        </w:rPr>
+        <w:lastRenderedPageBreak/>
+        <w:drawing>
+          <wp:anchor distT="0" distB="0" distL="114300" distR="114300" simplePos="0" relativeHeight="251662336" behindDoc="1" locked="0" layoutInCell="1" allowOverlap="1" wp14:anchorId="3BDB888B" wp14:editId="6AB9D036">
+            <wp:simplePos x="0" y="0"/>
+            <wp:positionH relativeFrom="column">
+              <wp:posOffset>0</wp:posOffset>
+            </wp:positionH>
+            <wp:positionV relativeFrom="paragraph">
+              <wp:posOffset>2540</wp:posOffset>
+            </wp:positionV>
+            <wp:extent cx="2825370" cy="2838450"/>
+            <wp:effectExtent l="0" t="0" r="0" b="0"/>
+            <wp:wrapTight wrapText="bothSides">
+              <wp:wrapPolygon edited="0">
+                <wp:start x="0" y="0"/>
+                <wp:lineTo x="0" y="21455"/>
+                <wp:lineTo x="21411" y="21455"/>
+                <wp:lineTo x="21411" y="0"/>
+                <wp:lineTo x="0" y="0"/>
+              </wp:wrapPolygon>
+            </wp:wrapTight>
+            <wp:docPr id="5" name="Imagem 5"/>
+            <wp:cNvGraphicFramePr>
+              <a:graphicFrameLocks xmlns:a="http://schemas.openxmlformats.org/drawingml/2006/main" noChangeAspect="1"/>
+            </wp:cNvGraphicFramePr>
+            <a:graphic xmlns:a="http://schemas.openxmlformats.org/drawingml/2006/main">
+              <a:graphicData uri="http://schemas.openxmlformats.org/drawingml/2006/picture">
+                <pic:pic xmlns:pic="http://schemas.openxmlformats.org/drawingml/2006/picture">
+                  <pic:nvPicPr>
+                    <pic:cNvPr id="1" name=""/>
+                    <pic:cNvPicPr/>
+                  </pic:nvPicPr>
+                  <pic:blipFill>
+                    <a:blip r:embed="rId15">
+                      <a:extLst>
+                        <a:ext uri="{28A0092B-C50C-407E-A947-70E740481C1C}">
+                          <a14:useLocalDpi xmlns:a14="http://schemas.microsoft.com/office/drawing/2010/main" val="0"/>
+                        </a:ext>
+                      </a:extLst>
+                    </a:blip>
+                    <a:stretch>
+                      <a:fillRect/>
+                    </a:stretch>
+                  </pic:blipFill>
+                  <pic:spPr>
+                    <a:xfrm>
+                      <a:off x="0" y="0"/>
+                      <a:ext cx="2825370" cy="2838450"/>
+                    </a:xfrm>
+                    <a:prstGeom prst="rect">
+                      <a:avLst/>
+                    </a:prstGeom>
+                  </pic:spPr>
+                </pic:pic>
+              </a:graphicData>
+            </a:graphic>
+          </wp:anchor>
+        </w:drawing>
+      </w:r>
+    </w:p>
+    <w:p>
+      <w:pPr>
+        <w:jc w:val="both"/>
+        <w:rPr>
+          <w:rFonts w:ascii="Arial" w:hAnsi="Arial" w:cs="Arial"/>
+          <w:b/>
+          <w:bCs/>
+          <w:sz w:val="24"/>
+          <w:szCs w:val="24"/>
+        </w:rPr>
+      </w:pPr>
+      <w:r>
+        <w:rPr>
+          <w:rFonts w:ascii="Arial" w:hAnsi="Arial" w:cs="Arial"/>
+          <w:b/>
+          <w:bCs/>
+          <w:sz w:val="24"/>
+          <w:szCs w:val="24"/>
+        </w:rPr>
+        <w:t>Por quê entender lógica de programação?</w:t>
+      </w:r>
+    </w:p>
+    <w:p>
+      <w:pPr>
+        <w:jc w:val="both"/>
+        <w:rPr>
+          <w:rFonts w:ascii="Arial" w:hAnsi="Arial" w:cs="Arial"/>
+          <w:sz w:val="24"/>
+          <w:szCs w:val="24"/>
+        </w:rPr>
+      </w:pPr>
+      <w:r>
+        <w:rPr>
+          <w:rFonts w:ascii="Arial" w:hAnsi="Arial" w:cs="Arial"/>
+          <w:sz w:val="24"/>
+          <w:szCs w:val="24"/>
+        </w:rPr>
+        <w:tab/>
+        <w:t xml:space="preserve">Lógica de programação é o processo de pensar na mesma </w:t>
+      </w:r>
+      <w:r>
+        <w:rPr>
+          <w:rFonts w:ascii="Arial" w:hAnsi="Arial" w:cs="Arial"/>
+          <w:b/>
+          <w:bCs/>
+          <w:sz w:val="24"/>
+          <w:szCs w:val="24"/>
+        </w:rPr>
+        <w:t xml:space="preserve">sequência </w:t>
+      </w:r>
+      <w:r>
+        <w:rPr>
+          <w:rFonts w:ascii="Arial" w:hAnsi="Arial" w:cs="Arial"/>
+          <w:sz w:val="24"/>
+          <w:szCs w:val="24"/>
+        </w:rPr>
+        <w:t xml:space="preserve">em que o computador executa as tarefas. </w:t>
+      </w:r>
+    </w:p>
+    <w:p>
+      <w:pPr>
+        <w:jc w:val="both"/>
+        <w:rPr>
+          <w:rFonts w:ascii="Arial" w:hAnsi="Arial" w:cs="Arial"/>
+          <w:sz w:val="24"/>
+          <w:szCs w:val="24"/>
+        </w:rPr>
+      </w:pPr>
+      <w:r>
+        <w:rPr>
+          <w:rFonts w:ascii="Arial" w:hAnsi="Arial" w:cs="Arial"/>
+          <w:sz w:val="24"/>
+          <w:szCs w:val="24"/>
+        </w:rPr>
+        <w:tab/>
+      </w:r>
+      <w:r>
+        <w:rPr>
+          <w:rFonts w:ascii="Arial" w:hAnsi="Arial" w:cs="Arial"/>
+          <w:b/>
+          <w:bCs/>
+          <w:sz w:val="24"/>
+          <w:szCs w:val="24"/>
+        </w:rPr>
+        <w:t>Algoritmo</w:t>
+      </w:r>
+      <w:r>
+        <w:rPr>
+          <w:rFonts w:ascii="Arial" w:hAnsi="Arial" w:cs="Arial"/>
+          <w:sz w:val="24"/>
+          <w:szCs w:val="24"/>
+        </w:rPr>
+        <w:t xml:space="preserve"> – sequência finita de passos que levam a execução de uma tarefa.</w:t>
+      </w:r>
+      <w:r>
+        <w:rPr>
+          <w:rFonts w:ascii="Arial" w:hAnsi="Arial" w:cs="Arial"/>
+          <w:sz w:val="24"/>
+          <w:szCs w:val="24"/>
+        </w:rPr>
+        <w:t xml:space="preserve"> É a planta da casa (ideia, projeto).</w:t>
+      </w:r>
+      <w:r>
+        <w:rPr>
+          <w:rFonts w:ascii="Arial" w:hAnsi="Arial" w:cs="Arial"/>
+          <w:sz w:val="24"/>
+          <w:szCs w:val="24"/>
+        </w:rPr>
+        <w:t xml:space="preserve"> Inicialmente </w:t>
+      </w:r>
+    </w:p>
+    <w:p>
+      <w:pPr>
+        <w:jc w:val="both"/>
+        <w:rPr>
+          <w:rFonts w:ascii="Arial" w:hAnsi="Arial" w:cs="Arial"/>
+          <w:sz w:val="24"/>
+          <w:szCs w:val="24"/>
+        </w:rPr>
+      </w:pPr>
+      <w:r>
+        <w:rPr>
+          <w:rFonts w:ascii="Arial" w:hAnsi="Arial" w:cs="Arial"/>
+          <w:sz w:val="24"/>
+          <w:szCs w:val="24"/>
+        </w:rPr>
+        <w:tab/>
+      </w:r>
+      <w:r>
+        <w:rPr>
+          <w:rFonts w:ascii="Arial" w:hAnsi="Arial" w:cs="Arial"/>
+          <w:b/>
+          <w:bCs/>
+          <w:sz w:val="24"/>
+          <w:szCs w:val="24"/>
+        </w:rPr>
+        <w:t>Programa de computador</w:t>
+      </w:r>
+      <w:r>
+        <w:rPr>
+          <w:rFonts w:ascii="Arial" w:hAnsi="Arial" w:cs="Arial"/>
+          <w:sz w:val="24"/>
+          <w:szCs w:val="24"/>
+        </w:rPr>
+        <w:t xml:space="preserve"> – são algoritmos escritos em uma linguagem de programação.</w:t>
+      </w:r>
+    </w:p>
+    <w:p>
+      <w:pPr>
+        <w:jc w:val="both"/>
+        <w:rPr>
+          <w:rFonts w:ascii="Arial" w:hAnsi="Arial" w:cs="Arial"/>
+          <w:sz w:val="24"/>
+          <w:szCs w:val="24"/>
+        </w:rPr>
+      </w:pPr>
+      <w:r>
+        <w:rPr>
+          <w:rFonts w:ascii="Arial" w:hAnsi="Arial" w:cs="Arial"/>
+          <w:sz w:val="24"/>
+          <w:szCs w:val="24"/>
+        </w:rPr>
+        <w:tab/>
+        <w:t>Ordenação do pensamento</w:t>
+      </w:r>
+      <w:r>
+        <w:rPr>
+          <w:rFonts w:ascii="Arial" w:hAnsi="Arial" w:cs="Arial"/>
+          <w:sz w:val="24"/>
+          <w:szCs w:val="24"/>
+        </w:rPr>
+        <w:t xml:space="preserve"> para estruturação da lógica.</w:t>
+      </w:r>
+    </w:p>
+    <w:p>
+      <w:pPr>
+        <w:jc w:val="both"/>
+        <w:rPr>
+          <w:rFonts w:ascii="Arial" w:hAnsi="Arial" w:cs="Arial"/>
+          <w:b/>
+          <w:bCs/>
+          <w:sz w:val="24"/>
+          <w:szCs w:val="24"/>
+        </w:rPr>
+      </w:pPr>
+      <w:r>
+        <w:rPr>
+          <w:rFonts w:ascii="Arial" w:hAnsi="Arial" w:cs="Arial"/>
+          <w:b/>
+          <w:bCs/>
+          <w:sz w:val="24"/>
+          <w:szCs w:val="24"/>
+          <w:highlight w:val="yellow"/>
+        </w:rPr>
+        <w:t>IMPORTANTE</w:t>
+      </w:r>
+      <w:r>
+        <w:rPr>
+          <w:rFonts w:ascii="Arial" w:hAnsi="Arial" w:cs="Arial"/>
+          <w:b/>
+          <w:bCs/>
+          <w:sz w:val="24"/>
+          <w:szCs w:val="24"/>
+          <w:highlight w:val="yellow"/>
+        </w:rPr>
+        <w:t xml:space="preserve"> (PARA DESENVOLVEDOR)</w:t>
+      </w:r>
+      <w:r>
+        <w:rPr>
+          <w:rFonts w:ascii="Arial" w:hAnsi="Arial" w:cs="Arial"/>
+          <w:b/>
+          <w:bCs/>
+          <w:sz w:val="24"/>
+          <w:szCs w:val="24"/>
+          <w:highlight w:val="yellow"/>
+        </w:rPr>
+        <w:t>:</w:t>
+      </w:r>
+      <w:r>
+        <w:rPr>
+          <w:rFonts w:ascii="Arial" w:hAnsi="Arial" w:cs="Arial"/>
+          <w:b/>
+          <w:bCs/>
+          <w:sz w:val="24"/>
+          <w:szCs w:val="24"/>
+        </w:rPr>
+        <w:t xml:space="preserve"> </w:t>
+      </w:r>
+      <w:r>
+        <w:rPr>
+          <w:rFonts w:ascii="Arial" w:hAnsi="Arial" w:cs="Arial"/>
+          <w:sz w:val="24"/>
+          <w:szCs w:val="24"/>
+        </w:rPr>
+        <w:t xml:space="preserve">Toda vez que pensar em </w:t>
+      </w:r>
+      <w:r>
+        <w:rPr>
+          <w:rFonts w:ascii="Arial" w:hAnsi="Arial" w:cs="Arial"/>
+          <w:b/>
+          <w:bCs/>
+          <w:sz w:val="24"/>
+          <w:szCs w:val="24"/>
+        </w:rPr>
+        <w:t xml:space="preserve">algoritmo </w:t>
+      </w:r>
+      <w:r>
+        <w:rPr>
+          <w:rFonts w:ascii="Arial" w:hAnsi="Arial" w:cs="Arial"/>
+          <w:sz w:val="24"/>
+          <w:szCs w:val="24"/>
+        </w:rPr>
+        <w:t xml:space="preserve">ou pensar em </w:t>
+      </w:r>
+      <w:r>
+        <w:rPr>
+          <w:rFonts w:ascii="Arial" w:hAnsi="Arial" w:cs="Arial"/>
+          <w:b/>
+          <w:bCs/>
+          <w:sz w:val="24"/>
+          <w:szCs w:val="24"/>
+        </w:rPr>
+        <w:t xml:space="preserve">programação </w:t>
+      </w:r>
+      <w:r>
+        <w:rPr>
+          <w:rFonts w:ascii="Arial" w:hAnsi="Arial" w:cs="Arial"/>
+          <w:sz w:val="24"/>
+          <w:szCs w:val="24"/>
+        </w:rPr>
+        <w:t xml:space="preserve">tem que se pensar em </w:t>
+      </w:r>
+      <w:r>
+        <w:rPr>
+          <w:rFonts w:ascii="Arial" w:hAnsi="Arial" w:cs="Arial"/>
+          <w:b/>
+          <w:bCs/>
+          <w:sz w:val="24"/>
+          <w:szCs w:val="24"/>
+        </w:rPr>
+        <w:t>Entrada</w:t>
+      </w:r>
+      <w:r>
+        <w:rPr>
+          <w:rFonts w:ascii="Arial" w:hAnsi="Arial" w:cs="Arial"/>
+          <w:b/>
+          <w:bCs/>
+          <w:sz w:val="24"/>
+          <w:szCs w:val="24"/>
+        </w:rPr>
+        <w:t xml:space="preserve"> </w:t>
+      </w:r>
+      <w:r>
+        <w:rPr>
+          <w:rFonts w:ascii="Arial" w:hAnsi="Arial" w:cs="Arial"/>
+          <w:sz w:val="24"/>
+          <w:szCs w:val="24"/>
+        </w:rPr>
+        <w:t>(variáveis, constantes, Arrays)</w:t>
+      </w:r>
+      <w:r>
+        <w:rPr>
+          <w:rFonts w:ascii="Arial" w:hAnsi="Arial" w:cs="Arial"/>
+          <w:b/>
+          <w:bCs/>
+          <w:sz w:val="24"/>
+          <w:szCs w:val="24"/>
+        </w:rPr>
+        <w:t xml:space="preserve"> &gt; Processamento</w:t>
+      </w:r>
+      <w:r>
+        <w:rPr>
+          <w:rFonts w:ascii="Arial" w:hAnsi="Arial" w:cs="Arial"/>
+          <w:b/>
+          <w:bCs/>
+          <w:sz w:val="24"/>
+          <w:szCs w:val="24"/>
+        </w:rPr>
+        <w:t xml:space="preserve"> </w:t>
+      </w:r>
+      <w:r>
+        <w:rPr>
+          <w:rFonts w:ascii="Arial" w:hAnsi="Arial" w:cs="Arial"/>
+          <w:sz w:val="24"/>
+          <w:szCs w:val="24"/>
+        </w:rPr>
+        <w:t>(operadores aritméticos, relacionais, atribuição e lógicos)</w:t>
+      </w:r>
+      <w:r>
+        <w:rPr>
+          <w:rFonts w:ascii="Arial" w:hAnsi="Arial" w:cs="Arial"/>
+          <w:b/>
+          <w:bCs/>
+          <w:sz w:val="24"/>
+          <w:szCs w:val="24"/>
+        </w:rPr>
+        <w:t xml:space="preserve"> &gt; Saída.</w:t>
+      </w:r>
+    </w:p>
+    <w:p>
+      <w:pPr>
+        <w:jc w:val="both"/>
+        <w:rPr>
+          <w:rFonts w:ascii="Arial" w:hAnsi="Arial" w:cs="Arial"/>
+          <w:sz w:val="24"/>
+          <w:szCs w:val="24"/>
+        </w:rPr>
+      </w:pPr>
+      <w:r>
+        <w:rPr>
+          <w:rFonts w:ascii="Arial" w:hAnsi="Arial" w:cs="Arial"/>
+          <w:b/>
+          <w:bCs/>
+          <w:sz w:val="24"/>
+          <w:szCs w:val="24"/>
+        </w:rPr>
+        <w:t xml:space="preserve">Como começar a planejar um algoritmo – </w:t>
+      </w:r>
+      <w:r>
+        <w:rPr>
+          <w:rFonts w:ascii="Arial" w:hAnsi="Arial" w:cs="Arial"/>
+          <w:sz w:val="24"/>
+          <w:szCs w:val="24"/>
+        </w:rPr>
+        <w:t>Narrativa (descrição) &gt; Fluxograma (representação gráfica) &gt; Pseudocódigo.</w:t>
+      </w:r>
+    </w:p>
+    <w:p>
+      <w:pPr>
+        <w:jc w:val="both"/>
+        <w:rPr>
+          <w:rFonts w:ascii="Arial" w:hAnsi="Arial" w:cs="Arial"/>
+          <w:sz w:val="24"/>
+          <w:szCs w:val="24"/>
+        </w:rPr>
+      </w:pPr>
+      <w:r>
+        <w:rPr>
+          <w:rFonts w:ascii="Arial" w:hAnsi="Arial" w:cs="Arial"/>
+          <w:b/>
+          <w:bCs/>
+          <w:sz w:val="24"/>
+          <w:szCs w:val="24"/>
+        </w:rPr>
+        <w:sym w:font="Wingdings" w:char="F0E0"/>
+      </w:r>
+      <w:r>
+        <w:rPr>
+          <w:rFonts w:ascii="Arial" w:hAnsi="Arial" w:cs="Arial"/>
+          <w:b/>
+          <w:bCs/>
+          <w:sz w:val="24"/>
+          <w:szCs w:val="24"/>
+        </w:rPr>
+        <w:t xml:space="preserve"> </w:t>
+      </w:r>
+      <w:hyperlink r:id="rId16" w:history="1">
+        <w:r>
+          <w:rPr>
+            <w:rStyle w:val="Hyperlink"/>
+            <w:rFonts w:ascii="Arial" w:hAnsi="Arial" w:cs="Arial"/>
+            <w:b/>
+            <w:bCs/>
+            <w:sz w:val="24"/>
+            <w:szCs w:val="24"/>
+            <w:highlight w:val="yellow"/>
+          </w:rPr>
+          <w:t>https://www.youtube.com/watch?v=WTQi</w:t>
+        </w:r>
+        <w:r>
+          <w:rPr>
+            <w:rStyle w:val="Hyperlink"/>
+            <w:rFonts w:ascii="Arial" w:hAnsi="Arial" w:cs="Arial"/>
+            <w:b/>
+            <w:bCs/>
+            <w:sz w:val="24"/>
+            <w:szCs w:val="24"/>
+            <w:highlight w:val="yellow"/>
+          </w:rPr>
+          <w:t>Z</w:t>
+        </w:r>
+        <w:r>
+          <w:rPr>
+            <w:rStyle w:val="Hyperlink"/>
+            <w:rFonts w:ascii="Arial" w:hAnsi="Arial" w:cs="Arial"/>
+            <w:b/>
+            <w:bCs/>
+            <w:sz w:val="24"/>
+            <w:szCs w:val="24"/>
+            <w:highlight w:val="yellow"/>
+          </w:rPr>
+          <w:t>4zyIJw</w:t>
+        </w:r>
+      </w:hyperlink>
+      <w:r>
+        <w:rPr>
+          <w:rFonts w:ascii="Arial" w:hAnsi="Arial" w:cs="Arial"/>
+          <w:b/>
+          <w:bCs/>
+          <w:sz w:val="24"/>
+          <w:szCs w:val="24"/>
+        </w:rPr>
+        <w:t xml:space="preserve"> </w:t>
+      </w:r>
+      <w:r>
+        <w:rPr>
+          <w:rFonts w:ascii="Arial" w:hAnsi="Arial" w:cs="Arial"/>
+          <w:b/>
+          <w:bCs/>
+          <w:sz w:val="24"/>
+          <w:szCs w:val="24"/>
+        </w:rPr>
+        <w:t xml:space="preserve"> (</w:t>
+      </w:r>
+      <w:r>
+        <w:rPr>
+          <w:rFonts w:ascii="Arial" w:hAnsi="Arial" w:cs="Arial"/>
+          <w:sz w:val="24"/>
+          <w:szCs w:val="24"/>
+        </w:rPr>
+        <w:t xml:space="preserve">Youtube – </w:t>
+      </w:r>
+      <w:r>
+        <w:rPr>
+          <w:rFonts w:ascii="Arial" w:hAnsi="Arial" w:cs="Arial"/>
+          <w:sz w:val="24"/>
+          <w:szCs w:val="24"/>
+        </w:rPr>
+        <w:t>Agenda 02 DS- Módulo 1</w:t>
+      </w:r>
+      <w:r>
+        <w:rPr>
+          <w:rFonts w:ascii="Arial" w:hAnsi="Arial" w:cs="Arial"/>
+          <w:sz w:val="24"/>
+          <w:szCs w:val="24"/>
+        </w:rPr>
+        <w:t xml:space="preserve"> – GEEaD).</w:t>
+      </w:r>
+    </w:p>
+    <w:p>
+      <w:pPr>
+        <w:jc w:val="both"/>
+        <w:rPr>
+          <w:rFonts w:ascii="Arial" w:hAnsi="Arial" w:cs="Arial"/>
+          <w:sz w:val="24"/>
+          <w:szCs w:val="24"/>
+        </w:rPr>
+      </w:pPr>
+      <w:r>
+        <w:rPr>
+          <w:rFonts w:ascii="Arial" w:hAnsi="Arial" w:cs="Arial"/>
+          <w:b/>
+          <w:bCs/>
+          <w:sz w:val="24"/>
+          <w:szCs w:val="24"/>
+        </w:rPr>
+        <w:sym w:font="Wingdings" w:char="F0E0"/>
+      </w:r>
+      <w:r>
+        <w:rPr>
+          <w:rFonts w:ascii="Arial" w:hAnsi="Arial" w:cs="Arial"/>
+          <w:b/>
+          <w:bCs/>
+          <w:sz w:val="24"/>
+          <w:szCs w:val="24"/>
+        </w:rPr>
+        <w:t xml:space="preserve"> </w:t>
+      </w:r>
+      <w:hyperlink r:id="rId17" w:history="1">
+        <w:r>
+          <w:rPr>
+            <w:rStyle w:val="Hyperlink"/>
+            <w:rFonts w:ascii="Arial" w:hAnsi="Arial" w:cs="Arial"/>
+            <w:b/>
+            <w:bCs/>
+            <w:sz w:val="24"/>
+            <w:szCs w:val="24"/>
+            <w:highlight w:val="yellow"/>
+          </w:rPr>
+          <w:t>https://www.youtube.com/watch?v=aYYpwb7z</w:t>
+        </w:r>
+        <w:r>
+          <w:rPr>
+            <w:rStyle w:val="Hyperlink"/>
+            <w:rFonts w:ascii="Arial" w:hAnsi="Arial" w:cs="Arial"/>
+            <w:b/>
+            <w:bCs/>
+            <w:sz w:val="24"/>
+            <w:szCs w:val="24"/>
+            <w:highlight w:val="yellow"/>
+          </w:rPr>
+          <w:t>A</w:t>
+        </w:r>
+        <w:r>
+          <w:rPr>
+            <w:rStyle w:val="Hyperlink"/>
+            <w:rFonts w:ascii="Arial" w:hAnsi="Arial" w:cs="Arial"/>
+            <w:b/>
+            <w:bCs/>
+            <w:sz w:val="24"/>
+            <w:szCs w:val="24"/>
+            <w:highlight w:val="yellow"/>
+          </w:rPr>
+          <w:t>sU</w:t>
+        </w:r>
+      </w:hyperlink>
+      <w:r>
+        <w:rPr>
+          <w:rFonts w:ascii="Arial" w:hAnsi="Arial" w:cs="Arial"/>
+          <w:b/>
+          <w:bCs/>
+          <w:sz w:val="24"/>
+          <w:szCs w:val="24"/>
+        </w:rPr>
+        <w:t xml:space="preserve"> </w:t>
+      </w:r>
+      <w:r>
+        <w:rPr>
+          <w:rFonts w:ascii="Arial" w:hAnsi="Arial" w:cs="Arial"/>
+          <w:b/>
+          <w:bCs/>
+          <w:sz w:val="24"/>
+          <w:szCs w:val="24"/>
+        </w:rPr>
+        <w:t xml:space="preserve"> (</w:t>
+      </w:r>
+      <w:r>
+        <w:rPr>
+          <w:rFonts w:ascii="Arial" w:hAnsi="Arial" w:cs="Arial"/>
+          <w:sz w:val="24"/>
+          <w:szCs w:val="24"/>
+        </w:rPr>
+        <w:t xml:space="preserve">Youtube – </w:t>
+      </w:r>
+      <w:r>
+        <w:rPr>
+          <w:rFonts w:ascii="Arial" w:hAnsi="Arial" w:cs="Arial"/>
+          <w:sz w:val="24"/>
+          <w:szCs w:val="24"/>
+        </w:rPr>
+        <w:t>Informática – módulo 1 -agenda 10</w:t>
+      </w:r>
+      <w:r>
+        <w:rPr>
+          <w:rFonts w:ascii="Arial" w:hAnsi="Arial" w:cs="Arial"/>
+          <w:sz w:val="24"/>
+          <w:szCs w:val="24"/>
+        </w:rPr>
+        <w:t xml:space="preserve"> – GEEaD).</w:t>
+      </w:r>
+    </w:p>
+    <w:p>
+      <w:pPr>
+        <w:jc w:val="both"/>
+        <w:rPr>
+          <w:rFonts w:ascii="Arial" w:hAnsi="Arial" w:cs="Arial"/>
+          <w:sz w:val="24"/>
+          <w:szCs w:val="24"/>
+        </w:rPr>
+      </w:pPr>
+      <w:r>
+        <w:rPr>
+          <w:rFonts w:ascii="Arial" w:hAnsi="Arial" w:cs="Arial"/>
+          <w:b/>
+          <w:bCs/>
+          <w:sz w:val="24"/>
+          <w:szCs w:val="24"/>
+        </w:rPr>
+        <w:sym w:font="Wingdings" w:char="F0E0"/>
+      </w:r>
+      <w:r>
+        <w:rPr>
+          <w:rFonts w:ascii="Arial" w:hAnsi="Arial" w:cs="Arial"/>
+          <w:b/>
+          <w:bCs/>
+          <w:sz w:val="24"/>
+          <w:szCs w:val="24"/>
+        </w:rPr>
+        <w:t xml:space="preserve"> </w:t>
+      </w:r>
+      <w:hyperlink r:id="rId18" w:history="1">
+        <w:r>
+          <w:rPr>
+            <w:rStyle w:val="Hyperlink"/>
+            <w:rFonts w:ascii="Arial" w:hAnsi="Arial" w:cs="Arial"/>
+            <w:b/>
+            <w:bCs/>
+            <w:sz w:val="24"/>
+            <w:szCs w:val="24"/>
+          </w:rPr>
+          <w:t>https://www.youtube.com/watch?v=Ig4QZNp</w:t>
         </w:r>
         <w:r>
           <w:rPr>
@@ -5099,7 +5580,7 @@
             <w:sz w:val="24"/>
             <w:szCs w:val="24"/>
           </w:rPr>
-          <w:t>b</w:t>
+          <w:t>V</w:t>
         </w:r>
         <w:r>
           <w:rPr>
@@ -5110,7 +5591,7 @@
             <w:sz w:val="24"/>
             <w:szCs w:val="24"/>
           </w:rPr>
-          <w:t>e.com/watch?v=2l1Hz3U_yx0</w:t>
+          <w:t>ZYs</w:t>
         </w:r>
       </w:hyperlink>
       <w:r>
@@ -5131,49 +5612,23 @@
           <w:sz w:val="24"/>
           <w:szCs w:val="24"/>
         </w:rPr>
-        <w:t xml:space="preserve"> (</w:t>
-      </w:r>
-      <w:proofErr w:type="spellStart"/>
-      <w:r>
-        <w:rPr>
-          <w:rFonts w:ascii="Arial" w:hAnsi="Arial" w:cs="Arial"/>
-          <w:sz w:val="24"/>
-          <w:szCs w:val="24"/>
-        </w:rPr>
-        <w:t>Cataline</w:t>
-      </w:r>
-      <w:proofErr w:type="spellEnd"/>
-      <w:r>
-        <w:rPr>
-          <w:rFonts w:ascii="Arial" w:hAnsi="Arial" w:cs="Arial"/>
-          <w:sz w:val="24"/>
-          <w:szCs w:val="24"/>
-        </w:rPr>
-        <w:t xml:space="preserve"> – Lógica de programação 0</w:t>
-      </w:r>
-      <w:r>
-        <w:rPr>
-          <w:rFonts w:ascii="Arial" w:hAnsi="Arial" w:cs="Arial"/>
-          <w:sz w:val="24"/>
-          <w:szCs w:val="24"/>
-        </w:rPr>
-        <w:t>8</w:t>
-      </w:r>
-      <w:r>
-        <w:rPr>
-          <w:rFonts w:ascii="Arial" w:hAnsi="Arial" w:cs="Arial"/>
-          <w:sz w:val="24"/>
-          <w:szCs w:val="24"/>
-        </w:rPr>
-        <w:t xml:space="preserve"> – Operadores </w:t>
-      </w:r>
-      <w:r>
-        <w:rPr>
-          <w:rFonts w:ascii="Arial" w:hAnsi="Arial" w:cs="Arial"/>
-          <w:sz w:val="24"/>
-          <w:szCs w:val="24"/>
-        </w:rPr>
-        <w:t>lógicos</w:t>
+        <w:t>(</w:t>
+      </w:r>
+      <w:r>
+        <w:rPr>
+          <w:rFonts w:ascii="Arial" w:hAnsi="Arial" w:cs="Arial"/>
+          <w:sz w:val="24"/>
+          <w:szCs w:val="24"/>
+        </w:rPr>
+        <w:t xml:space="preserve">Youtube – </w:t>
+      </w:r>
+      <w:r>
+        <w:rPr>
+          <w:rFonts w:ascii="Arial" w:hAnsi="Arial" w:cs="Arial"/>
+          <w:sz w:val="24"/>
+          <w:szCs w:val="24"/>
+        </w:rPr>
+        <w:t>Operadores lógicos e relacionais curso algoritmo #4 – Gustavo Guanabara</w:t>
       </w:r>
       <w:r>
         <w:rPr>
@@ -5189,8 +5644,107 @@
         <w:jc w:val="both"/>
         <w:rPr>
           <w:rFonts w:ascii="Arial" w:hAnsi="Arial" w:cs="Arial"/>
-          <w:b/>
-          <w:bCs/>
+          <w:sz w:val="24"/>
+          <w:szCs w:val="24"/>
+        </w:rPr>
+      </w:pPr>
+      <w:r>
+        <w:rPr>
+          <w:rFonts w:ascii="Arial" w:hAnsi="Arial" w:cs="Arial"/>
+          <w:sz w:val="24"/>
+          <w:szCs w:val="24"/>
+        </w:rPr>
+        <w:sym w:font="Wingdings" w:char="F0E0"/>
+      </w:r>
+      <w:r>
+        <w:rPr>
+          <w:rFonts w:ascii="Arial" w:hAnsi="Arial" w:cs="Arial"/>
+          <w:sz w:val="24"/>
+          <w:szCs w:val="24"/>
+        </w:rPr>
+        <w:t xml:space="preserve"> </w:t>
+      </w:r>
+      <w:hyperlink r:id="rId19" w:history="1">
+        <w:r>
+          <w:rPr>
+            <w:rStyle w:val="Hyperlink"/>
+            <w:rFonts w:ascii="Arial" w:hAnsi="Arial" w:cs="Arial"/>
+            <w:sz w:val="24"/>
+            <w:szCs w:val="24"/>
+          </w:rPr>
+          <w:t>https://w</w:t>
+        </w:r>
+        <w:r>
+          <w:rPr>
+            <w:rStyle w:val="Hyperlink"/>
+            <w:rFonts w:ascii="Arial" w:hAnsi="Arial" w:cs="Arial"/>
+            <w:sz w:val="24"/>
+            <w:szCs w:val="24"/>
+          </w:rPr>
+          <w:t>w</w:t>
+        </w:r>
+        <w:r>
+          <w:rPr>
+            <w:rStyle w:val="Hyperlink"/>
+            <w:rFonts w:ascii="Arial" w:hAnsi="Arial" w:cs="Arial"/>
+            <w:sz w:val="24"/>
+            <w:szCs w:val="24"/>
+          </w:rPr>
+          <w:t>w.youtube.co</w:t>
+        </w:r>
+        <w:r>
+          <w:rPr>
+            <w:rStyle w:val="Hyperlink"/>
+            <w:rFonts w:ascii="Arial" w:hAnsi="Arial" w:cs="Arial"/>
+            <w:sz w:val="24"/>
+            <w:szCs w:val="24"/>
+          </w:rPr>
+          <w:t>m</w:t>
+        </w:r>
+        <w:r>
+          <w:rPr>
+            <w:rStyle w:val="Hyperlink"/>
+            <w:rFonts w:ascii="Arial" w:hAnsi="Arial" w:cs="Arial"/>
+            <w:sz w:val="24"/>
+            <w:szCs w:val="24"/>
+          </w:rPr>
+          <w:t>/watch?v=sTX0UEplF54&amp;list=PLHz_AreHm4dkI2ZdjTwZA4mPMxWTfNSpR</w:t>
+        </w:r>
+      </w:hyperlink>
+      <w:r>
+        <w:rPr>
+          <w:rFonts w:ascii="Arial" w:hAnsi="Arial" w:cs="Arial"/>
+          <w:sz w:val="24"/>
+          <w:szCs w:val="24"/>
+        </w:rPr>
+        <w:t xml:space="preserve"> (Playlist Curso de Java para Iniciantes – Gustavo Guanabara)</w:t>
+      </w:r>
+    </w:p>
+    <w:p>
+      <w:pPr>
+        <w:jc w:val="both"/>
+        <w:rPr>
+          <w:rFonts w:ascii="Arial" w:hAnsi="Arial" w:cs="Arial"/>
+          <w:sz w:val="24"/>
+          <w:szCs w:val="24"/>
+        </w:rPr>
+      </w:pPr>
+    </w:p>
+    <w:p>
+      <w:pPr>
+        <w:jc w:val="both"/>
+        <w:rPr>
+          <w:rFonts w:ascii="Arial" w:hAnsi="Arial" w:cs="Arial"/>
+          <w:sz w:val="24"/>
+          <w:szCs w:val="24"/>
+        </w:rPr>
+      </w:pPr>
+    </w:p>
+    <w:p>
+      <w:pPr>
+        <w:jc w:val="both"/>
+        <w:rPr>
+          <w:rFonts w:ascii="Arial" w:hAnsi="Arial" w:cs="Arial"/>
           <w:sz w:val="24"/>
           <w:szCs w:val="24"/>
         </w:rPr>
